--- a/project-unicorn/GDDs/GDD — SATIŞ MODÜLÜ (rev 6 · İNŞA SÜRÜMÜ).docx
+++ b/project-unicorn/GDDs/GDD — SATIŞ MODÜLÜ (rev 6 · İNŞA SÜRÜMÜ).docx
@@ -15,7 +15,7 @@
           <w:szCs w:val="46"/>
         </w:rPr>
       </w:pPr>
-      <w:bookmarkStart w:colFirst="0" w:colLast="0" w:name="_rrq0v846b8qa" w:id="0"/>
+      <w:bookmarkStart w:colFirst="0" w:colLast="0" w:name="_hkqq9ppe67kl" w:id="0"/>
       <w:bookmarkEnd w:id="0"/>
       <w:r>
         <w:rPr>
@@ -25,7 +25,7 @@
           <w:szCs w:val="46"/>
           <w:rtl w:val="0"/>
         </w:rPr>
-        <w:t xml:space="preserve">GDD — SATIŞ MODÜLÜ (rev 6 · İNŞA SÜRÜMÜ)</w:t>
+        <w:t xml:space="preserve">GDD — SATIŞ MODÜLÜ (rev 6.1 · İNŞA SÜRÜMÜ)</w:t>
       </w:r>
     </w:p>
     <w:p>
@@ -41,7 +41,7 @@
           <w:szCs w:val="34"/>
         </w:rPr>
       </w:pPr>
-      <w:bookmarkStart w:colFirst="0" w:colLast="0" w:name="_gcwme29t3pe0" w:id="1"/>
+      <w:bookmarkStart w:colFirst="0" w:colLast="0" w:name="_s90i4s5rxw5g" w:id="1"/>
       <w:bookmarkEnd w:id="1"/>
       <w:r>
         <w:rPr>
@@ -61,23 +61,17 @@
       </w:pPr>
       <w:r>
         <w:rPr>
-          <w:rtl w:val="0"/>
-        </w:rPr>
-        <w:t xml:space="preserve">Satış modülünün TEK KAYNAĞIDIR. Durum: </w:t>
-      </w:r>
-      <w:r>
-        <w:rPr>
-          <w:b w:val="1"/>
-          <w:bCs w:val="1"/>
-          <w:rtl w:val="0"/>
-        </w:rPr>
-        <w:t xml:space="preserve">İNŞA SÜRÜMÜ</w:t>
-      </w:r>
-      <w:r>
-        <w:rPr>
-          <w:rtl w:val="0"/>
-        </w:rPr>
-        <w:t xml:space="preserve">, 2026-08-26 (rev 6). GDD v2 ch04'ü geçersiz kılar. İmplementasyon bu belgeden yapılır; kalan açık işler içerik fazının ve EA'nin işidir, inşayı bloklamaz (§18).</w:t>
+          <w:b w:val="1"/>
+          <w:bCs w:val="1"/>
+          <w:rtl w:val="0"/>
+        </w:rPr>
+        <w:t xml:space="preserve">rev 6 → 6.1 (direktör hükmü, teslim sonrası):</w:t>
+      </w:r>
+      <w:r>
+        <w:rPr>
+          <w:rtl w:val="0"/>
+        </w:rPr>
+        <w:t xml:space="preserve"> §5.1.1'e SAHNE SUNUMU mühürlendi — toplantı sahnesinin görsel evi VC pitch sahnesinin düzenidir (solda toplantı ortamı + karşı tarafın kimliği, sağda diyalog sütunu); terminal grameri SEKMEYE aittir, sahneye değil. Mekanikler değişmez; yalnız sahne kabuğu bu düzene taşınır.</w:t>
       </w:r>
     </w:p>
     <w:p>
@@ -87,200 +81,23 @@
       </w:pPr>
       <w:r>
         <w:rPr>
-          <w:b w:val="1"/>
-          <w:bCs w:val="1"/>
-          <w:rtl w:val="0"/>
-        </w:rPr>
-        <w:t xml:space="preserve">rev 5 → rev 6 kapanışları (direktör hükümleri):</w:t>
-      </w:r>
-      <w:r>
-        <w:rPr>
-          <w:rtl w:val="0"/>
-        </w:rPr>
-        <w:t xml:space="preserve"> sahne kurgusu MÜHÜRLENDİ — müşteri toplantıyı bitirir, toplantı şekilleri değişir, fiiller bağlamsal, kilit bir kez, iğne sessiz, iç ses bütçeli (§5.1.1) · </w:t>
-      </w:r>
-      <w:r>
-        <w:rPr>
-          <w:b w:val="1"/>
-          <w:bCs w:val="1"/>
-          <w:rtl w:val="0"/>
-        </w:rPr>
-        <w:t xml:space="preserve">Perde 2 DİYALOGSUZ</w:t>
-      </w:r>
-      <w:r>
-        <w:rPr>
-          <w:rtl w:val="0"/>
-        </w:rPr>
-        <w:t xml:space="preserve"> — pazarlıkta replik yoktur, mekanizma sessiz çalışır (§5.3.1) · </w:t>
-      </w:r>
-      <w:r>
-        <w:rPr>
-          <w:b w:val="1"/>
-          <w:bCs w:val="1"/>
-          <w:rtl w:val="0"/>
-        </w:rPr>
-        <w:t xml:space="preserve">referans ruling'i</w:t>
-      </w:r>
-      <w:r>
-        <w:rPr>
-          <w:rtl w:val="0"/>
-        </w:rPr>
-        <w:t xml:space="preserve"> — referans müşteri sorusu değildir; oyuncu kozu olarak oynanır, yokluğu eksi üretmez (§5.1) · §10 dil örneğine dönüştü — yapısal şablon değil, yazım kalite hedefi · üslup yasaları eklendi (§11.9) · kayıp-nedeni çalışma taksonomisi eklendi (§5.2) · UI hükmü güncellendi — bu turda ajan, mevcut terminal görsel dilini referans alarak UI'ı kendisi uyarlar (§18) · band gösterimi MÜHÜRLENDİ (§7.2.2). [ÇALIŞMA] makul ilk değer; [K] kalibrasyon yüzeyi; etiketsiz maddeler MÜHÜRLÜ.</w:t>
-      </w:r>
-    </w:p>
-    <w:p>
-      <w:pPr>
-        <w:spacing w:after="240" w:before="240" w:lineRule="auto"/>
-        <w:rPr>
-          <w:b w:val="1"/>
-          <w:bCs w:val="1"/>
-        </w:rPr>
-      </w:pPr>
-      <w:r>
-        <w:rPr>
-          <w:b w:val="1"/>
-          <w:bCs w:val="1"/>
-          <w:rtl w:val="0"/>
-        </w:rPr>
-        <w:t xml:space="preserve">Bağlayıcı ilişkiler:</w:t>
-      </w:r>
-    </w:p>
-    <w:p>
-      <w:pPr>
-        <w:numPr>
-          <w:ilvl w:val="0"/>
-          <w:numId w:val="5"/>
-        </w:numPr>
-        <w:spacing w:after="0" w:afterAutospacing="0" w:before="240" w:lineRule="auto"/>
-        <w:ind w:left="720" w:hanging="360"/>
-      </w:pPr>
-      <w:r>
-        <w:rPr>
-          <w:b w:val="1"/>
-          <w:bCs w:val="1"/>
-          <w:rtl w:val="0"/>
-        </w:rPr>
-        <w:t xml:space="preserve">Ürün rev 6.1:</w:t>
-      </w:r>
-      <w:r>
-        <w:rPr>
-          <w:rtl w:val="0"/>
-        </w:rPr>
-        <w:t xml:space="preserve"> Sinyal karışımı tabloları (Ürün §14) tek kaynaktır. İlgi'nin sahibi Ürün'dür (§9). </w:t>
-      </w:r>
-      <w:r>
-        <w:rPr>
-          <w:b w:val="1"/>
-          <w:bCs w:val="1"/>
-          <w:rtl w:val="0"/>
-        </w:rPr>
-        <w:t xml:space="preserve">B2B fiyatın tek evi pitch'tir</w:t>
-      </w:r>
-      <w:r>
-        <w:rPr>
-          <w:rtl w:val="0"/>
-        </w:rPr>
-        <w:t xml:space="preserve"> (Ürün §3); bu belge o evi kurar. Talep üreteci (Ürün §15) olay paketindedir; bu belge yalnız yazma ucunu tanımlar. Hat durumları, eksen okumaları, sağlayıcı kademesi Ürün §19'dan okunur. Doluluk/aşım sahibi Ürün §10'dur; imzalanan koltuklar oradaki hesaba girer.</w:t>
-      </w:r>
-    </w:p>
-    <w:p>
-      <w:pPr>
-        <w:numPr>
-          <w:ilvl w:val="0"/>
-          <w:numId w:val="5"/>
-        </w:numPr>
-        <w:spacing w:after="0" w:afterAutospacing="0" w:before="0" w:beforeAutospacing="0" w:lineRule="auto"/>
-        <w:ind w:left="720" w:hanging="360"/>
-      </w:pPr>
-      <w:r>
-        <w:rPr>
-          <w:b w:val="1"/>
-          <w:bCs w:val="1"/>
-          <w:rtl w:val="0"/>
-        </w:rPr>
-        <w:t xml:space="preserve">Ekip rev 11:</w:t>
-      </w:r>
-      <w:r>
-        <w:rPr>
-          <w:rtl w:val="0"/>
-        </w:rPr>
-        <w:t xml:space="preserve"> Satış bir yetenek alanıdır; Satış Temsilcisi tek alanlı roldür. Etkin çıktı hr.effective_skill'den okunur. Maaş bantları Ekip §9.1'den. Kurucunun "Satışta" durumu Ekip §2.3'ün id'li durumudur. Ekip §17.5 "Satış masasına lider" §7.4'te kapanır. </w:t>
-      </w:r>
-      <w:r>
-        <w:rPr>
-          <w:b w:val="1"/>
-          <w:bCs w:val="1"/>
-          <w:rtl w:val="0"/>
-        </w:rPr>
-        <w:t xml:space="preserve">Ekip'e taşan hükümler:</w:t>
-      </w:r>
-      <w:r>
-        <w:rPr>
-          <w:rtl w:val="0"/>
-        </w:rPr>
-        <w:t xml:space="preserve"> (1) Karizma'nın satış işlevi §5.1'de; Ekip §2.6'nın ilgili ayağı kapalı. (2) Aday üreteci rol-duyarlıdır: Satış yıldız eğrisi (§11.7) ve huy filtresi (§11.8) bu belgenin hükmü, uygulama Ekip üretecinde.</w:t>
-      </w:r>
-    </w:p>
-    <w:p>
-      <w:pPr>
-        <w:numPr>
-          <w:ilvl w:val="0"/>
-          <w:numId w:val="5"/>
-        </w:numPr>
-        <w:spacing w:after="0" w:afterAutospacing="0" w:before="0" w:beforeAutospacing="0" w:lineRule="auto"/>
-        <w:ind w:left="720" w:hanging="360"/>
-      </w:pPr>
-      <w:r>
-        <w:rPr>
-          <w:b w:val="1"/>
-          <w:bCs w:val="1"/>
-          <w:rtl w:val="0"/>
-        </w:rPr>
-        <w:t xml:space="preserve">Olay Motoru rev 2:</w:t>
-      </w:r>
-      <w:r>
-        <w:rPr>
-          <w:rtl w:val="0"/>
-        </w:rPr>
-        <w:t xml:space="preserve"> Zar grameri sözleşme olarak devralınır. </w:t>
-      </w:r>
-      <w:r>
-        <w:rPr>
-          <w:b w:val="1"/>
-          <w:bCs w:val="1"/>
-          <w:rtl w:val="0"/>
-        </w:rPr>
-        <w:t xml:space="preserve">open_negotiation(type, context) sözleşmesinin sahibi bu belgedir</w:t>
-      </w:r>
-      <w:r>
-        <w:rPr>
-          <w:rtl w:val="0"/>
-        </w:rPr>
-        <w:t xml:space="preserve"> (motor §23 A4). Attribution yasası her toplantı satırı için geçerlidir. Fiyat-kırma kartı bir olay yüzeyidir: davranışı burada, bağlanması olay paketinde.</w:t>
-      </w:r>
-    </w:p>
-    <w:p>
-      <w:pPr>
-        <w:numPr>
-          <w:ilvl w:val="0"/>
-          <w:numId w:val="5"/>
-        </w:numPr>
-        <w:spacing w:after="240" w:before="0" w:beforeAutospacing="0" w:lineRule="auto"/>
-        <w:ind w:left="720" w:hanging="360"/>
-      </w:pPr>
-      <w:r>
-        <w:rPr>
-          <w:b w:val="1"/>
-          <w:bCs w:val="1"/>
-          <w:rtl w:val="0"/>
-        </w:rPr>
-        <w:t xml:space="preserve">Ar-Ge rev 1.7:</w:t>
-      </w:r>
-      <w:r>
-        <w:rPr>
-          <w:rtl w:val="0"/>
-        </w:rPr>
-        <w:t xml:space="preserve"> security_cert'in balina kancası adaptif şart listesindedir (§8).</w:t>
+          <w:rtl w:val="0"/>
+        </w:rPr>
+        <w:t xml:space="preserve">Satış modülünün TEK KAYNAĞIDIR. Durum: </w:t>
+      </w:r>
+      <w:r>
+        <w:rPr>
+          <w:b w:val="1"/>
+          <w:bCs w:val="1"/>
+          <w:rtl w:val="0"/>
+        </w:rPr>
+        <w:t xml:space="preserve">İNŞA SÜRÜMÜ</w:t>
+      </w:r>
+      <w:r>
+        <w:rPr>
+          <w:rtl w:val="0"/>
+        </w:rPr>
+        <w:t xml:space="preserve">, 2026-08-26 (rev 6). GDD v2 ch04'ü geçersiz kılar. İmplementasyon bu belgeden yapılır; kalan açık işler içerik fazının ve EA'nin işidir, inşayı bloklamaz (§18).</w:t>
       </w:r>
     </w:p>
     <w:p>
@@ -294,51 +111,58 @@
           <w:bCs w:val="1"/>
           <w:rtl w:val="0"/>
         </w:rPr>
-        <w:t xml:space="preserve">Sayı politikası:</w:t>
-      </w:r>
-      <w:r>
-        <w:rPr>
-          <w:rtl w:val="0"/>
-        </w:rPr>
-        <w:t xml:space="preserve"> [K] sayılar kalibrasyon yüzeyidir (§17); şekil sabit, sayı playtest'te. Para 1:1 USD.</w:t>
-      </w:r>
-    </w:p>
-    <w:p>
-      <w:pPr>
-        <w:pStyle w:val="Heading2"/>
-        <w:keepNext w:val="0"/>
-        <w:keepLines w:val="0"/>
-        <w:spacing w:after="80" w:lineRule="auto"/>
-        <w:rPr>
-          <w:b w:val="1"/>
-          <w:bCs w:val="1"/>
-          <w:sz w:val="34"/>
-          <w:szCs w:val="34"/>
-        </w:rPr>
-      </w:pPr>
-      <w:bookmarkStart w:colFirst="0" w:colLast="0" w:name="_swuqey7n3srw" w:id="2"/>
-      <w:bookmarkEnd w:id="2"/>
-      <w:r>
-        <w:rPr>
-          <w:b w:val="1"/>
-          <w:bCs w:val="1"/>
-          <w:sz w:val="34"/>
-          <w:szCs w:val="34"/>
-          <w:rtl w:val="0"/>
-        </w:rPr>
-        <w:t xml:space="preserve">1 · TASARIM NİYETİ</w:t>
+        <w:t xml:space="preserve">rev 5 → rev 6 kapanışları (direktör hükümleri):</w:t>
+      </w:r>
+      <w:r>
+        <w:rPr>
+          <w:rtl w:val="0"/>
+        </w:rPr>
+        <w:t xml:space="preserve"> sahne kurgusu MÜHÜRLENDİ — müşteri toplantıyı bitirir, toplantı şekilleri değişir, fiiller bağlamsal, kilit bir kez, iğne sessiz, iç ses bütçeli (§5.1.1) · </w:t>
+      </w:r>
+      <w:r>
+        <w:rPr>
+          <w:b w:val="1"/>
+          <w:bCs w:val="1"/>
+          <w:rtl w:val="0"/>
+        </w:rPr>
+        <w:t xml:space="preserve">Perde 2 DİYALOGSUZ</w:t>
+      </w:r>
+      <w:r>
+        <w:rPr>
+          <w:rtl w:val="0"/>
+        </w:rPr>
+        <w:t xml:space="preserve"> — pazarlıkta replik yoktur, mekanizma sessiz çalışır (§5.3.1) · </w:t>
+      </w:r>
+      <w:r>
+        <w:rPr>
+          <w:b w:val="1"/>
+          <w:bCs w:val="1"/>
+          <w:rtl w:val="0"/>
+        </w:rPr>
+        <w:t xml:space="preserve">referans ruling'i</w:t>
+      </w:r>
+      <w:r>
+        <w:rPr>
+          <w:rtl w:val="0"/>
+        </w:rPr>
+        <w:t xml:space="preserve"> — referans müşteri sorusu değildir; oyuncu kozu olarak oynanır, yokluğu eksi üretmez (§5.1) · §10 dil örneğine dönüştü — yapısal şablon değil, yazım kalite hedefi · üslup yasaları eklendi (§11.9) · kayıp-nedeni çalışma taksonomisi eklendi (§5.2) · UI hükmü güncellendi — bu turda ajan, mevcut terminal görsel dilini referans alarak UI'ı kendisi uyarlar (§18) · band gösterimi MÜHÜRLENDİ (§7.2.2). [ÇALIŞMA] makul ilk değer; [K] kalibrasyon yüzeyi; etiketsiz maddeler MÜHÜRLÜ.</w:t>
       </w:r>
     </w:p>
     <w:p>
       <w:pPr>
         <w:spacing w:after="240" w:before="240" w:lineRule="auto"/>
-        <w:rPr/>
-      </w:pPr>
-      <w:r>
-        <w:rPr>
-          <w:rtl w:val="0"/>
-        </w:rPr>
-        <w:t xml:space="preserve">Satış, ürün kararlarının sosyal sınavıdır. Modül iki ölümü çözer:</w:t>
+        <w:rPr>
+          <w:b w:val="1"/>
+          <w:bCs w:val="1"/>
+        </w:rPr>
+      </w:pPr>
+      <w:r>
+        <w:rPr>
+          <w:b w:val="1"/>
+          <w:bCs w:val="1"/>
+          <w:rtl w:val="0"/>
+        </w:rPr>
+        <w:t xml:space="preserve">Bağlayıcı ilişkiler:</w:t>
       </w:r>
     </w:p>
     <w:p>
@@ -356,13 +180,103 @@
           <w:bCs w:val="1"/>
           <w:rtl w:val="0"/>
         </w:rPr>
-        <w:t xml:space="preserve">Havuz ölümü.</w:t>
-      </w:r>
-      <w:r>
-        <w:rPr>
-          <w:rtl w:val="0"/>
-        </w:rPr>
-        <w:t xml:space="preserve"> Müşteri arzı sabit liste değil, üründen ve fazdan okunan musluktur. Havuz tükenmez; geç oyunun kısıtı ekonomidir.</w:t>
+        <w:t xml:space="preserve">Ürün rev 6.1:</w:t>
+      </w:r>
+      <w:r>
+        <w:rPr>
+          <w:rtl w:val="0"/>
+        </w:rPr>
+        <w:t xml:space="preserve"> Sinyal karışımı tabloları (Ürün §14) tek kaynaktır. İlgi'nin sahibi Ürün'dür (§9). </w:t>
+      </w:r>
+      <w:r>
+        <w:rPr>
+          <w:b w:val="1"/>
+          <w:bCs w:val="1"/>
+          <w:rtl w:val="0"/>
+        </w:rPr>
+        <w:t xml:space="preserve">B2B fiyatın tek evi pitch'tir</w:t>
+      </w:r>
+      <w:r>
+        <w:rPr>
+          <w:rtl w:val="0"/>
+        </w:rPr>
+        <w:t xml:space="preserve"> (Ürün §3); bu belge o evi kurar. Talep üreteci (Ürün §15) olay paketindedir; bu belge yalnız yazma ucunu tanımlar. Hat durumları, eksen okumaları, sağlayıcı kademesi Ürün §19'dan okunur. Doluluk/aşım sahibi Ürün §10'dur; imzalanan koltuklar oradaki hesaba girer.</w:t>
+      </w:r>
+    </w:p>
+    <w:p>
+      <w:pPr>
+        <w:numPr>
+          <w:ilvl w:val="0"/>
+          <w:numId w:val="3"/>
+        </w:numPr>
+        <w:spacing w:after="0" w:afterAutospacing="0" w:before="0" w:beforeAutospacing="0" w:lineRule="auto"/>
+        <w:ind w:left="720" w:hanging="360"/>
+      </w:pPr>
+      <w:r>
+        <w:rPr>
+          <w:b w:val="1"/>
+          <w:bCs w:val="1"/>
+          <w:rtl w:val="0"/>
+        </w:rPr>
+        <w:t xml:space="preserve">Ekip rev 11:</w:t>
+      </w:r>
+      <w:r>
+        <w:rPr>
+          <w:rtl w:val="0"/>
+        </w:rPr>
+        <w:t xml:space="preserve"> Satış bir yetenek alanıdır; Satış Temsilcisi tek alanlı roldür. Etkin çıktı hr.effective_skill'den okunur. Maaş bantları Ekip §9.1'den. Kurucunun "Satışta" durumu Ekip §2.3'ün id'li durumudur. Ekip §17.5 "Satış masasına lider" §7.4'te kapanır. </w:t>
+      </w:r>
+      <w:r>
+        <w:rPr>
+          <w:b w:val="1"/>
+          <w:bCs w:val="1"/>
+          <w:rtl w:val="0"/>
+        </w:rPr>
+        <w:t xml:space="preserve">Ekip'e taşan hükümler:</w:t>
+      </w:r>
+      <w:r>
+        <w:rPr>
+          <w:rtl w:val="0"/>
+        </w:rPr>
+        <w:t xml:space="preserve"> (1) Karizma'nın satış işlevi §5.1'de; Ekip §2.6'nın ilgili ayağı kapalı. (2) Aday üreteci rol-duyarlıdır: Satış yıldız eğrisi (§11.7) ve huy filtresi (§11.8) bu belgenin hükmü, uygulama Ekip üretecinde.</w:t>
+      </w:r>
+    </w:p>
+    <w:p>
+      <w:pPr>
+        <w:numPr>
+          <w:ilvl w:val="0"/>
+          <w:numId w:val="3"/>
+        </w:numPr>
+        <w:spacing w:after="0" w:afterAutospacing="0" w:before="0" w:beforeAutospacing="0" w:lineRule="auto"/>
+        <w:ind w:left="720" w:hanging="360"/>
+      </w:pPr>
+      <w:r>
+        <w:rPr>
+          <w:b w:val="1"/>
+          <w:bCs w:val="1"/>
+          <w:rtl w:val="0"/>
+        </w:rPr>
+        <w:t xml:space="preserve">Olay Motoru rev 2:</w:t>
+      </w:r>
+      <w:r>
+        <w:rPr>
+          <w:rtl w:val="0"/>
+        </w:rPr>
+        <w:t xml:space="preserve"> Zar grameri sözleşme olarak devralınır. </w:t>
+      </w:r>
+      <w:r>
+        <w:rPr>
+          <w:b w:val="1"/>
+          <w:bCs w:val="1"/>
+          <w:rtl w:val="0"/>
+        </w:rPr>
+        <w:t xml:space="preserve">open_negotiation(type, context) sözleşmesinin sahibi bu belgedir</w:t>
+      </w:r>
+      <w:r>
+        <w:rPr>
+          <w:rtl w:val="0"/>
+        </w:rPr>
+        <w:t xml:space="preserve"> (motor §23 A4). Attribution yasası her toplantı satırı için geçerlidir. Fiyat-kırma kartı bir olay yüzeyidir: davranışı burada, bağlanması olay paketinde.</w:t>
       </w:r>
     </w:p>
     <w:p>
@@ -380,13 +294,13 @@
           <w:bCs w:val="1"/>
           <w:rtl w:val="0"/>
         </w:rPr>
-        <w:t xml:space="preserve">RNG monotonluğu.</w:t>
-      </w:r>
-      <w:r>
-        <w:rPr>
-          <w:rtl w:val="0"/>
-        </w:rPr>
-        <w:t xml:space="preserve"> Toplantı, durumdan cümle seçen bir sahnedir. Aynı ürün iki farklı müşteride iki farklı toplantı üretir.</w:t>
+        <w:t xml:space="preserve">Ar-Ge rev 1.7:</w:t>
+      </w:r>
+      <w:r>
+        <w:rPr>
+          <w:rtl w:val="0"/>
+        </w:rPr>
+        <w:t xml:space="preserve"> security_cert'in balina kancası adaptif şart listesindedir (§8).</w:t>
       </w:r>
     </w:p>
     <w:p>
@@ -396,51 +310,17 @@
       </w:pPr>
       <w:r>
         <w:rPr>
-          <w:rtl w:val="0"/>
-        </w:rPr>
-        <w:t xml:space="preserve">Üç yasak: </w:t>
-      </w:r>
-      <w:r>
-        <w:rPr>
-          <w:b w:val="1"/>
-          <w:bCs w:val="1"/>
-          <w:rtl w:val="0"/>
-        </w:rPr>
-        <w:t xml:space="preserve">minigame yok</w:t>
-      </w:r>
-      <w:r>
-        <w:rPr>
-          <w:rtl w:val="0"/>
-        </w:rPr>
-        <w:t xml:space="preserve"> (az fiil, ağır karar) · </w:t>
-      </w:r>
-      <w:r>
-        <w:rPr>
-          <w:b w:val="1"/>
-          <w:bCs w:val="1"/>
-          <w:rtl w:val="0"/>
-        </w:rPr>
-        <w:t xml:space="preserve">motor okumadığını söylemez</w:t>
-      </w:r>
-      <w:r>
-        <w:rPr>
-          <w:rtl w:val="0"/>
-        </w:rPr>
-        <w:t xml:space="preserve"> (§11.6) · </w:t>
-      </w:r>
-      <w:r>
-        <w:rPr>
-          <w:b w:val="1"/>
-          <w:bCs w:val="1"/>
-          <w:rtl w:val="0"/>
-        </w:rPr>
-        <w:t xml:space="preserve">tavsiye yok</w:t>
-      </w:r>
-      <w:r>
-        <w:rPr>
-          <w:rtl w:val="0"/>
-        </w:rPr>
-        <w:t xml:space="preserve"> (kayıp nedenini söyler, ne yapılacağını söylemez).</w:t>
+          <w:b w:val="1"/>
+          <w:bCs w:val="1"/>
+          <w:rtl w:val="0"/>
+        </w:rPr>
+        <w:t xml:space="preserve">Sayı politikası:</w:t>
+      </w:r>
+      <w:r>
+        <w:rPr>
+          <w:rtl w:val="0"/>
+        </w:rPr>
+        <w:t xml:space="preserve"> [K] sayılar kalibrasyon yüzeyidir (§17); şekil sabit, sayı playtest'te. Para 1:1 USD.</w:t>
       </w:r>
     </w:p>
     <w:p>
@@ -456,7 +336,147 @@
           <w:szCs w:val="34"/>
         </w:rPr>
       </w:pPr>
-      <w:bookmarkStart w:colFirst="0" w:colLast="0" w:name="_afig50y1diz1" w:id="3"/>
+      <w:bookmarkStart w:colFirst="0" w:colLast="0" w:name="_r94jwdpsgubl" w:id="2"/>
+      <w:bookmarkEnd w:id="2"/>
+      <w:r>
+        <w:rPr>
+          <w:b w:val="1"/>
+          <w:bCs w:val="1"/>
+          <w:sz w:val="34"/>
+          <w:szCs w:val="34"/>
+          <w:rtl w:val="0"/>
+        </w:rPr>
+        <w:t xml:space="preserve">1 · TASARIM NİYETİ</w:t>
+      </w:r>
+    </w:p>
+    <w:p>
+      <w:pPr>
+        <w:spacing w:after="240" w:before="240" w:lineRule="auto"/>
+        <w:rPr/>
+      </w:pPr>
+      <w:r>
+        <w:rPr>
+          <w:rtl w:val="0"/>
+        </w:rPr>
+        <w:t xml:space="preserve">Satış, ürün kararlarının sosyal sınavıdır. Modül iki ölümü çözer:</w:t>
+      </w:r>
+    </w:p>
+    <w:p>
+      <w:pPr>
+        <w:numPr>
+          <w:ilvl w:val="0"/>
+          <w:numId w:val="2"/>
+        </w:numPr>
+        <w:spacing w:after="0" w:afterAutospacing="0" w:before="240" w:lineRule="auto"/>
+        <w:ind w:left="720" w:hanging="360"/>
+      </w:pPr>
+      <w:r>
+        <w:rPr>
+          <w:b w:val="1"/>
+          <w:bCs w:val="1"/>
+          <w:rtl w:val="0"/>
+        </w:rPr>
+        <w:t xml:space="preserve">Havuz ölümü.</w:t>
+      </w:r>
+      <w:r>
+        <w:rPr>
+          <w:rtl w:val="0"/>
+        </w:rPr>
+        <w:t xml:space="preserve"> Müşteri arzı sabit liste değil, üründen ve fazdan okunan musluktur. Havuz tükenmez; geç oyunun kısıtı ekonomidir.</w:t>
+      </w:r>
+    </w:p>
+    <w:p>
+      <w:pPr>
+        <w:numPr>
+          <w:ilvl w:val="0"/>
+          <w:numId w:val="2"/>
+        </w:numPr>
+        <w:spacing w:after="240" w:before="0" w:beforeAutospacing="0" w:lineRule="auto"/>
+        <w:ind w:left="720" w:hanging="360"/>
+      </w:pPr>
+      <w:r>
+        <w:rPr>
+          <w:b w:val="1"/>
+          <w:bCs w:val="1"/>
+          <w:rtl w:val="0"/>
+        </w:rPr>
+        <w:t xml:space="preserve">RNG monotonluğu.</w:t>
+      </w:r>
+      <w:r>
+        <w:rPr>
+          <w:rtl w:val="0"/>
+        </w:rPr>
+        <w:t xml:space="preserve"> Toplantı, durumdan cümle seçen bir sahnedir. Aynı ürün iki farklı müşteride iki farklı toplantı üretir.</w:t>
+      </w:r>
+    </w:p>
+    <w:p>
+      <w:pPr>
+        <w:spacing w:after="240" w:before="240" w:lineRule="auto"/>
+        <w:rPr/>
+      </w:pPr>
+      <w:r>
+        <w:rPr>
+          <w:rtl w:val="0"/>
+        </w:rPr>
+        <w:t xml:space="preserve">Üç yasak: </w:t>
+      </w:r>
+      <w:r>
+        <w:rPr>
+          <w:b w:val="1"/>
+          <w:bCs w:val="1"/>
+          <w:rtl w:val="0"/>
+        </w:rPr>
+        <w:t xml:space="preserve">minigame yok</w:t>
+      </w:r>
+      <w:r>
+        <w:rPr>
+          <w:rtl w:val="0"/>
+        </w:rPr>
+        <w:t xml:space="preserve"> (az fiil, ağır karar) · </w:t>
+      </w:r>
+      <w:r>
+        <w:rPr>
+          <w:b w:val="1"/>
+          <w:bCs w:val="1"/>
+          <w:rtl w:val="0"/>
+        </w:rPr>
+        <w:t xml:space="preserve">motor okumadığını söylemez</w:t>
+      </w:r>
+      <w:r>
+        <w:rPr>
+          <w:rtl w:val="0"/>
+        </w:rPr>
+        <w:t xml:space="preserve"> (§11.6) · </w:t>
+      </w:r>
+      <w:r>
+        <w:rPr>
+          <w:b w:val="1"/>
+          <w:bCs w:val="1"/>
+          <w:rtl w:val="0"/>
+        </w:rPr>
+        <w:t xml:space="preserve">tavsiye yok</w:t>
+      </w:r>
+      <w:r>
+        <w:rPr>
+          <w:rtl w:val="0"/>
+        </w:rPr>
+        <w:t xml:space="preserve"> (kayıp nedenini söyler, ne yapılacağını söylemez).</w:t>
+      </w:r>
+    </w:p>
+    <w:p>
+      <w:pPr>
+        <w:pStyle w:val="Heading2"/>
+        <w:keepNext w:val="0"/>
+        <w:keepLines w:val="0"/>
+        <w:spacing w:after="80" w:lineRule="auto"/>
+        <w:rPr>
+          <w:b w:val="1"/>
+          <w:bCs w:val="1"/>
+          <w:sz w:val="34"/>
+          <w:szCs w:val="34"/>
+        </w:rPr>
+      </w:pPr>
+      <w:bookmarkStart w:colFirst="0" w:colLast="0" w:name="_7ilstbn7wfyr" w:id="3"/>
       <w:bookmarkEnd w:id="3"/>
       <w:r>
         <w:rPr>
@@ -531,6 +551,7 @@
           </w:tcPr>
           <w:p>
             <w:pPr>
+              <w:spacing w:after="240" w:before="240" w:lineRule="auto"/>
               <w:jc w:val="center"/>
               <w:rPr/>
             </w:pPr>
@@ -567,6 +588,7 @@
           </w:tcPr>
           <w:p>
             <w:pPr>
+              <w:spacing w:after="240" w:before="240" w:lineRule="auto"/>
               <w:jc w:val="center"/>
               <w:rPr/>
             </w:pPr>
@@ -610,6 +632,7 @@
           </w:tcPr>
           <w:p>
             <w:pPr>
+              <w:spacing w:after="240" w:before="240" w:lineRule="auto"/>
               <w:rPr/>
             </w:pPr>
             <w:r>
@@ -638,6 +661,7 @@
           </w:tcPr>
           <w:p>
             <w:pPr>
+              <w:spacing w:after="240" w:before="240" w:lineRule="auto"/>
               <w:rPr/>
             </w:pPr>
             <w:r>
@@ -673,6 +697,7 @@
           </w:tcPr>
           <w:p>
             <w:pPr>
+              <w:spacing w:after="240" w:before="240" w:lineRule="auto"/>
               <w:rPr/>
             </w:pPr>
             <w:r>
@@ -701,6 +726,7 @@
           </w:tcPr>
           <w:p>
             <w:pPr>
+              <w:spacing w:after="240" w:before="240" w:lineRule="auto"/>
               <w:rPr/>
             </w:pPr>
             <w:r>
@@ -736,6 +762,7 @@
           </w:tcPr>
           <w:p>
             <w:pPr>
+              <w:spacing w:after="240" w:before="240" w:lineRule="auto"/>
               <w:rPr/>
             </w:pPr>
             <w:r>
@@ -764,6 +791,7 @@
           </w:tcPr>
           <w:p>
             <w:pPr>
+              <w:spacing w:after="240" w:before="240" w:lineRule="auto"/>
               <w:rPr/>
             </w:pPr>
             <w:r>
@@ -799,6 +827,7 @@
           </w:tcPr>
           <w:p>
             <w:pPr>
+              <w:spacing w:after="240" w:before="240" w:lineRule="auto"/>
               <w:rPr/>
             </w:pPr>
             <w:r>
@@ -827,6 +856,7 @@
           </w:tcPr>
           <w:p>
             <w:pPr>
+              <w:spacing w:after="240" w:before="240" w:lineRule="auto"/>
               <w:rPr/>
             </w:pPr>
             <w:r>
@@ -900,7 +930,7 @@
           <w:szCs w:val="34"/>
         </w:rPr>
       </w:pPr>
-      <w:bookmarkStart w:colFirst="0" w:colLast="0" w:name="_gmepg5me8klm" w:id="4"/>
+      <w:bookmarkStart w:colFirst="0" w:colLast="0" w:name="_9dwdc8lhi7h3" w:id="4"/>
       <w:bookmarkEnd w:id="4"/>
       <w:r>
         <w:rPr>
@@ -911,6 +941,244 @@
           <w:rtl w:val="0"/>
         </w:rPr>
         <w:t xml:space="preserve">3 · MUSLUK (MÜHÜRLÜ — şekil ve çapalar; sayılar [K])</w:t>
+      </w:r>
+    </w:p>
+    <w:p>
+      <w:pPr>
+        <w:numPr>
+          <w:ilvl w:val="0"/>
+          <w:numId w:val="6"/>
+        </w:numPr>
+        <w:spacing w:after="0" w:afterAutospacing="0" w:before="240" w:lineRule="auto"/>
+        <w:ind w:left="720" w:hanging="360"/>
+      </w:pPr>
+      <w:r>
+        <w:rPr>
+          <w:b w:val="1"/>
+          <w:bCs w:val="1"/>
+          <w:rtl w:val="0"/>
+        </w:rPr>
+        <w:t xml:space="preserve">Buton ölür.</w:t>
+      </w:r>
+      <w:r>
+        <w:rPr>
+          <w:rtl w:val="0"/>
+        </w:rPr>
+        <w:t xml:space="preserve"> Prospect'ler kendiliğinden akar.</w:t>
+      </w:r>
+    </w:p>
+    <w:p>
+      <w:pPr>
+        <w:numPr>
+          <w:ilvl w:val="0"/>
+          <w:numId w:val="6"/>
+        </w:numPr>
+        <w:spacing w:after="0" w:afterAutospacing="0" w:before="0" w:beforeAutospacing="0" w:lineRule="auto"/>
+        <w:ind w:left="720" w:hanging="360"/>
+      </w:pPr>
+      <w:r>
+        <w:rPr>
+          <w:b w:val="1"/>
+          <w:bCs w:val="1"/>
+          <w:rtl w:val="0"/>
+        </w:rPr>
+        <w:t xml:space="preserve">Havuz tükenmez.</w:t>
+      </w:r>
+      <w:r>
+        <w:rPr>
+          <w:rtl w:val="0"/>
+        </w:rPr>
+        <w:t xml:space="preserve"> Arketip + isim havuzundan üretim (§11); imzalanan düşer, segment dolar.</w:t>
+      </w:r>
+    </w:p>
+    <w:p>
+      <w:pPr>
+        <w:numPr>
+          <w:ilvl w:val="0"/>
+          <w:numId w:val="6"/>
+        </w:numPr>
+        <w:spacing w:after="0" w:afterAutospacing="0" w:before="0" w:beforeAutospacing="0" w:lineRule="auto"/>
+        <w:ind w:left="720" w:hanging="360"/>
+      </w:pPr>
+      <w:r>
+        <w:rPr>
+          <w:b w:val="1"/>
+          <w:bCs w:val="1"/>
+          <w:rtl w:val="0"/>
+        </w:rPr>
+        <w:t xml:space="preserve">Musluk üç şeyi okur:</w:t>
+      </w:r>
+      <w:r>
+        <w:rPr>
+          <w:rtl w:val="0"/>
+        </w:rPr>
+        <w:t xml:space="preserve"> atanmış satış kapasitesi + ilgi + faz. Kapasite sıfırken taban gelen-akış sürer; 1★ akışı hiçbir durumda kurumaz.</w:t>
+      </w:r>
+    </w:p>
+    <w:p>
+      <w:pPr>
+        <w:numPr>
+          <w:ilvl w:val="0"/>
+          <w:numId w:val="6"/>
+        </w:numPr>
+        <w:spacing w:after="240" w:before="0" w:beforeAutospacing="0" w:lineRule="auto"/>
+        <w:ind w:left="720" w:hanging="360"/>
+      </w:pPr>
+      <w:r>
+        <w:rPr>
+          <w:b w:val="1"/>
+          <w:bCs w:val="1"/>
+          <w:rtl w:val="0"/>
+        </w:rPr>
+        <w:t xml:space="preserve">Temsilcinin çifte işi:</w:t>
+      </w:r>
+      <w:r>
+        <w:rPr>
+          <w:rtl w:val="0"/>
+        </w:rPr>
+        <w:t xml:space="preserve"> musluğu büyütür ve kendi bandını kapatır (§7).</w:t>
+      </w:r>
+    </w:p>
+    <w:p>
+      <w:pPr>
+        <w:spacing w:after="240" w:before="240" w:lineRule="auto"/>
+        <w:rPr/>
+      </w:pPr>
+      <w:r>
+        <w:rPr>
+          <w:b w:val="1"/>
+          <w:bCs w:val="1"/>
+          <w:rtl w:val="0"/>
+        </w:rPr>
+        <w:t xml:space="preserve">Akış</w:t>
+      </w:r>
+      <w:r>
+        <w:rPr>
+          <w:rtl w:val="0"/>
+        </w:rPr>
+        <w:t xml:space="preserve"> [K]: taban 3 prospect/hafta · atanmış temsilci başına +2/hafta. Çarpanlar: ilgi ×0,8–1,3 · faz Bootstrap ×1,0 · Traction ×1,25.</w:t>
+      </w:r>
+    </w:p>
+    <w:p>
+      <w:pPr>
+        <w:spacing w:after="240" w:before="240" w:lineRule="auto"/>
+        <w:rPr/>
+      </w:pPr>
+      <w:r>
+        <w:rPr>
+          <w:b w:val="1"/>
+          <w:bCs w:val="1"/>
+          <w:rtl w:val="0"/>
+        </w:rPr>
+        <w:t xml:space="preserve">Yıldız karışımı</w:t>
+      </w:r>
+      <w:r>
+        <w:rPr>
+          <w:rtl w:val="0"/>
+        </w:rPr>
+        <w:t xml:space="preserve"> [K]: Bootstrap %75/%22/%3 · Traction %35/%50/%15 (1★/2★/3★). </w:t>
+      </w:r>
+      <w:r>
+        <w:rPr>
+          <w:b w:val="1"/>
+          <w:bCs w:val="1"/>
+          <w:rtl w:val="0"/>
+        </w:rPr>
+        <w:t xml:space="preserve">Kalite kaydırıcısı</w:t>
+      </w:r>
+      <w:r>
+        <w:rPr>
+          <w:rtl w:val="0"/>
+        </w:rPr>
+        <w:t xml:space="preserve"> [K]: üst bandın payı ürün okumasıyla açılır; zayıf ürünle büyük balık kapıyı çalmaz. Balina rolü karışımdan değil, kahraman hesap / olay kanalından gelir (§8).</w:t>
+      </w:r>
+    </w:p>
+    <w:p>
+      <w:pPr>
+        <w:pStyle w:val="Heading3"/>
+        <w:keepNext w:val="0"/>
+        <w:keepLines w:val="0"/>
+        <w:spacing w:before="280" w:lineRule="auto"/>
+        <w:rPr>
+          <w:b w:val="1"/>
+          <w:bCs w:val="1"/>
+          <w:color w:val="000000"/>
+          <w:sz w:val="26"/>
+          <w:szCs w:val="26"/>
+        </w:rPr>
+      </w:pPr>
+      <w:bookmarkStart w:colFirst="0" w:colLast="0" w:name="_5nehjzebrv5c" w:id="5"/>
+      <w:bookmarkEnd w:id="5"/>
+      <w:r>
+        <w:rPr>
+          <w:b w:val="1"/>
+          <w:bCs w:val="1"/>
+          <w:color w:val="000000"/>
+          <w:sz w:val="26"/>
+          <w:szCs w:val="26"/>
+          <w:rtl w:val="0"/>
+        </w:rPr>
+        <w:t xml:space="preserve">3.1 · Pazar guard'ı (MÜHÜRLÜ)</w:t>
+      </w:r>
+    </w:p>
+    <w:p>
+      <w:pPr>
+        <w:spacing w:after="240" w:before="240" w:lineRule="auto"/>
+        <w:rPr/>
+      </w:pPr>
+      <w:r>
+        <w:rPr>
+          <w:b w:val="1"/>
+          <w:bCs w:val="1"/>
+          <w:rtl w:val="0"/>
+        </w:rPr>
+        <w:t xml:space="preserve">Musluk ve B2B boru hattı yalnız canlı bir B2B ürün varken çalışır</w:t>
+      </w:r>
+      <w:r>
+        <w:rPr>
+          <w:rtl w:val="0"/>
+        </w:rPr>
+        <w:t xml:space="preserve"> (guard: market). B2C koşuda musluk akmaz, boru hattı boş hâl gösterir, Satış işi sütunu Görevler'de kilitli-görünür: </w:t>
+      </w:r>
+      <w:r>
+        <w:rPr>
+          <w:i w:val="1"/>
+          <w:iCs w:val="1"/>
+          <w:rtl w:val="0"/>
+        </w:rPr>
+        <w:t xml:space="preserve">"Canlı B2B ürün yok."</w:t>
+      </w:r>
+      <w:r>
+        <w:rPr>
+          <w:rtl w:val="0"/>
+        </w:rPr>
+        <w:t xml:space="preserve"> Denetimin kök neden (b) bulgusunun cevabı.</w:t>
+      </w:r>
+    </w:p>
+    <w:p>
+      <w:pPr>
+        <w:pStyle w:val="Heading2"/>
+        <w:keepNext w:val="0"/>
+        <w:keepLines w:val="0"/>
+        <w:spacing w:after="80" w:lineRule="auto"/>
+        <w:rPr>
+          <w:b w:val="1"/>
+          <w:bCs w:val="1"/>
+          <w:sz w:val="34"/>
+          <w:szCs w:val="34"/>
+        </w:rPr>
+      </w:pPr>
+      <w:bookmarkStart w:colFirst="0" w:colLast="0" w:name="_swu305vxld1x" w:id="6"/>
+      <w:bookmarkEnd w:id="6"/>
+      <w:r>
+        <w:rPr>
+          <w:b w:val="1"/>
+          <w:bCs w:val="1"/>
+          <w:sz w:val="34"/>
+          <w:szCs w:val="34"/>
+          <w:rtl w:val="0"/>
+        </w:rPr>
+        <w:t xml:space="preserve">4 · BORU HATTI</w:t>
       </w:r>
     </w:p>
     <w:p>
@@ -928,13 +1196,13 @@
           <w:bCs w:val="1"/>
           <w:rtl w:val="0"/>
         </w:rPr>
-        <w:t xml:space="preserve">Buton ölür.</w:t>
-      </w:r>
-      <w:r>
-        <w:rPr>
-          <w:rtl w:val="0"/>
-        </w:rPr>
-        <w:t xml:space="preserve"> Prospect'ler kendiliğinden akar.</w:t>
+        <w:t xml:space="preserve">Lead kartı:</w:t>
+      </w:r>
+      <w:r>
+        <w:rPr>
+          <w:rtl w:val="0"/>
+        </w:rPr>
+        <w:t xml:space="preserve"> şirket adı, yıldız satırı, arketip sesi tek satır, kalan süre, varsa yönlendirme işareti.</w:t>
       </w:r>
     </w:p>
     <w:p>
@@ -952,13 +1220,35 @@
           <w:bCs w:val="1"/>
           <w:rtl w:val="0"/>
         </w:rPr>
-        <w:t xml:space="preserve">Havuz tükenmez.</w:t>
-      </w:r>
-      <w:r>
-        <w:rPr>
-          <w:rtl w:val="0"/>
-        </w:rPr>
-        <w:t xml:space="preserve"> Arketip + isim havuzundan üretim (§11); imzalanan düşer, segment dolar.</w:t>
+        <w:t xml:space="preserve">Lead ömrü (MÜHÜRLÜ):</w:t>
+      </w:r>
+      <w:r>
+        <w:rPr>
+          <w:rtl w:val="0"/>
+        </w:rPr>
+        <w:t xml:space="preserve"> çalışılmayan lead </w:t>
+      </w:r>
+      <w:r>
+        <w:rPr>
+          <w:b w:val="1"/>
+          <w:bCs w:val="1"/>
+          <w:rtl w:val="0"/>
+        </w:rPr>
+        <w:t xml:space="preserve">1 hafta</w:t>
+      </w:r>
+      <w:r>
+        <w:rPr>
+          <w:rtl w:val="0"/>
+        </w:rPr>
+        <w:t xml:space="preserve"> [K] bekler; görünür sayaç; süre dolunca dürüst düşer: </w:t>
+      </w:r>
+      <w:r>
+        <w:rPr>
+          <w:i w:val="1"/>
+          <w:iCs w:val="1"/>
+          <w:rtl w:val="0"/>
+        </w:rPr>
+        <w:t xml:space="preserve">"Beklemekten vazgeçti."</w:t>
       </w:r>
     </w:p>
     <w:p>
@@ -976,13 +1266,27 @@
           <w:bCs w:val="1"/>
           <w:rtl w:val="0"/>
         </w:rPr>
-        <w:t xml:space="preserve">Musluk üç şeyi okur:</w:t>
-      </w:r>
-      <w:r>
-        <w:rPr>
-          <w:rtl w:val="0"/>
-        </w:rPr>
-        <w:t xml:space="preserve"> atanmış satış kapasitesi + ilgi + faz. Kapasite sıfırken taban gelen-akış sürer; 1★ akışı hiçbir durumda kurumaz.</w:t>
+        <w:t xml:space="preserve">Dönüş kilidi (MÜHÜRLÜ):</w:t>
+      </w:r>
+      <w:r>
+        <w:rPr>
+          <w:rtl w:val="0"/>
+        </w:rPr>
+        <w:t xml:space="preserve"> süresi dolan şirket </w:t>
+      </w:r>
+      <w:r>
+        <w:rPr>
+          <w:b w:val="1"/>
+          <w:bCs w:val="1"/>
+          <w:rtl w:val="0"/>
+        </w:rPr>
+        <w:t xml:space="preserve">30 günden</w:t>
+      </w:r>
+      <w:r>
+        <w:rPr>
+          <w:rtl w:val="0"/>
+        </w:rPr>
+        <w:t xml:space="preserve"> [K] önce dönmez; süre-dolumu dönüşü izsizdir. Toplantı-kaybı dönüşü §9'a tabidir. İmzalı müşteri dönmez.</w:t>
       </w:r>
     </w:p>
     <w:p>
@@ -1000,13 +1304,53 @@
           <w:bCs w:val="1"/>
           <w:rtl w:val="0"/>
         </w:rPr>
-        <w:t xml:space="preserve">Temsilcinin çifte işi:</w:t>
-      </w:r>
-      <w:r>
-        <w:rPr>
-          <w:rtl w:val="0"/>
-        </w:rPr>
-        <w:t xml:space="preserve"> musluğu büyütür ve kendi bandını kapatır (§7).</w:t>
+        <w:t xml:space="preserve">Ligin üstü lead girilebilirdir.</w:t>
+      </w:r>
+      <w:r>
+        <w:rPr>
+          <w:rtl w:val="0"/>
+        </w:rPr>
+        <w:t xml:space="preserve"> Kurucu her masaya oturabilir; kart telgraf taşır: </w:t>
+      </w:r>
+      <w:r>
+        <w:rPr>
+          <w:i w:val="1"/>
+          <w:iCs w:val="1"/>
+          <w:rtl w:val="0"/>
+        </w:rPr>
+        <w:t xml:space="preserve">"Bu masa liginin üstünde."</w:t>
+      </w:r>
+      <w:r>
+        <w:rPr>
+          <w:rtl w:val="0"/>
+        </w:rPr>
+        <w:t xml:space="preserve"> Kilit yalnız temsilci otomasyonuna uygulanır.</w:t>
+      </w:r>
+    </w:p>
+    <w:p>
+      <w:pPr>
+        <w:pStyle w:val="Heading2"/>
+        <w:keepNext w:val="0"/>
+        <w:keepLines w:val="0"/>
+        <w:spacing w:after="80" w:lineRule="auto"/>
+        <w:rPr>
+          <w:b w:val="1"/>
+          <w:bCs w:val="1"/>
+          <w:sz w:val="34"/>
+          <w:szCs w:val="34"/>
+        </w:rPr>
+      </w:pPr>
+      <w:bookmarkStart w:colFirst="0" w:colLast="0" w:name="_7xw0ionild5f" w:id="7"/>
+      <w:bookmarkEnd w:id="7"/>
+      <w:r>
+        <w:rPr>
+          <w:b w:val="1"/>
+          <w:bCs w:val="1"/>
+          <w:sz w:val="34"/>
+          <w:szCs w:val="34"/>
+          <w:rtl w:val="0"/>
+        </w:rPr>
+        <w:t xml:space="preserve">5 · TOPLANTI</w:t>
       </w:r>
     </w:p>
     <w:p>
@@ -1020,47 +1364,13 @@
           <w:bCs w:val="1"/>
           <w:rtl w:val="0"/>
         </w:rPr>
-        <w:t xml:space="preserve">Akış</w:t>
-      </w:r>
-      <w:r>
-        <w:rPr>
-          <w:rtl w:val="0"/>
-        </w:rPr>
-        <w:t xml:space="preserve"> [K]: taban 3 prospect/hafta · atanmış temsilci başına +2/hafta. Çarpanlar: ilgi ×0,8–1,3 · faz Bootstrap ×1,0 · Traction ×1,25.</w:t>
-      </w:r>
-    </w:p>
-    <w:p>
-      <w:pPr>
-        <w:spacing w:after="240" w:before="240" w:lineRule="auto"/>
-        <w:rPr/>
-      </w:pPr>
-      <w:r>
-        <w:rPr>
-          <w:b w:val="1"/>
-          <w:bCs w:val="1"/>
-          <w:rtl w:val="0"/>
-        </w:rPr>
-        <w:t xml:space="preserve">Yıldız karışımı</w:t>
-      </w:r>
-      <w:r>
-        <w:rPr>
-          <w:rtl w:val="0"/>
-        </w:rPr>
-        <w:t xml:space="preserve"> [K]: Bootstrap %75/%22/%3 · Traction %35/%50/%15 (1★/2★/3★). </w:t>
-      </w:r>
-      <w:r>
-        <w:rPr>
-          <w:b w:val="1"/>
-          <w:bCs w:val="1"/>
-          <w:rtl w:val="0"/>
-        </w:rPr>
-        <w:t xml:space="preserve">Kalite kaydırıcısı</w:t>
-      </w:r>
-      <w:r>
-        <w:rPr>
-          <w:rtl w:val="0"/>
-        </w:rPr>
-        <w:t xml:space="preserve"> [K]: üst bandın payı ürün okumasıyla açılır; zayıf ürünle büyük balık kapıyı çalmaz. Balina rolü karışımdan değil, kahraman hesap / olay kanalından gelir (§8).</w:t>
+        <w:t xml:space="preserve">Masa kurucunundur.</w:t>
+      </w:r>
+      <w:r>
+        <w:rPr>
+          <w:rtl w:val="0"/>
+        </w:rPr>
+        <w:t xml:space="preserve"> Temsilciler interaktif masaya oturmaz; kendi bantlarını otomatik kapatır (§7).</w:t>
       </w:r>
     </w:p>
     <w:p>
@@ -1077,8 +1387,8 @@
           <w:szCs w:val="26"/>
         </w:rPr>
       </w:pPr>
-      <w:bookmarkStart w:colFirst="0" w:colLast="0" w:name="_3v2jmmpbsgng" w:id="5"/>
-      <w:bookmarkEnd w:id="5"/>
+      <w:bookmarkStart w:colFirst="0" w:colLast="0" w:name="_8g4jr9he732t" w:id="8"/>
+      <w:bookmarkEnd w:id="8"/>
       <w:r>
         <w:rPr>
           <w:b w:val="1"/>
@@ -1088,7 +1398,205 @@
           <w:szCs w:val="26"/>
           <w:rtl w:val="0"/>
         </w:rPr>
-        <w:t xml:space="preserve">3.1 · Pazar guard'ı (MÜHÜRLÜ)</w:t>
+        <w:t xml:space="preserve">5.0 · Zaman modeli ve sahne sınırı (MÜHÜRLÜ)</w:t>
+      </w:r>
+    </w:p>
+    <w:p>
+      <w:pPr>
+        <w:numPr>
+          <w:ilvl w:val="0"/>
+          <w:numId w:val="4"/>
+        </w:numPr>
+        <w:spacing w:after="0" w:afterAutospacing="0" w:before="240" w:lineRule="auto"/>
+        <w:ind w:left="720" w:hanging="360"/>
+      </w:pPr>
+      <w:r>
+        <w:rPr>
+          <w:rtl w:val="0"/>
+        </w:rPr>
+        <w:t xml:space="preserve">Toplantı </w:t>
+      </w:r>
+      <w:r>
+        <w:rPr>
+          <w:b w:val="1"/>
+          <w:bCs w:val="1"/>
+          <w:rtl w:val="0"/>
+        </w:rPr>
+        <w:t xml:space="preserve">tam sahne değişimidir</w:t>
+      </w:r>
+      <w:r>
+        <w:rPr>
+          <w:rtl w:val="0"/>
+        </w:rPr>
+        <w:t xml:space="preserve">: ODA da terminal UI da görünmez; bar notu, pause etiketi, HUD yoktur.</w:t>
+      </w:r>
+    </w:p>
+    <w:p>
+      <w:pPr>
+        <w:numPr>
+          <w:ilvl w:val="0"/>
+          <w:numId w:val="4"/>
+        </w:numPr>
+        <w:spacing w:after="0" w:afterAutospacing="0" w:before="0" w:beforeAutospacing="0" w:lineRule="auto"/>
+        <w:ind w:left="720" w:hanging="360"/>
+      </w:pPr>
+      <w:r>
+        <w:rPr>
+          <w:rtl w:val="0"/>
+        </w:rPr>
+        <w:t xml:space="preserve">Sahne </w:t>
+      </w:r>
+      <w:r>
+        <w:rPr>
+          <w:b w:val="1"/>
+          <w:bCs w:val="1"/>
+          <w:rtl w:val="0"/>
+        </w:rPr>
+        <w:t xml:space="preserve">atomiktir</w:t>
+      </w:r>
+      <w:r>
+        <w:rPr>
+          <w:rtl w:val="0"/>
+        </w:rPr>
+        <w:t xml:space="preserve">: içinde kayıt alınmaz, dünya dönmez.</w:t>
+      </w:r>
+    </w:p>
+    <w:p>
+      <w:pPr>
+        <w:numPr>
+          <w:ilvl w:val="0"/>
+          <w:numId w:val="4"/>
+        </w:numPr>
+        <w:spacing w:after="0" w:afterAutospacing="0" w:before="0" w:beforeAutospacing="0" w:lineRule="auto"/>
+        <w:ind w:left="720" w:hanging="360"/>
+      </w:pPr>
+      <w:r>
+        <w:rPr>
+          <w:b w:val="1"/>
+          <w:bCs w:val="1"/>
+          <w:rtl w:val="0"/>
+        </w:rPr>
+        <w:t xml:space="preserve">Kapanışta saat 2 saat [K] atlar</w:t>
+      </w:r>
+      <w:r>
+        <w:rPr>
+          <w:rtl w:val="0"/>
+        </w:rPr>
+        <w:t xml:space="preserve">; atlanan saatler tüm saatlik sistemler için </w:t>
+      </w:r>
+      <w:r>
+        <w:rPr>
+          <w:b w:val="1"/>
+          <w:bCs w:val="1"/>
+          <w:rtl w:val="0"/>
+        </w:rPr>
+        <w:t xml:space="preserve">kurucu katkısı sıfır sayılarak</w:t>
+      </w:r>
+      <w:r>
+        <w:rPr>
+          <w:rtl w:val="0"/>
+        </w:rPr>
+        <w:t xml:space="preserve"> simüle edilir: ekip varsa yapım, destek, araştırma akar; kurucu tek işçiyse taşıdığı iş ilerlemez.</w:t>
+      </w:r>
+    </w:p>
+    <w:p>
+      <w:pPr>
+        <w:numPr>
+          <w:ilvl w:val="0"/>
+          <w:numId w:val="4"/>
+        </w:numPr>
+        <w:spacing w:after="0" w:afterAutospacing="0" w:before="0" w:beforeAutospacing="0" w:lineRule="auto"/>
+        <w:ind w:left="720" w:hanging="360"/>
+      </w:pPr>
+      <w:r>
+        <w:rPr>
+          <w:b w:val="1"/>
+          <w:bCs w:val="1"/>
+          <w:rtl w:val="0"/>
+        </w:rPr>
+        <w:t xml:space="preserve">Tempo:</w:t>
+      </w:r>
+      <w:r>
+        <w:rPr>
+          <w:rtl w:val="0"/>
+        </w:rPr>
+        <w:t xml:space="preserve"> kurucu günde bir toplantıya girer; hak her mesai başında yenilenir.</w:t>
+      </w:r>
+    </w:p>
+    <w:p>
+      <w:pPr>
+        <w:numPr>
+          <w:ilvl w:val="0"/>
+          <w:numId w:val="4"/>
+        </w:numPr>
+        <w:spacing w:after="0" w:afterAutospacing="0" w:before="0" w:beforeAutospacing="0" w:lineRule="auto"/>
+        <w:ind w:left="720" w:hanging="360"/>
+      </w:pPr>
+      <w:r>
+        <w:rPr>
+          <w:b w:val="1"/>
+          <w:bCs w:val="1"/>
+          <w:rtl w:val="0"/>
+        </w:rPr>
+        <w:t xml:space="preserve">Giriş kapısı</w:t>
+      </w:r>
+      <w:r>
+        <w:rPr>
+          <w:rtl w:val="0"/>
+        </w:rPr>
+        <w:t xml:space="preserve"> [ÇALIŞMA]: mesai bitimine 2 saatten az kala giriş kapalı, nedenli.</w:t>
+      </w:r>
+    </w:p>
+    <w:p>
+      <w:pPr>
+        <w:numPr>
+          <w:ilvl w:val="0"/>
+          <w:numId w:val="4"/>
+        </w:numPr>
+        <w:spacing w:after="240" w:before="0" w:beforeAutospacing="0" w:lineRule="auto"/>
+        <w:ind w:left="720" w:hanging="360"/>
+      </w:pPr>
+      <w:r>
+        <w:rPr>
+          <w:b w:val="1"/>
+          <w:bCs w:val="1"/>
+          <w:rtl w:val="0"/>
+        </w:rPr>
+        <w:t xml:space="preserve">Sahne–motor sınırı:</w:t>
+      </w:r>
+      <w:r>
+        <w:rPr>
+          <w:rtl w:val="0"/>
+        </w:rPr>
+        <w:t xml:space="preserve"> toplantı sahnesi motorun dışındadır — oyuncu lead kartından açar. Motorun zar ve modifier grameri sözleşme olarak devralınır. Perde 2 sahne içinden açılır ve open_negotiation'ın dönüş yapısının aynısını üretir; motor bir olaydan pazarlık açtığında (Series A) aynı sahne aynı sözleşmeyle çağrılır.</w:t>
+      </w:r>
+    </w:p>
+    <w:p>
+      <w:pPr>
+        <w:pStyle w:val="Heading3"/>
+        <w:keepNext w:val="0"/>
+        <w:keepLines w:val="0"/>
+        <w:spacing w:before="280" w:lineRule="auto"/>
+        <w:rPr>
+          <w:b w:val="1"/>
+          <w:bCs w:val="1"/>
+          <w:color w:val="000000"/>
+          <w:sz w:val="26"/>
+          <w:szCs w:val="26"/>
+        </w:rPr>
+      </w:pPr>
+      <w:bookmarkStart w:colFirst="0" w:colLast="0" w:name="_u66mbqsotmso" w:id="9"/>
+      <w:bookmarkEnd w:id="9"/>
+      <w:r>
+        <w:rPr>
+          <w:b w:val="1"/>
+          <w:bCs w:val="1"/>
+          <w:color w:val="000000"/>
+          <w:sz w:val="26"/>
+          <w:szCs w:val="26"/>
+          <w:rtl w:val="0"/>
+        </w:rPr>
+        <w:t xml:space="preserve">5.1 · Perde 1 — İKNA (MÜHÜRLÜ)</w:t>
       </w:r>
     </w:p>
     <w:p>
@@ -1098,17 +1606,97 @@
       </w:pPr>
       <w:r>
         <w:rPr>
-          <w:b w:val="1"/>
-          <w:bCs w:val="1"/>
-          <w:rtl w:val="0"/>
-        </w:rPr>
-        <w:t xml:space="preserve">Musluk ve B2B boru hattı yalnız canlı bir B2B ürün varken çalışır</w:t>
-      </w:r>
-      <w:r>
-        <w:rPr>
-          <w:rtl w:val="0"/>
-        </w:rPr>
-        <w:t xml:space="preserve"> (guard: market). B2C koşuda musluk akmaz, boru hattı boş hâl gösterir, Satış işi sütunu Görevler'de kilitli-görünür: </w:t>
+          <w:rtl w:val="0"/>
+        </w:rPr>
+        <w:t xml:space="preserve">Müşteri, ürünün gerçek durumundan seçilen probe'larla oyuncuyu kurcalar. Her probe bir storylet'tir (§11.2).</w:t>
+      </w:r>
+    </w:p>
+    <w:p>
+      <w:pPr>
+        <w:spacing w:after="240" w:before="240" w:lineRule="auto"/>
+        <w:rPr/>
+      </w:pPr>
+      <w:r>
+        <w:rPr>
+          <w:b w:val="1"/>
+          <w:bCs w:val="1"/>
+          <w:rtl w:val="0"/>
+        </w:rPr>
+        <w:t xml:space="preserve">Cevap fiilleri (iç taksonomi — ekranda sabit palet olarak çizilmez, §5.1.1):</w:t>
+      </w:r>
+      <w:r>
+        <w:rPr>
+          <w:rtl w:val="0"/>
+        </w:rPr>
+        <w:t xml:space="preserve"> Gücü göster (yalnız gerçek güçte açık) · Kabul et (her zaman; bazı arketiplerde dürüstlük primi [K]) · Söz ver (§6 kilidiyle; Perde 2'de bandı daraltır) · Yönü çevir (Karizma anı) · </w:t>
+      </w:r>
+      <w:r>
+        <w:rPr>
+          <w:b w:val="1"/>
+          <w:bCs w:val="1"/>
+          <w:rtl w:val="0"/>
+        </w:rPr>
+        <w:t xml:space="preserve">Referans göster</w:t>
+      </w:r>
+      <w:r>
+        <w:rPr>
+          <w:rtl w:val="0"/>
+        </w:rPr>
+        <w:t xml:space="preserve"> (yalnız müşteriyle aynı ya da üst yıldızda en az bir aktif hesap varsa açılır; ▲ üretir).</w:t>
+      </w:r>
+    </w:p>
+    <w:p>
+      <w:pPr>
+        <w:spacing w:after="240" w:before="240" w:lineRule="auto"/>
+        <w:rPr/>
+      </w:pPr>
+      <w:r>
+        <w:rPr>
+          <w:b w:val="1"/>
+          <w:bCs w:val="1"/>
+          <w:rtl w:val="0"/>
+        </w:rPr>
+        <w:t xml:space="preserve">Referans ruling'i (MÜHÜRLÜ):</w:t>
+      </w:r>
+      <w:r>
+        <w:rPr>
+          <w:rtl w:val="0"/>
+        </w:rPr>
+        <w:t xml:space="preserve"> referans bir müşteri sorusu DEĞİLDİR; hiçbir probe referans istemez. Referans, oyuncunun elinde varsa oynadığı bir kozdur (Referans göster fiili). </w:t>
+      </w:r>
+      <w:r>
+        <w:rPr>
+          <w:b w:val="1"/>
+          <w:bCs w:val="1"/>
+          <w:rtl w:val="0"/>
+        </w:rPr>
+        <w:t xml:space="preserve">Yokluğu hiçbir zaman ▼ üretmez</w:t>
+      </w:r>
+      <w:r>
+        <w:rPr>
+          <w:rtl w:val="0"/>
+        </w:rPr>
+        <w:t xml:space="preserve"> ve ikna girdilerinde yer almaz.</w:t>
+      </w:r>
+    </w:p>
+    <w:p>
+      <w:pPr>
+        <w:spacing w:after="240" w:before="240" w:lineRule="auto"/>
+        <w:rPr/>
+      </w:pPr>
+      <w:r>
+        <w:rPr>
+          <w:b w:val="1"/>
+          <w:bCs w:val="1"/>
+          <w:rtl w:val="0"/>
+        </w:rPr>
+        <w:t xml:space="preserve">Karizma'nın iki anı (MÜHÜRLÜ):</w:t>
+      </w:r>
+      <w:r>
+        <w:rPr>
+          <w:rtl w:val="0"/>
+        </w:rPr>
+        <w:t xml:space="preserve"> </w:t>
       </w:r>
       <w:r>
         <w:rPr>
@@ -1116,13 +1704,941 @@
           <w:iCs w:val="1"/>
           <w:rtl w:val="0"/>
         </w:rPr>
-        <w:t xml:space="preserve">"Canlı B2B ürün yok."</w:t>
-      </w:r>
-      <w:r>
-        <w:rPr>
-          <w:rtl w:val="0"/>
-        </w:rPr>
-        <w:t xml:space="preserve"> Denetimin kök neden (b) bulgusunun cevabı.</w:t>
+        <w:t xml:space="preserve">"Satış işi kapatır; Karizma kapıyı açar ve kötü anı kurtarır."</w:t>
+      </w:r>
+      <w:r>
+        <w:rPr>
+          <w:rtl w:val="0"/>
+        </w:rPr>
+        <w:t xml:space="preserve"> (1) Zor soru kurtarışı — Karizma fiili yalnız Karizma varsa açılır. (2) Lig-üstü kapı — uyumsuzluk cezasını Karizma kısmen siler [K]. Bu iki an dışında Karizma hiçbir formüle girmez. Perde 2 tamamen Satış'tır.</w:t>
+      </w:r>
+    </w:p>
+    <w:p>
+      <w:pPr>
+        <w:spacing w:after="240" w:before="240" w:lineRule="auto"/>
+        <w:rPr/>
+      </w:pPr>
+      <w:r>
+        <w:rPr>
+          <w:b w:val="1"/>
+          <w:bCs w:val="1"/>
+          <w:rtl w:val="0"/>
+        </w:rPr>
+        <w:t xml:space="preserve">İkna okuması:</w:t>
+      </w:r>
+      <w:r>
+        <w:rPr>
+          <w:rtl w:val="0"/>
+        </w:rPr>
+        <w:t xml:space="preserve"> tek görünür oran; motor §9.6 grameri: yüzde farklı tonda, hover'da işaretli, sayısız, sıralı, ≤4 satır. Modifier satırları masadaki kişiyi ve gerçek durumu okur; masada olmayan yetenek satır olamaz.</w:t>
+      </w:r>
+    </w:p>
+    <w:p>
+      <w:pPr>
+        <w:spacing w:after="240" w:before="240" w:lineRule="auto"/>
+        <w:rPr/>
+      </w:pPr>
+      <w:r>
+        <w:rPr>
+          <w:b w:val="1"/>
+          <w:bCs w:val="1"/>
+          <w:rtl w:val="0"/>
+        </w:rPr>
+        <w:t xml:space="preserve">Girdiler</w:t>
+      </w:r>
+      <w:r>
+        <w:rPr>
+          <w:rtl w:val="0"/>
+        </w:rPr>
+        <w:t xml:space="preserve"> [şekil mühürlü, ağırlıklar K]: ürün-uyum (baskın) · kurucu Satış (taban) · fiyat duyumu (§7.5) · sağlayıcı kademesi · yıldız-uyumsuzluk cezası (sert eğri [K]) · Karizma yalnız iki anda · oynanan fiillerin ▲/▼'ları. Rakip seam'i açık, içerik rakip modülünde.</w:t>
+      </w:r>
+    </w:p>
+    <w:p>
+      <w:pPr>
+        <w:spacing w:after="240" w:before="240" w:lineRule="auto"/>
+        <w:rPr/>
+      </w:pPr>
+      <w:r>
+        <w:rPr>
+          <w:b w:val="1"/>
+          <w:bCs w:val="1"/>
+          <w:rtl w:val="0"/>
+        </w:rPr>
+        <w:t xml:space="preserve">Zar:</w:t>
+      </w:r>
+      <w:r>
+        <w:rPr>
+          <w:rtl w:val="0"/>
+        </w:rPr>
+        <w:t xml:space="preserve"> motor §9.2 + §9.3; aynı yol aynı sonuç; yalnız farklı ve daha maliyetli yol zarı değiştirir. Tavan %97, taban sıfır değil [K].</w:t>
+      </w:r>
+    </w:p>
+    <w:p>
+      <w:pPr>
+        <w:pStyle w:val="Heading3"/>
+        <w:keepNext w:val="0"/>
+        <w:keepLines w:val="0"/>
+        <w:spacing w:before="280" w:lineRule="auto"/>
+        <w:rPr>
+          <w:b w:val="1"/>
+          <w:bCs w:val="1"/>
+          <w:color w:val="000000"/>
+          <w:sz w:val="26"/>
+          <w:szCs w:val="26"/>
+        </w:rPr>
+      </w:pPr>
+      <w:bookmarkStart w:colFirst="0" w:colLast="0" w:name="_czqbajnwr5iv" w:id="10"/>
+      <w:bookmarkEnd w:id="10"/>
+      <w:r>
+        <w:rPr>
+          <w:b w:val="1"/>
+          <w:bCs w:val="1"/>
+          <w:color w:val="000000"/>
+          <w:sz w:val="26"/>
+          <w:szCs w:val="26"/>
+          <w:rtl w:val="0"/>
+        </w:rPr>
+        <w:t xml:space="preserve">5.1.1 · Sahne kurgusu (MÜHÜRLÜ)</w:t>
+      </w:r>
+    </w:p>
+    <w:p>
+      <w:pPr>
+        <w:numPr>
+          <w:ilvl w:val="0"/>
+          <w:numId w:val="16"/>
+        </w:numPr>
+        <w:spacing w:after="0" w:afterAutospacing="0" w:before="240" w:lineRule="auto"/>
+        <w:ind w:left="720" w:hanging="360"/>
+      </w:pPr>
+      <w:r>
+        <w:rPr>
+          <w:b w:val="1"/>
+          <w:bCs w:val="1"/>
+          <w:rtl w:val="0"/>
+        </w:rPr>
+        <w:t xml:space="preserve">Sahne sunumu (MÜHÜRLÜ — rev 6.1):</w:t>
+      </w:r>
+      <w:r>
+        <w:rPr>
+          <w:rtl w:val="0"/>
+        </w:rPr>
+        <w:t xml:space="preserve"> toplantı sahnesi VC pitch sahnesinin düzenini kullanır: </w:t>
+      </w:r>
+      <w:r>
+        <w:rPr>
+          <w:b w:val="1"/>
+          <w:bCs w:val="1"/>
+          <w:rtl w:val="0"/>
+        </w:rPr>
+        <w:t xml:space="preserve">solda</w:t>
+      </w:r>
+      <w:r>
+        <w:rPr>
+          <w:rtl w:val="0"/>
+        </w:rPr>
+        <w:t xml:space="preserve"> toplantı ortamı (arka plan) ve karşı tarafın kimlik bloğu (portre ya da baş harf avatarı, ad, yıldız satırı, arketip tek satır, varsa balina şartı rozeti); </w:t>
+      </w:r>
+      <w:r>
+        <w:rPr>
+          <w:b w:val="1"/>
+          <w:bCs w:val="1"/>
+          <w:rtl w:val="0"/>
+        </w:rPr>
+        <w:t xml:space="preserve">sağda</w:t>
+      </w:r>
+      <w:r>
+        <w:rPr>
+          <w:rtl w:val="0"/>
+        </w:rPr>
+        <w:t xml:space="preserve"> diyalog sütunu (kurcalamalar, cevap satırları, sessiz iğne). Perde 2 aynı sahnede kalır; sağ sütun cetvele, sabır kutularına ve onay şeridine döner. Terminal paneli grameri bu sahnede kullanılmaz; o gramer Satış sekmesinindir.</w:t>
+      </w:r>
+    </w:p>
+    <w:p>
+      <w:pPr>
+        <w:numPr>
+          <w:ilvl w:val="0"/>
+          <w:numId w:val="16"/>
+        </w:numPr>
+        <w:spacing w:after="0" w:afterAutospacing="0" w:before="0" w:beforeAutospacing="0" w:lineRule="auto"/>
+        <w:ind w:left="720" w:hanging="360"/>
+      </w:pPr>
+      <w:r>
+        <w:rPr>
+          <w:b w:val="1"/>
+          <w:bCs w:val="1"/>
+          <w:rtl w:val="0"/>
+        </w:rPr>
+        <w:t xml:space="preserve">Ekranda dört şey yaşar:</w:t>
+      </w:r>
+      <w:r>
+        <w:rPr>
+          <w:rtl w:val="0"/>
+        </w:rPr>
+        <w:t xml:space="preserve"> müşteri başlığı (ad, yıldız satırı, arketip tek satır, varsa balina şartı rozeti) · diyalog akışı · köşede sessiz ikna iğnesi · o turun cevap satırları. Ürün özet paneli yoktur; fiiller gerçeği süzer.</w:t>
+      </w:r>
+    </w:p>
+    <w:p>
+      <w:pPr>
+        <w:numPr>
+          <w:ilvl w:val="0"/>
+          <w:numId w:val="16"/>
+        </w:numPr>
+        <w:spacing w:after="0" w:afterAutospacing="0" w:before="0" w:beforeAutospacing="0" w:lineRule="auto"/>
+        <w:ind w:left="720" w:hanging="360"/>
+      </w:pPr>
+      <w:r>
+        <w:rPr>
+          <w:b w:val="1"/>
+          <w:bCs w:val="1"/>
+          <w:rtl w:val="0"/>
+        </w:rPr>
+        <w:t xml:space="preserve">Müşteri toplantıyı bitirir, kota değil.</w:t>
+      </w:r>
+      <w:r>
+        <w:rPr>
+          <w:rtl w:val="0"/>
+        </w:rPr>
+        <w:t xml:space="preserve"> Çift eşik [K]: iğne üst eşiği aşarsa müşteri keser ve Perde 2 açılır; alt eşiğin altına düşerse keser ve kayıptır; arada kurcalama sürer, güvenlik tavanına [K] kadar. Sabit tur kotası yoktur.</w:t>
+      </w:r>
+    </w:p>
+    <w:p>
+      <w:pPr>
+        <w:numPr>
+          <w:ilvl w:val="0"/>
+          <w:numId w:val="16"/>
+        </w:numPr>
+        <w:spacing w:after="0" w:afterAutospacing="0" w:before="0" w:beforeAutospacing="0" w:lineRule="auto"/>
+        <w:ind w:left="720" w:hanging="360"/>
+      </w:pPr>
+      <w:r>
+        <w:rPr>
+          <w:b w:val="1"/>
+          <w:bCs w:val="1"/>
+          <w:rtl w:val="0"/>
+        </w:rPr>
+        <w:t xml:space="preserve">Toplantı şekilleri değişir:</w:t>
+      </w:r>
+      <w:r>
+        <w:rPr>
+          <w:rtl w:val="0"/>
+        </w:rPr>
+        <w:t xml:space="preserve"> 1★ tek nefes (tek soru, cevap varsa fiyata; tören yok) · 2★ standart · 3★/balina derin sorgu. Biçim arketip + durumla oynar; şekil ezberlenemez.</w:t>
+      </w:r>
+    </w:p>
+    <w:p>
+      <w:pPr>
+        <w:numPr>
+          <w:ilvl w:val="0"/>
+          <w:numId w:val="16"/>
+        </w:numPr>
+        <w:spacing w:after="0" w:afterAutospacing="0" w:before="0" w:beforeAutospacing="0" w:lineRule="auto"/>
+        <w:ind w:left="720" w:hanging="360"/>
+      </w:pPr>
+      <w:r>
+        <w:rPr>
+          <w:b w:val="1"/>
+          <w:bCs w:val="1"/>
+          <w:rtl w:val="0"/>
+        </w:rPr>
+        <w:t xml:space="preserve">Fiiller bağlamsaldır:</w:t>
+      </w:r>
+      <w:r>
+        <w:rPr>
+          <w:rtl w:val="0"/>
+        </w:rPr>
+        <w:t xml:space="preserve"> sabit palet her tur çizilmez; her probe kendi gerçek cevaplarıyla gelir (2–4 satır, kısa oyuncu replikleri). </w:t>
+      </w:r>
+      <w:r>
+        <w:rPr>
+          <w:b w:val="1"/>
+          <w:bCs w:val="1"/>
+          <w:rtl w:val="0"/>
+        </w:rPr>
+        <w:t xml:space="preserve">Kilit yalnız o an bilgi taşıyorsa ve bir kez görünür</w:t>
+      </w:r>
+      <w:r>
+        <w:rPr>
+          <w:rtl w:val="0"/>
+        </w:rPr>
+        <w:t xml:space="preserve">: ürünün cevabı olmayan soruda kilitli güç satırı anlamlıdır; Söz kilidi doğal ilk anında bir kez görünür, sonra hiç çizilmez.</w:t>
+      </w:r>
+    </w:p>
+    <w:p>
+      <w:pPr>
+        <w:numPr>
+          <w:ilvl w:val="0"/>
+          <w:numId w:val="16"/>
+        </w:numPr>
+        <w:spacing w:after="0" w:afterAutospacing="0" w:before="0" w:beforeAutospacing="0" w:lineRule="auto"/>
+        <w:ind w:left="720" w:hanging="360"/>
+      </w:pPr>
+      <w:r>
+        <w:rPr>
+          <w:b w:val="1"/>
+          <w:bCs w:val="1"/>
+          <w:rtl w:val="0"/>
+        </w:rPr>
+        <w:t xml:space="preserve">İğne sessizdir:</w:t>
+      </w:r>
+      <w:r>
+        <w:rPr>
+          <w:rtl w:val="0"/>
+        </w:rPr>
+        <w:t xml:space="preserve"> ana geri bildirim müşterinin tepki satırıdır; iğne köşede güncellenir, tur başına rozet fırlatmaz; hover her an tam listeyi verir.</w:t>
+      </w:r>
+    </w:p>
+    <w:p>
+      <w:pPr>
+        <w:numPr>
+          <w:ilvl w:val="0"/>
+          <w:numId w:val="16"/>
+        </w:numPr>
+        <w:spacing w:after="0" w:afterAutospacing="0" w:before="0" w:beforeAutospacing="0" w:lineRule="auto"/>
+        <w:ind w:left="720" w:hanging="360"/>
+      </w:pPr>
+      <w:r>
+        <w:rPr>
+          <w:b w:val="1"/>
+          <w:bCs w:val="1"/>
+          <w:rtl w:val="0"/>
+        </w:rPr>
+        <w:t xml:space="preserve">İç ses bütçelidir:</w:t>
+      </w:r>
+      <w:r>
+        <w:rPr>
+          <w:rtl w:val="0"/>
+        </w:rPr>
+        <w:t xml:space="preserve"> zorunlu açılış slotu yoktur; koşu başına sınırlı ve koşullu [K]; aforizma yasak, gözlem somut ya da hiç.</w:t>
+      </w:r>
+    </w:p>
+    <w:p>
+      <w:pPr>
+        <w:numPr>
+          <w:ilvl w:val="0"/>
+          <w:numId w:val="16"/>
+        </w:numPr>
+        <w:spacing w:after="0" w:afterAutospacing="0" w:before="0" w:beforeAutospacing="0" w:lineRule="auto"/>
+        <w:ind w:left="720" w:hanging="360"/>
+      </w:pPr>
+      <w:r>
+        <w:rPr>
+          <w:b w:val="1"/>
+          <w:bCs w:val="1"/>
+          <w:rtl w:val="0"/>
+        </w:rPr>
+        <w:t xml:space="preserve">"Teklife geç"</w:t>
+      </w:r>
+      <w:r>
+        <w:rPr>
+          <w:rtl w:val="0"/>
+        </w:rPr>
+        <w:t xml:space="preserve"> ikinci kurcalamadan itibaren açıktır: kalan kurcalamalar oynanmaz, oran mevcut hâliyle kapanışa gider; cezasızdır.</w:t>
+      </w:r>
+    </w:p>
+    <w:p>
+      <w:pPr>
+        <w:numPr>
+          <w:ilvl w:val="0"/>
+          <w:numId w:val="16"/>
+        </w:numPr>
+        <w:spacing w:after="240" w:before="0" w:beforeAutospacing="0" w:lineRule="auto"/>
+        <w:ind w:left="720" w:hanging="360"/>
+      </w:pPr>
+      <w:r>
+        <w:rPr>
+          <w:rtl w:val="0"/>
+        </w:rPr>
+        <w:t xml:space="preserve">Kazanım → müşteri kesme repliği, masa aynı sahnede Perde 2 moduna döner. Kayıp → müşteri neden satırını söyler, sahne kapanır.</w:t>
+      </w:r>
+    </w:p>
+    <w:p>
+      <w:pPr>
+        <w:pStyle w:val="Heading3"/>
+        <w:keepNext w:val="0"/>
+        <w:keepLines w:val="0"/>
+        <w:spacing w:before="280" w:lineRule="auto"/>
+        <w:rPr>
+          <w:b w:val="1"/>
+          <w:bCs w:val="1"/>
+          <w:color w:val="000000"/>
+          <w:sz w:val="26"/>
+          <w:szCs w:val="26"/>
+        </w:rPr>
+      </w:pPr>
+      <w:bookmarkStart w:colFirst="0" w:colLast="0" w:name="_cly58uhx956l" w:id="11"/>
+      <w:bookmarkEnd w:id="11"/>
+      <w:r>
+        <w:rPr>
+          <w:b w:val="1"/>
+          <w:bCs w:val="1"/>
+          <w:color w:val="000000"/>
+          <w:sz w:val="26"/>
+          <w:szCs w:val="26"/>
+          <w:rtl w:val="0"/>
+        </w:rPr>
+        <w:t xml:space="preserve">5.2 · Kayıp</w:t>
+      </w:r>
+    </w:p>
+    <w:p>
+      <w:pPr>
+        <w:numPr>
+          <w:ilvl w:val="0"/>
+          <w:numId w:val="9"/>
+        </w:numPr>
+        <w:spacing w:after="0" w:afterAutospacing="0" w:before="240" w:lineRule="auto"/>
+        <w:ind w:left="720" w:hanging="360"/>
+      </w:pPr>
+      <w:r>
+        <w:rPr>
+          <w:rtl w:val="0"/>
+        </w:rPr>
+        <w:t xml:space="preserve">Müşteri </w:t>
+      </w:r>
+      <w:r>
+        <w:rPr>
+          <w:b w:val="1"/>
+          <w:bCs w:val="1"/>
+          <w:rtl w:val="0"/>
+        </w:rPr>
+        <w:t xml:space="preserve">nedenini isimlendirir</w:t>
+      </w:r>
+      <w:r>
+        <w:rPr>
+          <w:rtl w:val="0"/>
+        </w:rPr>
+        <w:t xml:space="preserve"> (gerçek state'ten). Neden hesabın hafızasına ve </w:t>
+      </w:r>
+      <w:r>
+        <w:rPr>
+          <w:b w:val="1"/>
+          <w:bCs w:val="1"/>
+          <w:rtl w:val="0"/>
+        </w:rPr>
+        <w:t xml:space="preserve">kayıp kütüğüne</w:t>
+      </w:r>
+      <w:r>
+        <w:rPr>
+          <w:rtl w:val="0"/>
+        </w:rPr>
+        <w:t xml:space="preserve"> yazılır: sales.report_loss(hesap, neden-türü, hedef).</w:t>
+      </w:r>
+    </w:p>
+    <w:p>
+      <w:pPr>
+        <w:numPr>
+          <w:ilvl w:val="0"/>
+          <w:numId w:val="9"/>
+        </w:numPr>
+        <w:spacing w:after="0" w:afterAutospacing="0" w:before="0" w:beforeAutospacing="0" w:lineRule="auto"/>
+        <w:ind w:left="720" w:hanging="360"/>
+      </w:pPr>
+      <w:r>
+        <w:rPr>
+          <w:b w:val="1"/>
+          <w:bCs w:val="1"/>
+          <w:rtl w:val="0"/>
+        </w:rPr>
+        <w:t xml:space="preserve">Neden-türü çalışma taksonomisi</w:t>
+      </w:r>
+      <w:r>
+        <w:rPr>
+          <w:rtl w:val="0"/>
+        </w:rPr>
+        <w:t xml:space="preserve"> [ÇALIŞMA — içerik turunda rafine edilir]: kararlılık · eksik-hat/kademe · sağlayıcı-güven · fiyat · geçiş-riski. Hedef alanı ilgili hat/eksen kimliğini taşır.</w:t>
+      </w:r>
+    </w:p>
+    <w:p>
+      <w:pPr>
+        <w:numPr>
+          <w:ilvl w:val="0"/>
+          <w:numId w:val="9"/>
+        </w:numPr>
+        <w:spacing w:after="0" w:afterAutospacing="0" w:before="0" w:beforeAutospacing="0" w:lineRule="auto"/>
+        <w:ind w:left="720" w:hanging="360"/>
+      </w:pPr>
+      <w:r>
+        <w:rPr>
+          <w:b w:val="1"/>
+          <w:bCs w:val="1"/>
+          <w:rtl w:val="0"/>
+        </w:rPr>
+        <w:t xml:space="preserve">Depo-öncesi:</w:t>
+      </w:r>
+      <w:r>
+        <w:rPr>
+          <w:rtl w:val="0"/>
+        </w:rPr>
+        <w:t xml:space="preserve"> talep üreteci (olay paketi) inene kadar kütük yerel birikir, meeting_lost sinyali yayınlanır; üreteç indiğinde kütüğü okur.</w:t>
+      </w:r>
+    </w:p>
+    <w:p>
+      <w:pPr>
+        <w:numPr>
+          <w:ilvl w:val="0"/>
+          <w:numId w:val="9"/>
+        </w:numPr>
+        <w:spacing w:after="240" w:before="0" w:beforeAutospacing="0" w:lineRule="auto"/>
+        <w:ind w:left="720" w:hanging="360"/>
+      </w:pPr>
+      <w:r>
+        <w:rPr>
+          <w:rtl w:val="0"/>
+        </w:rPr>
+        <w:t xml:space="preserve">Kayıp ekonomik delta üretmez.</w:t>
+      </w:r>
+    </w:p>
+    <w:p>
+      <w:pPr>
+        <w:pStyle w:val="Heading3"/>
+        <w:keepNext w:val="0"/>
+        <w:keepLines w:val="0"/>
+        <w:spacing w:before="280" w:lineRule="auto"/>
+        <w:rPr>
+          <w:b w:val="1"/>
+          <w:bCs w:val="1"/>
+          <w:color w:val="000000"/>
+          <w:sz w:val="26"/>
+          <w:szCs w:val="26"/>
+        </w:rPr>
+      </w:pPr>
+      <w:bookmarkStart w:colFirst="0" w:colLast="0" w:name="_flc42gtyg7w3" w:id="12"/>
+      <w:bookmarkEnd w:id="12"/>
+      <w:r>
+        <w:rPr>
+          <w:b w:val="1"/>
+          <w:bCs w:val="1"/>
+          <w:color w:val="000000"/>
+          <w:sz w:val="26"/>
+          <w:szCs w:val="26"/>
+          <w:rtl w:val="0"/>
+        </w:rPr>
+        <w:t xml:space="preserve">5.3 · Perde 2 — PAZARLIK (MÜHÜRLÜ)</w:t>
+      </w:r>
+    </w:p>
+    <w:p>
+      <w:pPr>
+        <w:spacing w:after="240" w:before="240" w:lineRule="auto"/>
+        <w:rPr/>
+      </w:pPr>
+      <w:r>
+        <w:rPr>
+          <w:rtl w:val="0"/>
+        </w:rPr>
+        <w:t xml:space="preserve">Yalnız ikna başarılıysa açılır. </w:t>
+      </w:r>
+      <w:r>
+        <w:rPr>
+          <w:b w:val="1"/>
+          <w:bCs w:val="1"/>
+          <w:rtl w:val="0"/>
+        </w:rPr>
+        <w:t xml:space="preserve">Perde 2 DİYALOGSUZDUR: pazarlıkta hiçbir replik yoktur; mekanizma sessiz çalışır.</w:t>
+      </w:r>
+      <w:r>
+        <w:rPr>
+          <w:rtl w:val="0"/>
+        </w:rPr>
+        <w:t xml:space="preserve"> Kurumsal pazarlık masada laf dalaşı değildir; sahne bunu rakam ve durumla anlatır.</w:t>
+      </w:r>
+    </w:p>
+    <w:p>
+      <w:pPr>
+        <w:numPr>
+          <w:ilvl w:val="0"/>
+          <w:numId w:val="10"/>
+        </w:numPr>
+        <w:spacing w:after="0" w:afterAutospacing="0" w:before="240" w:lineRule="auto"/>
+        <w:ind w:left="720" w:hanging="360"/>
+      </w:pPr>
+      <w:r>
+        <w:rPr>
+          <w:b w:val="1"/>
+          <w:bCs w:val="1"/>
+          <w:rtl w:val="0"/>
+        </w:rPr>
+        <w:t xml:space="preserve">Koltuk pazarlığı yoktur.</w:t>
+      </w:r>
+      <w:r>
+        <w:rPr>
+          <w:rtl w:val="0"/>
+        </w:rPr>
+        <w:t xml:space="preserve"> İhtiyaç yıldız bandından: 1★ ~5–10 · 2★ ~15–30 · 3★ ~40–70 koltuk [K]. Tek eksen </w:t>
+      </w:r>
+      <w:r>
+        <w:rPr>
+          <w:b w:val="1"/>
+          <w:bCs w:val="1"/>
+          <w:rtl w:val="0"/>
+        </w:rPr>
+        <w:t xml:space="preserve">koltuk başı fiyat</w:t>
+      </w:r>
+      <w:r>
+        <w:rPr>
+          <w:rtl w:val="0"/>
+        </w:rPr>
+        <w:t xml:space="preserve">.</w:t>
+      </w:r>
+    </w:p>
+    <w:p>
+      <w:pPr>
+        <w:numPr>
+          <w:ilvl w:val="0"/>
+          <w:numId w:val="10"/>
+        </w:numPr>
+        <w:spacing w:after="0" w:afterAutospacing="0" w:before="0" w:beforeAutospacing="0" w:lineRule="auto"/>
+        <w:ind w:left="720" w:hanging="360"/>
+      </w:pPr>
+      <w:r>
+        <w:rPr>
+          <w:b w:val="1"/>
+          <w:bCs w:val="1"/>
+          <w:rtl w:val="0"/>
+        </w:rPr>
+        <w:t xml:space="preserve">Cetvel:</w:t>
+      </w:r>
+      <w:r>
+        <w:rPr>
+          <w:rtl w:val="0"/>
+        </w:rPr>
+        <w:t xml:space="preserve"> üzerinde kadran çapası (§7.5) · söz verilmişse daralmış üst uç (kilitli bölge, nedenli) · üst uçta hakaret bölgesi (farklı ton; seçili fiyat bölgedeyken Teklif butonu uyarı tonuna döner ve hover nedeni yazar — telgraf görsel durumdur, replik değil). Müşterinin rezervi çizilmez; </w:t>
+      </w:r>
+      <w:r>
+        <w:rPr>
+          <w:b w:val="1"/>
+          <w:bCs w:val="1"/>
+          <w:rtl w:val="0"/>
+        </w:rPr>
+        <w:t xml:space="preserve">karşı-teklif rakamları</w:t>
+      </w:r>
+      <w:r>
+        <w:rPr>
+          <w:rtl w:val="0"/>
+        </w:rPr>
+        <w:t xml:space="preserve"> sınırı turdan tura açığa çıkarır.</w:t>
+      </w:r>
+    </w:p>
+    <w:p>
+      <w:pPr>
+        <w:numPr>
+          <w:ilvl w:val="0"/>
+          <w:numId w:val="10"/>
+        </w:numPr>
+        <w:spacing w:after="0" w:afterAutospacing="0" w:before="0" w:beforeAutospacing="0" w:lineRule="auto"/>
+        <w:ind w:left="720" w:hanging="360"/>
+      </w:pPr>
+      <w:r>
+        <w:rPr>
+          <w:b w:val="1"/>
+          <w:bCs w:val="1"/>
+          <w:rtl w:val="0"/>
+        </w:rPr>
+        <w:t xml:space="preserve">Sabır:</w:t>
+      </w:r>
+      <w:r>
+        <w:rPr>
+          <w:rtl w:val="0"/>
+        </w:rPr>
+        <w:t xml:space="preserve"> mizaca göre 2–4 kutu [K]; her karşı-teklif turu bir kutu söndürür; </w:t>
+      </w:r>
+      <w:r>
+        <w:rPr>
+          <w:b w:val="1"/>
+          <w:bCs w:val="1"/>
+          <w:rtl w:val="0"/>
+        </w:rPr>
+        <w:t xml:space="preserve">son kutu vurgulu görünür</w:t>
+      </w:r>
+      <w:r>
+        <w:rPr>
+          <w:rtl w:val="0"/>
+        </w:rPr>
+        <w:t xml:space="preserve"> (son-teklif telgrafı, görsel).</w:t>
+      </w:r>
+    </w:p>
+    <w:p>
+      <w:pPr>
+        <w:numPr>
+          <w:ilvl w:val="0"/>
+          <w:numId w:val="10"/>
+        </w:numPr>
+        <w:spacing w:after="0" w:afterAutospacing="0" w:before="0" w:beforeAutospacing="0" w:lineRule="auto"/>
+        <w:ind w:left="720" w:hanging="360"/>
+      </w:pPr>
+      <w:r>
+        <w:rPr>
+          <w:b w:val="1"/>
+          <w:bCs w:val="1"/>
+          <w:rtl w:val="0"/>
+        </w:rPr>
+        <w:t xml:space="preserve">Döngü:</w:t>
+      </w:r>
+      <w:r>
+        <w:rPr>
+          <w:rtl w:val="0"/>
+        </w:rPr>
+        <w:t xml:space="preserve"> fiyat seç → Teklif et → mekanik yanıt: </w:t>
+      </w:r>
+      <w:r>
+        <w:rPr>
+          <w:b w:val="1"/>
+          <w:bCs w:val="1"/>
+          <w:rtl w:val="0"/>
+        </w:rPr>
+        <w:t xml:space="preserve">kabul</w:t>
+      </w:r>
+      <w:r>
+        <w:rPr>
+          <w:rtl w:val="0"/>
+        </w:rPr>
+        <w:t xml:space="preserve"> / </w:t>
+      </w:r>
+      <w:r>
+        <w:rPr>
+          <w:b w:val="1"/>
+          <w:bCs w:val="1"/>
+          <w:rtl w:val="0"/>
+        </w:rPr>
+        <w:t xml:space="preserve">karşı-teklif</w:t>
+      </w:r>
+      <w:r>
+        <w:rPr>
+          <w:rtl w:val="0"/>
+        </w:rPr>
+        <w:t xml:space="preserve"> (rakam cetvele işlenir; "Kabul et" her an açık, sabır yakmaz) / </w:t>
+      </w:r>
+      <w:r>
+        <w:rPr>
+          <w:b w:val="1"/>
+          <w:bCs w:val="1"/>
+          <w:rtl w:val="0"/>
+        </w:rPr>
+        <w:t xml:space="preserve">uyarı durumu</w:t>
+      </w:r>
+      <w:r>
+        <w:rPr>
+          <w:rtl w:val="0"/>
+        </w:rPr>
+        <w:t xml:space="preserve">. Hakaret bölgesine bilerek teklif → masa devrilir, hesap hafızasına yazılır. </w:t>
+      </w:r>
+      <w:r>
+        <w:rPr>
+          <w:b w:val="1"/>
+          <w:bCs w:val="1"/>
+          <w:rtl w:val="0"/>
+        </w:rPr>
+        <w:t xml:space="preserve">Kalk</w:t>
+      </w:r>
+      <w:r>
+        <w:rPr>
+          <w:rtl w:val="0"/>
+        </w:rPr>
+        <w:t xml:space="preserve"> her an açık: nötr ayrılış, 30 gün kilidi [ÇALIŞMA], iz yok.</w:t>
+      </w:r>
+    </w:p>
+    <w:p>
+      <w:pPr>
+        <w:numPr>
+          <w:ilvl w:val="0"/>
+          <w:numId w:val="10"/>
+        </w:numPr>
+        <w:spacing w:after="0" w:afterAutospacing="0" w:before="0" w:beforeAutospacing="0" w:lineRule="auto"/>
+        <w:ind w:left="720" w:hanging="360"/>
+      </w:pPr>
+      <w:r>
+        <w:rPr>
+          <w:b w:val="1"/>
+          <w:bCs w:val="1"/>
+          <w:rtl w:val="0"/>
+        </w:rPr>
+        <w:t xml:space="preserve">Söz dokunulmazdır:</w:t>
+      </w:r>
+      <w:r>
+        <w:rPr>
+          <w:rtl w:val="0"/>
+        </w:rPr>
+        <w:t xml:space="preserve"> kilitli satır olarak cetvelde görünür ve fiyat bandını daraltır.</w:t>
+      </w:r>
+    </w:p>
+    <w:p>
+      <w:pPr>
+        <w:numPr>
+          <w:ilvl w:val="0"/>
+          <w:numId w:val="10"/>
+        </w:numPr>
+        <w:spacing w:after="0" w:afterAutospacing="0" w:before="0" w:beforeAutospacing="0" w:lineRule="auto"/>
+        <w:ind w:left="720" w:hanging="360"/>
+      </w:pPr>
+      <w:r>
+        <w:rPr>
+          <w:b w:val="1"/>
+          <w:bCs w:val="1"/>
+          <w:rtl w:val="0"/>
+        </w:rPr>
+        <w:t xml:space="preserve">Onay şeridi (MÜHÜRLÜ):</w:t>
+      </w:r>
+      <w:r>
+        <w:rPr>
+          <w:rtl w:val="0"/>
+        </w:rPr>
+        <w:t xml:space="preserve"> kabulde — koltuk × fiyat = MRR + </w:t>
+      </w:r>
+      <w:r>
+        <w:rPr>
+          <w:b w:val="1"/>
+          <w:bCs w:val="1"/>
+          <w:rtl w:val="0"/>
+        </w:rPr>
+        <w:t xml:space="preserve">doluluk okuması</w:t>
+      </w:r>
+      <w:r>
+        <w:rPr>
+          <w:rtl w:val="0"/>
+        </w:rPr>
+        <w:t xml:space="preserve"> (</w:t>
+      </w:r>
+      <w:r>
+        <w:rPr>
+          <w:i w:val="1"/>
+          <w:iCs w:val="1"/>
+          <w:rtl w:val="0"/>
+        </w:rPr>
+        <w:t xml:space="preserve">"Kapasite: 310/400"</w:t>
+      </w:r>
+      <w:r>
+        <w:rPr>
+          <w:rtl w:val="0"/>
+        </w:rPr>
+        <w:t xml:space="preserve">, sahibi Ürün §10) → İmzala. Karar cümlesi yok, replik yok; sahne mekanik biter.</w:t>
+      </w:r>
+    </w:p>
+    <w:p>
+      <w:pPr>
+        <w:numPr>
+          <w:ilvl w:val="0"/>
+          <w:numId w:val="10"/>
+        </w:numPr>
+        <w:spacing w:after="0" w:afterAutospacing="0" w:before="0" w:beforeAutospacing="0" w:lineRule="auto"/>
+        <w:ind w:left="720" w:hanging="360"/>
+      </w:pPr>
+      <w:r>
+        <w:rPr>
+          <w:b w:val="1"/>
+          <w:bCs w:val="1"/>
+          <w:rtl w:val="0"/>
+        </w:rPr>
+        <w:t xml:space="preserve">Şekil formülleri</w:t>
+      </w:r>
+      <w:r>
+        <w:rPr>
+          <w:rtl w:val="0"/>
+        </w:rPr>
+        <w:t xml:space="preserve"> [K]: rezerv = koltuk fiyat bandı × arketip duyarlılığı × koşu tohumu · karşı-teklif adımı mizaçtan · hakaret eşiği rezervin belirgin üstü.</w:t>
+      </w:r>
+    </w:p>
+    <w:p>
+      <w:pPr>
+        <w:numPr>
+          <w:ilvl w:val="0"/>
+          <w:numId w:val="10"/>
+        </w:numPr>
+        <w:spacing w:after="240" w:before="0" w:beforeAutospacing="0" w:lineRule="auto"/>
+        <w:ind w:left="720" w:hanging="360"/>
+      </w:pPr>
+      <w:r>
+        <w:rPr>
+          <w:b w:val="1"/>
+          <w:bCs w:val="1"/>
+          <w:rtl w:val="0"/>
+        </w:rPr>
+        <w:t xml:space="preserve">Sözleşme (motor §23 A4'ü kapatır):</w:t>
+      </w:r>
+      <w:r>
+        <w:rPr>
+          <w:rtl w:val="0"/>
+        </w:rPr>
+        <w:t xml:space="preserve"> open_negotiation("b2b_deal", context{hesap, koltuk, band, söz, mizaç, rezerv-tohum}) → { outcome_id: signed|walked|insulted, values: {koltuk, koltuk_fiyatı, mrr}, effects_to_apply: [...] }. </w:t>
+      </w:r>
+      <w:r>
+        <w:rPr>
+          <w:b w:val="1"/>
+          <w:bCs w:val="1"/>
+          <w:rtl w:val="0"/>
+        </w:rPr>
+        <w:t xml:space="preserve">Series A:</w:t>
+      </w:r>
+      <w:r>
+        <w:rPr>
+          <w:rtl w:val="0"/>
+        </w:rPr>
+        <w:t xml:space="preserve"> aynı sahne, type:"series_a"; koltuk → hisse, fiyat → değerleme.</w:t>
+      </w:r>
+    </w:p>
+    <w:p>
+      <w:pPr>
+        <w:pStyle w:val="Heading3"/>
+        <w:keepNext w:val="0"/>
+        <w:keepLines w:val="0"/>
+        <w:spacing w:before="280" w:lineRule="auto"/>
+        <w:rPr>
+          <w:b w:val="1"/>
+          <w:bCs w:val="1"/>
+          <w:color w:val="000000"/>
+          <w:sz w:val="26"/>
+          <w:szCs w:val="26"/>
+        </w:rPr>
+      </w:pPr>
+      <w:bookmarkStart w:colFirst="0" w:colLast="0" w:name="_2qzltz8or288" w:id="13"/>
+      <w:bookmarkEnd w:id="13"/>
+      <w:r>
+        <w:rPr>
+          <w:b w:val="1"/>
+          <w:bCs w:val="1"/>
+          <w:color w:val="000000"/>
+          <w:sz w:val="26"/>
+          <w:szCs w:val="26"/>
+          <w:rtl w:val="0"/>
+        </w:rPr>
+        <w:t xml:space="preserve">5.4 · İmza sonrası fiyat izi (MÜHÜRLÜ)</w:t>
+      </w:r>
+    </w:p>
+    <w:p>
+      <w:pPr>
+        <w:spacing w:after="240" w:before="240" w:lineRule="auto"/>
+        <w:rPr/>
+      </w:pPr>
+      <w:r>
+        <w:rPr>
+          <w:rtl w:val="0"/>
+        </w:rPr>
+        <w:t xml:space="preserve">Hesap, </w:t>
+      </w:r>
+      <w:r>
+        <w:rPr>
+          <w:b w:val="1"/>
+          <w:bCs w:val="1"/>
+          <w:rtl w:val="0"/>
+        </w:rPr>
+        <w:t xml:space="preserve">imzalanan koltuk fiyatını</w:t>
+      </w:r>
+      <w:r>
+        <w:rPr>
+          <w:rtl w:val="0"/>
+        </w:rPr>
+        <w:t xml:space="preserve"> kayıtta taşır. </w:t>
+      </w:r>
+      <w:r>
+        <w:rPr>
+          <w:b w:val="1"/>
+          <w:bCs w:val="1"/>
+          <w:rtl w:val="0"/>
+        </w:rPr>
+        <w:t xml:space="preserve">Genişleme bu fiyattan koltuk ekler</w:t>
+      </w:r>
+      <w:r>
+        <w:rPr>
+          <w:rtl w:val="0"/>
+        </w:rPr>
+        <w:t xml:space="preserve">; eski sabit koltuk-MRR değeri emeklidir (§19). İmza indirimi bu fiyatın içindedir ve ayrı izle görünür. Retention indirimi mevcut davranışını korur; hizası hesap yönetimi oturumunun.</w:t>
       </w:r>
     </w:p>
     <w:p>
@@ -1138,8 +2654,8 @@
           <w:szCs w:val="34"/>
         </w:rPr>
       </w:pPr>
-      <w:bookmarkStart w:colFirst="0" w:colLast="0" w:name="_b4ivwuy35lv" w:id="6"/>
-      <w:bookmarkEnd w:id="6"/>
+      <w:bookmarkStart w:colFirst="0" w:colLast="0" w:name="_e3bhvmlqa5ij" w:id="14"/>
+      <w:bookmarkEnd w:id="14"/>
       <w:r>
         <w:rPr>
           <w:b w:val="1"/>
@@ -1148,7 +2664,1174 @@
           <w:szCs w:val="34"/>
           <w:rtl w:val="0"/>
         </w:rPr>
-        <w:t xml:space="preserve">4 · BORU HATTI</w:t>
+        <w:t xml:space="preserve">6 · SÖZ KURALLARI (MÜHÜRLÜ)</w:t>
+      </w:r>
+    </w:p>
+    <w:p>
+      <w:pPr>
+        <w:numPr>
+          <w:ilvl w:val="0"/>
+          <w:numId w:val="5"/>
+        </w:numPr>
+        <w:spacing w:after="0" w:afterAutospacing="0" w:before="240" w:lineRule="auto"/>
+        <w:ind w:left="720" w:hanging="360"/>
+      </w:pPr>
+      <w:r>
+        <w:rPr>
+          <w:rtl w:val="0"/>
+        </w:rPr>
+        <w:t xml:space="preserve">Pitch sözü </w:t>
+      </w:r>
+      <w:r>
+        <w:rPr>
+          <w:b w:val="1"/>
+          <w:bCs w:val="1"/>
+          <w:rtl w:val="0"/>
+        </w:rPr>
+        <w:t xml:space="preserve">PromiseRegistry</w:t>
+      </w:r>
+      <w:r>
+        <w:rPr>
+          <w:rtl w:val="0"/>
+        </w:rPr>
+        <w:t xml:space="preserve">'de yaşar (tek kaynak).</w:t>
+      </w:r>
+    </w:p>
+    <w:p>
+      <w:pPr>
+        <w:numPr>
+          <w:ilvl w:val="0"/>
+          <w:numId w:val="5"/>
+        </w:numPr>
+        <w:spacing w:after="0" w:afterAutospacing="0" w:before="0" w:beforeAutospacing="0" w:lineRule="auto"/>
+        <w:ind w:left="720" w:hanging="360"/>
+      </w:pPr>
+      <w:r>
+        <w:rPr>
+          <w:b w:val="1"/>
+          <w:bCs w:val="1"/>
+          <w:rtl w:val="0"/>
+        </w:rPr>
+        <w:t xml:space="preserve">Tek açık pitch sözü:</w:t>
+      </w:r>
+      <w:r>
+        <w:rPr>
+          <w:rtl w:val="0"/>
+        </w:rPr>
+        <w:t xml:space="preserve"> teslim edilmemiş söz varken yeni toplantıda söz satırı kilitli-görünür: </w:t>
+      </w:r>
+      <w:r>
+        <w:rPr>
+          <w:i w:val="1"/>
+          <w:iCs w:val="1"/>
+          <w:rtl w:val="0"/>
+        </w:rPr>
+        <w:t xml:space="preserve">"Verilmiş bir sözün var: {özellik}, {hesap}."</w:t>
+      </w:r>
+    </w:p>
+    <w:p>
+      <w:pPr>
+        <w:numPr>
+          <w:ilvl w:val="0"/>
+          <w:numId w:val="5"/>
+        </w:numPr>
+        <w:spacing w:after="0" w:afterAutospacing="0" w:before="0" w:beforeAutospacing="0" w:lineRule="auto"/>
+        <w:ind w:left="720" w:hanging="360"/>
+      </w:pPr>
+      <w:r>
+        <w:rPr>
+          <w:rtl w:val="0"/>
+        </w:rPr>
+        <w:t xml:space="preserve">Kırılan söz o hesapta satırı kilitler [ÇALIŞMA: koşu sonu] ve mevcut güven/marka bedellerini öder.</w:t>
+      </w:r>
+    </w:p>
+    <w:p>
+      <w:pPr>
+        <w:numPr>
+          <w:ilvl w:val="0"/>
+          <w:numId w:val="5"/>
+        </w:numPr>
+        <w:spacing w:after="240" w:before="0" w:beforeAutospacing="0" w:lineRule="auto"/>
+        <w:ind w:left="720" w:hanging="360"/>
+      </w:pPr>
+      <w:r>
+        <w:rPr>
+          <w:rtl w:val="0"/>
+        </w:rPr>
+        <w:t xml:space="preserve">Retention "Söz ver" ayrı mekaniktir; iki tür aynı Registry'de, ayrı sayaçlarda.</w:t>
+      </w:r>
+    </w:p>
+    <w:p>
+      <w:pPr>
+        <w:pStyle w:val="Heading2"/>
+        <w:keepNext w:val="0"/>
+        <w:keepLines w:val="0"/>
+        <w:spacing w:after="80" w:lineRule="auto"/>
+        <w:rPr>
+          <w:b w:val="1"/>
+          <w:bCs w:val="1"/>
+          <w:sz w:val="34"/>
+          <w:szCs w:val="34"/>
+        </w:rPr>
+      </w:pPr>
+      <w:bookmarkStart w:colFirst="0" w:colLast="0" w:name="_bxs9ck86tsyy" w:id="15"/>
+      <w:bookmarkEnd w:id="15"/>
+      <w:r>
+        <w:rPr>
+          <w:b w:val="1"/>
+          <w:bCs w:val="1"/>
+          <w:sz w:val="34"/>
+          <w:szCs w:val="34"/>
+          <w:rtl w:val="0"/>
+        </w:rPr>
+        <w:t xml:space="preserve">7 · TEMSİLCİ OTOMASYONU</w:t>
+      </w:r>
+    </w:p>
+    <w:p>
+      <w:pPr>
+        <w:pStyle w:val="Heading3"/>
+        <w:keepNext w:val="0"/>
+        <w:keepLines w:val="0"/>
+        <w:spacing w:before="280" w:lineRule="auto"/>
+        <w:rPr>
+          <w:b w:val="1"/>
+          <w:bCs w:val="1"/>
+          <w:color w:val="000000"/>
+          <w:sz w:val="26"/>
+          <w:szCs w:val="26"/>
+        </w:rPr>
+      </w:pPr>
+      <w:bookmarkStart w:colFirst="0" w:colLast="0" w:name="_jwmxfnk9hy5t" w:id="16"/>
+      <w:bookmarkEnd w:id="16"/>
+      <w:r>
+        <w:rPr>
+          <w:b w:val="1"/>
+          <w:bCs w:val="1"/>
+          <w:color w:val="000000"/>
+          <w:sz w:val="26"/>
+          <w:szCs w:val="26"/>
+          <w:rtl w:val="0"/>
+        </w:rPr>
+        <w:t xml:space="preserve">7.1 · Yıldız kapısı (MÜHÜRLÜ)</w:t>
+      </w:r>
+    </w:p>
+    <w:p>
+      <w:pPr>
+        <w:spacing w:after="240" w:before="240" w:lineRule="auto"/>
+        <w:rPr/>
+      </w:pPr>
+      <w:r>
+        <w:rPr>
+          <w:rtl w:val="0"/>
+        </w:rPr>
+        <w:t xml:space="preserve">Temsilci, kendi </w:t>
+      </w:r>
+      <w:r>
+        <w:rPr>
+          <w:b w:val="1"/>
+          <w:bCs w:val="1"/>
+          <w:rtl w:val="0"/>
+        </w:rPr>
+        <w:t xml:space="preserve">Satış yıldızına eşit ve altındaki</w:t>
+      </w:r>
+      <w:r>
+        <w:rPr>
+          <w:rtl w:val="0"/>
+        </w:rPr>
+        <w:t xml:space="preserve"> müşterilere otomatik satar; üstüne çıkamaz. Kapı serttir, lead kartında görünür.</w:t>
+      </w:r>
+    </w:p>
+    <w:p>
+      <w:pPr>
+        <w:pStyle w:val="Heading3"/>
+        <w:keepNext w:val="0"/>
+        <w:keepLines w:val="0"/>
+        <w:spacing w:before="280" w:lineRule="auto"/>
+        <w:rPr>
+          <w:b w:val="1"/>
+          <w:bCs w:val="1"/>
+          <w:color w:val="000000"/>
+          <w:sz w:val="26"/>
+          <w:szCs w:val="26"/>
+        </w:rPr>
+      </w:pPr>
+      <w:bookmarkStart w:colFirst="0" w:colLast="0" w:name="_83dhkto8t548" w:id="17"/>
+      <w:bookmarkEnd w:id="17"/>
+      <w:r>
+        <w:rPr>
+          <w:b w:val="1"/>
+          <w:bCs w:val="1"/>
+          <w:color w:val="000000"/>
+          <w:sz w:val="26"/>
+          <w:szCs w:val="26"/>
+          <w:rtl w:val="0"/>
+        </w:rPr>
+        <w:t xml:space="preserve">7.2 · İşleme süresi (MÜHÜRLÜ)</w:t>
+      </w:r>
+    </w:p>
+    <w:p>
+      <w:pPr>
+        <w:spacing w:after="240" w:before="240" w:lineRule="auto"/>
+        <w:rPr/>
+      </w:pPr>
+      <w:r>
+        <w:rPr>
+          <w:rtl w:val="0"/>
+        </w:rPr>
+        <w:t xml:space="preserve">Tek müşteri işlenir; boru hattında görünür (</w:t>
+      </w:r>
+      <w:r>
+        <w:rPr>
+          <w:i w:val="1"/>
+          <w:iCs w:val="1"/>
+          <w:rtl w:val="0"/>
+        </w:rPr>
+        <w:t xml:space="preserve">"Palmiye ile görüşüyor · 3. gün"</w:t>
+      </w:r>
+      <w:r>
+        <w:rPr>
+          <w:rtl w:val="0"/>
+        </w:rPr>
+        <w:t xml:space="preserve">). Süre: kendi ligi 6–7 gün · 1 alt 3–4 · 2 alt 2–3 [K]. Moral, odak, saat hr.effective_skill üzerinden aynı süreyi oynatır. İşlenen lead'in sayacı donar.</w:t>
+      </w:r>
+    </w:p>
+    <w:p>
+      <w:pPr>
+        <w:pStyle w:val="Heading3"/>
+        <w:keepNext w:val="0"/>
+        <w:keepLines w:val="0"/>
+        <w:spacing w:before="280" w:lineRule="auto"/>
+        <w:rPr>
+          <w:b w:val="1"/>
+          <w:bCs w:val="1"/>
+          <w:color w:val="000000"/>
+          <w:sz w:val="26"/>
+          <w:szCs w:val="26"/>
+        </w:rPr>
+      </w:pPr>
+      <w:bookmarkStart w:colFirst="0" w:colLast="0" w:name="_tjf248uoj8nh" w:id="18"/>
+      <w:bookmarkEnd w:id="18"/>
+      <w:r>
+        <w:rPr>
+          <w:b w:val="1"/>
+          <w:bCs w:val="1"/>
+          <w:color w:val="000000"/>
+          <w:sz w:val="26"/>
+          <w:szCs w:val="26"/>
+          <w:rtl w:val="0"/>
+        </w:rPr>
+        <w:t xml:space="preserve">7.2.1 · İş seçimi (MÜHÜRLÜ)</w:t>
+      </w:r>
+    </w:p>
+    <w:p>
+      <w:pPr>
+        <w:numPr>
+          <w:ilvl w:val="0"/>
+          <w:numId w:val="8"/>
+        </w:numPr>
+        <w:spacing w:after="0" w:afterAutospacing="0" w:before="240" w:lineRule="auto"/>
+        <w:ind w:left="720" w:hanging="360"/>
+      </w:pPr>
+      <w:r>
+        <w:rPr>
+          <w:b w:val="1"/>
+          <w:bCs w:val="1"/>
+          <w:rtl w:val="0"/>
+        </w:rPr>
+        <w:t xml:space="preserve">Çalışma bandı tavanı:</w:t>
+      </w:r>
+      <w:r>
+        <w:rPr>
+          <w:rtl w:val="0"/>
+        </w:rPr>
+        <w:t xml:space="preserve"> temsilci başına tek ayar; tavanı düşürmek temsilciyi alt bandın süpürgesine çevirir.</w:t>
+      </w:r>
+    </w:p>
+    <w:p>
+      <w:pPr>
+        <w:numPr>
+          <w:ilvl w:val="0"/>
+          <w:numId w:val="8"/>
+        </w:numPr>
+        <w:spacing w:after="0" w:afterAutospacing="0" w:before="0" w:beforeAutospacing="0" w:lineRule="auto"/>
+        <w:ind w:left="720" w:hanging="360"/>
+      </w:pPr>
+      <w:r>
+        <w:rPr>
+          <w:b w:val="1"/>
+          <w:bCs w:val="1"/>
+          <w:rtl w:val="0"/>
+        </w:rPr>
+        <w:t xml:space="preserve">Seçim kuralı:</w:t>
+      </w:r>
+      <w:r>
+        <w:rPr>
+          <w:rtl w:val="0"/>
+        </w:rPr>
+        <w:t xml:space="preserve"> bandındaki yönlendirilmemiş lead'lerden </w:t>
+      </w:r>
+      <w:r>
+        <w:rPr>
+          <w:b w:val="1"/>
+          <w:bCs w:val="1"/>
+          <w:rtl w:val="0"/>
+        </w:rPr>
+        <w:t xml:space="preserve">en yüksek yıldızlı</w:t>
+      </w:r>
+      <w:r>
+        <w:rPr>
+          <w:rtl w:val="0"/>
+        </w:rPr>
+        <w:t xml:space="preserve">; eşitlikte </w:t>
+      </w:r>
+      <w:r>
+        <w:rPr>
+          <w:b w:val="1"/>
+          <w:bCs w:val="1"/>
+          <w:rtl w:val="0"/>
+        </w:rPr>
+        <w:t xml:space="preserve">süresi bitmek üzere olan</w:t>
+      </w:r>
+      <w:r>
+        <w:rPr>
+          <w:rtl w:val="0"/>
+        </w:rPr>
+        <w:t xml:space="preserve">.</w:t>
+      </w:r>
+    </w:p>
+    <w:p>
+      <w:pPr>
+        <w:numPr>
+          <w:ilvl w:val="0"/>
+          <w:numId w:val="8"/>
+        </w:numPr>
+        <w:spacing w:after="240" w:before="0" w:beforeAutospacing="0" w:lineRule="auto"/>
+        <w:ind w:left="720" w:hanging="360"/>
+      </w:pPr>
+      <w:r>
+        <w:rPr>
+          <w:b w:val="1"/>
+          <w:bCs w:val="1"/>
+          <w:rtl w:val="0"/>
+        </w:rPr>
+        <w:t xml:space="preserve">Kart fiilleri:</w:t>
+      </w:r>
+      <w:r>
+        <w:rPr>
+          <w:rtl w:val="0"/>
+        </w:rPr>
+        <w:t xml:space="preserve"> </w:t>
+      </w:r>
+      <w:r>
+        <w:rPr>
+          <w:b w:val="1"/>
+          <w:bCs w:val="1"/>
+          <w:rtl w:val="0"/>
+        </w:rPr>
+        <w:t xml:space="preserve">"Ayır"</w:t>
+      </w:r>
+      <w:r>
+        <w:rPr>
+          <w:rtl w:val="0"/>
+        </w:rPr>
+        <w:t xml:space="preserve"> (masa kurucunun; temsilci atlar) ve </w:t>
+      </w:r>
+      <w:r>
+        <w:rPr>
+          <w:b w:val="1"/>
+          <w:bCs w:val="1"/>
+          <w:rtl w:val="0"/>
+        </w:rPr>
+        <w:t xml:space="preserve">"Temsilciye ver"</w:t>
+      </w:r>
+      <w:r>
+        <w:rPr>
+          <w:rtl w:val="0"/>
+        </w:rPr>
+        <w:t xml:space="preserve"> (band içindeyse öne). Rezerv süreyi durdurmaz. Rezervsiz çarpışmada kurucu önceliklidir, işleme düşer [ÇALIŞMA].</w:t>
+      </w:r>
+    </w:p>
+    <w:p>
+      <w:pPr>
+        <w:pStyle w:val="Heading3"/>
+        <w:keepNext w:val="0"/>
+        <w:keepLines w:val="0"/>
+        <w:spacing w:before="280" w:lineRule="auto"/>
+        <w:rPr>
+          <w:b w:val="1"/>
+          <w:bCs w:val="1"/>
+          <w:color w:val="000000"/>
+          <w:sz w:val="26"/>
+          <w:szCs w:val="26"/>
+        </w:rPr>
+      </w:pPr>
+      <w:bookmarkStart w:colFirst="0" w:colLast="0" w:name="_aximwlonz1cz" w:id="19"/>
+      <w:bookmarkEnd w:id="19"/>
+      <w:r>
+        <w:rPr>
+          <w:b w:val="1"/>
+          <w:bCs w:val="1"/>
+          <w:color w:val="000000"/>
+          <w:sz w:val="26"/>
+          <w:szCs w:val="26"/>
+          <w:rtl w:val="0"/>
+        </w:rPr>
+        <w:t xml:space="preserve">7.2.2 · Band tavanının gösterimi (MÜHÜRLÜ)</w:t>
+      </w:r>
+    </w:p>
+    <w:p>
+      <w:pPr>
+        <w:spacing w:after="240" w:before="240" w:lineRule="auto"/>
+        <w:rPr/>
+      </w:pPr>
+      <w:r>
+        <w:rPr>
+          <w:rtl w:val="0"/>
+        </w:rPr>
+        <w:t xml:space="preserve">Temsilci bloğunda, yıldız satırının altında: </w:t>
+      </w:r>
+      <w:r>
+        <w:rPr>
+          <w:b w:val="1"/>
+          <w:bCs w:val="1"/>
+          <w:rtl w:val="0"/>
+        </w:rPr>
+        <w:t xml:space="preserve">"Çalıştığı bant:"</w:t>
+      </w:r>
+      <w:r>
+        <w:rPr>
+          <w:rtl w:val="0"/>
+        </w:rPr>
+        <w:t xml:space="preserve"> — tam yıldız kademeleri + en sağda "Kendi ligi" (varsayılan). </w:t>
+      </w:r>
+      <w:r>
+        <w:rPr>
+          <w:b w:val="1"/>
+          <w:bCs w:val="1"/>
+          <w:rtl w:val="0"/>
+        </w:rPr>
+        <w:t xml:space="preserve">1★ temsilcide seçici çizilmez</w:t>
+      </w:r>
+      <w:r>
+        <w:rPr>
+          <w:rtl w:val="0"/>
+        </w:rPr>
+        <w:t xml:space="preserve">, düz bilgi satırı olur (tek kademelik seçici sahte seçim görüntüsüdür). Band dışına düşen lead kartı hover'la nedenini söyler. Ayar anında işler; süren işleme bitirilir.</w:t>
+      </w:r>
+    </w:p>
+    <w:p>
+      <w:pPr>
+        <w:pStyle w:val="Heading3"/>
+        <w:keepNext w:val="0"/>
+        <w:keepLines w:val="0"/>
+        <w:spacing w:before="280" w:lineRule="auto"/>
+        <w:rPr>
+          <w:b w:val="1"/>
+          <w:bCs w:val="1"/>
+          <w:color w:val="000000"/>
+          <w:sz w:val="26"/>
+          <w:szCs w:val="26"/>
+        </w:rPr>
+      </w:pPr>
+      <w:bookmarkStart w:colFirst="0" w:colLast="0" w:name="_5sgmcshwncyk" w:id="20"/>
+      <w:bookmarkEnd w:id="20"/>
+      <w:r>
+        <w:rPr>
+          <w:b w:val="1"/>
+          <w:bCs w:val="1"/>
+          <w:color w:val="000000"/>
+          <w:sz w:val="26"/>
+          <w:szCs w:val="26"/>
+          <w:rtl w:val="0"/>
+        </w:rPr>
+        <w:t xml:space="preserve">7.3 · Sunum (MÜHÜRLÜ — kapsam)</w:t>
+      </w:r>
+    </w:p>
+    <w:p>
+      <w:pPr>
+        <w:numPr>
+          <w:ilvl w:val="0"/>
+          <w:numId w:val="1"/>
+        </w:numPr>
+        <w:spacing w:after="0" w:afterAutospacing="0" w:before="240" w:lineRule="auto"/>
+        <w:ind w:left="720" w:hanging="360"/>
+      </w:pPr>
+      <w:r>
+        <w:rPr>
+          <w:b w:val="1"/>
+          <w:bCs w:val="1"/>
+          <w:rtl w:val="0"/>
+        </w:rPr>
+        <w:t xml:space="preserve">Ticker yalnız haber değeri görür</w:t>
+      </w:r>
+      <w:r>
+        <w:rPr>
+          <w:rtl w:val="0"/>
+        </w:rPr>
+        <w:t xml:space="preserve"> [ÇALIŞMA tanım: lig-üstü imza, balina, koşunun ilk 3★'ı]. Rutin kapanışlar girmez.</w:t>
+      </w:r>
+    </w:p>
+    <w:p>
+      <w:pPr>
+        <w:numPr>
+          <w:ilvl w:val="0"/>
+          <w:numId w:val="1"/>
+        </w:numPr>
+        <w:spacing w:after="240" w:before="0" w:beforeAutospacing="0" w:lineRule="auto"/>
+        <w:ind w:left="720" w:hanging="360"/>
+      </w:pPr>
+      <w:r>
+        <w:rPr>
+          <w:b w:val="1"/>
+          <w:bCs w:val="1"/>
+          <w:rtl w:val="0"/>
+        </w:rPr>
+        <w:t xml:space="preserve">Haftalık satış özeti yalnız kapanışları taşır</w:t>
+      </w:r>
+      <w:r>
+        <w:rPr>
+          <w:rtl w:val="0"/>
+        </w:rPr>
+        <w:t xml:space="preserve"> — temsilcinin sesiyle bilgi kartı. </w:t>
+      </w:r>
+      <w:r>
+        <w:rPr>
+          <w:b w:val="1"/>
+          <w:bCs w:val="1"/>
+          <w:rtl w:val="0"/>
+        </w:rPr>
+        <w:t xml:space="preserve">Churn girmez</w:t>
+      </w:r>
+      <w:r>
+        <w:rPr>
+          <w:rtl w:val="0"/>
+        </w:rPr>
+        <w:t xml:space="preserve"> (Müşteri Temsilcisi yüzeyi). Biçim [ÇALIŞMA]: bilgi kartı, 7 günde bir, karar butonu yok.</w:t>
+      </w:r>
+    </w:p>
+    <w:p>
+      <w:pPr>
+        <w:pStyle w:val="Heading3"/>
+        <w:keepNext w:val="0"/>
+        <w:keepLines w:val="0"/>
+        <w:spacing w:before="280" w:lineRule="auto"/>
+        <w:rPr>
+          <w:b w:val="1"/>
+          <w:bCs w:val="1"/>
+          <w:color w:val="000000"/>
+          <w:sz w:val="26"/>
+          <w:szCs w:val="26"/>
+        </w:rPr>
+      </w:pPr>
+      <w:bookmarkStart w:colFirst="0" w:colLast="0" w:name="_fd9b3ebum7f3" w:id="21"/>
+      <w:bookmarkEnd w:id="21"/>
+      <w:r>
+        <w:rPr>
+          <w:b w:val="1"/>
+          <w:bCs w:val="1"/>
+          <w:color w:val="000000"/>
+          <w:sz w:val="26"/>
+          <w:szCs w:val="26"/>
+          <w:rtl w:val="0"/>
+        </w:rPr>
+        <w:t xml:space="preserve">7.4 · Satış masası lideri</w:t>
+      </w:r>
+    </w:p>
+    <w:p>
+      <w:pPr>
+        <w:spacing w:after="240" w:before="240" w:lineRule="auto"/>
+        <w:rPr/>
+      </w:pPr>
+      <w:r>
+        <w:rPr>
+          <w:rtl w:val="0"/>
+        </w:rPr>
+        <w:t xml:space="preserve">Demo'da yoktur; alan iklimi kurucunun Liderliğinden okunur. EA seam'i. (Ekip §17.5 kapanışı.)</w:t>
+      </w:r>
+    </w:p>
+    <w:p>
+      <w:pPr>
+        <w:pStyle w:val="Heading3"/>
+        <w:keepNext w:val="0"/>
+        <w:keepLines w:val="0"/>
+        <w:spacing w:before="280" w:lineRule="auto"/>
+        <w:rPr>
+          <w:b w:val="1"/>
+          <w:bCs w:val="1"/>
+          <w:color w:val="000000"/>
+          <w:sz w:val="26"/>
+          <w:szCs w:val="26"/>
+        </w:rPr>
+      </w:pPr>
+      <w:bookmarkStart w:colFirst="0" w:colLast="0" w:name="_chrr4dpxr26t" w:id="22"/>
+      <w:bookmarkEnd w:id="22"/>
+      <w:r>
+        <w:rPr>
+          <w:b w:val="1"/>
+          <w:bCs w:val="1"/>
+          <w:color w:val="000000"/>
+          <w:sz w:val="26"/>
+          <w:szCs w:val="26"/>
+          <w:rtl w:val="0"/>
+        </w:rPr>
+        <w:t xml:space="preserve">7.5 · Fiyat kadranı (MÜHÜRLÜ)</w:t>
+      </w:r>
+    </w:p>
+    <w:p>
+      <w:pPr>
+        <w:spacing w:after="240" w:before="240" w:lineRule="auto"/>
+        <w:rPr/>
+      </w:pPr>
+      <w:r>
+        <w:rPr>
+          <w:b w:val="1"/>
+          <w:bCs w:val="1"/>
+          <w:rtl w:val="0"/>
+        </w:rPr>
+        <w:t xml:space="preserve">Rekabetçi / Standart / Premium</w:t>
+      </w:r>
+      <w:r>
+        <w:rPr>
+          <w:rtl w:val="0"/>
+        </w:rPr>
+        <w:t xml:space="preserve">; Satış sekmesinde. Kadran koltuk fiyat bandının konumunu belirler [K %85/100/115]. </w:t>
+      </w:r>
+      <w:r>
+        <w:rPr>
+          <w:b w:val="1"/>
+          <w:bCs w:val="1"/>
+          <w:rtl w:val="0"/>
+        </w:rPr>
+        <w:t xml:space="preserve">Temsilci kadrandan kapatır; yıldızı fiyata dokunmaz.</w:t>
+      </w:r>
+      <w:r>
+        <w:rPr>
+          <w:rtl w:val="0"/>
+        </w:rPr>
+        <w:t xml:space="preserve"> Premium işleme süresini uzatır [K +%30]. İşlenmekte olan deal başladığı kadrandan kapanır. Kurucu masasında aynı kadran fiyat duyumu ve Perde 2 açılış çapasıdır.</w:t>
+      </w:r>
+    </w:p>
+    <w:p>
+      <w:pPr>
+        <w:pStyle w:val="Heading3"/>
+        <w:keepNext w:val="0"/>
+        <w:keepLines w:val="0"/>
+        <w:spacing w:before="280" w:lineRule="auto"/>
+        <w:rPr>
+          <w:b w:val="1"/>
+          <w:bCs w:val="1"/>
+          <w:color w:val="000000"/>
+          <w:sz w:val="26"/>
+          <w:szCs w:val="26"/>
+        </w:rPr>
+      </w:pPr>
+      <w:bookmarkStart w:colFirst="0" w:colLast="0" w:name="_ct4ljtyzq44i" w:id="23"/>
+      <w:bookmarkEnd w:id="23"/>
+      <w:r>
+        <w:rPr>
+          <w:b w:val="1"/>
+          <w:bCs w:val="1"/>
+          <w:color w:val="000000"/>
+          <w:sz w:val="26"/>
+          <w:szCs w:val="26"/>
+          <w:rtl w:val="0"/>
+        </w:rPr>
+        <w:t xml:space="preserve">7.6 · Kapanış modeli ve fiyat-kırma kartı (MÜHÜRLÜ — kart bağlanması olay paketi)</w:t>
+      </w:r>
+    </w:p>
+    <w:p>
+      <w:pPr>
+        <w:spacing w:after="240" w:before="240" w:lineRule="auto"/>
+        <w:rPr/>
+      </w:pPr>
+      <w:r>
+        <w:rPr>
+          <w:b w:val="1"/>
+          <w:bCs w:val="1"/>
+          <w:rtl w:val="0"/>
+        </w:rPr>
+        <w:t xml:space="preserve">Lig içi kapanış deterministiktir</w:t>
+      </w:r>
+      <w:r>
+        <w:rPr>
+          <w:rtl w:val="0"/>
+        </w:rPr>
+        <w:t xml:space="preserve"> (Rekabetçi/Standart). Gizli kapatma yüzdesi yoktur. </w:t>
+      </w:r>
+      <w:r>
+        <w:rPr>
+          <w:b w:val="1"/>
+          <w:bCs w:val="1"/>
+          <w:rtl w:val="0"/>
+        </w:rPr>
+        <w:t xml:space="preserve">Premium'da kapanış koşulludur:</w:t>
+      </w:r>
+      <w:r>
+        <w:rPr>
+          <w:rtl w:val="0"/>
+        </w:rPr>
+        <w:t xml:space="preserve"> fiyat-duyarlı arketiplerde işlemenin son günlerinde [ÇALIŞMA] fiyat-kırma kartı düşer: bandı kır (Standart fiyattan kapanır + kalıcı imza indirimi izi) / fiyatta kal (deal düşer, neden dürüst, 30 gün kilit). Duyarsız arketip kartı üretmez. HAYIR DİYEMEZ'li temsilcide kart daha sık [K]. Kart davranışı tanımlı, wiring olay paketinde; o güne dek inert.</w:t>
+      </w:r>
+    </w:p>
+    <w:p>
+      <w:pPr>
+        <w:pStyle w:val="Heading2"/>
+        <w:keepNext w:val="0"/>
+        <w:keepLines w:val="0"/>
+        <w:spacing w:after="80" w:lineRule="auto"/>
+        <w:rPr>
+          <w:b w:val="1"/>
+          <w:bCs w:val="1"/>
+          <w:sz w:val="34"/>
+          <w:szCs w:val="34"/>
+        </w:rPr>
+      </w:pPr>
+      <w:bookmarkStart w:colFirst="0" w:colLast="0" w:name="_29ewyhs95xvr" w:id="24"/>
+      <w:bookmarkEnd w:id="24"/>
+      <w:r>
+        <w:rPr>
+          <w:b w:val="1"/>
+          <w:bCs w:val="1"/>
+          <w:sz w:val="34"/>
+          <w:szCs w:val="34"/>
+          <w:rtl w:val="0"/>
+        </w:rPr>
+        <w:t xml:space="preserve">8 · BALİNA (MÜHÜRLÜ)</w:t>
+      </w:r>
+    </w:p>
+    <w:p>
+      <w:pPr>
+        <w:spacing w:after="240" w:before="240" w:lineRule="auto"/>
+        <w:rPr/>
+      </w:pPr>
+      <w:r>
+        <w:rPr>
+          <w:rtl w:val="0"/>
+        </w:rPr>
+        <w:t xml:space="preserve">Balina görelidir: erişim bandının bir üstünde, nadir rol. </w:t>
+      </w:r>
+      <w:r>
+        <w:rPr>
+          <w:b w:val="1"/>
+          <w:bCs w:val="1"/>
+          <w:rtl w:val="0"/>
+        </w:rPr>
+        <w:t xml:space="preserve">Adaptif imza şartı — karşılanmış şart istenmez:</w:t>
+      </w:r>
+      <w:r>
+        <w:rPr>
+          <w:rtl w:val="0"/>
+        </w:rPr>
+        <w:t xml:space="preserve"> sıralı listedeki ilk karşılanmayan kalem (sağlayıcı </w:t>
+      </w:r>
+      <w:r>
+        <w:rPr>
+          <w:b w:val="1"/>
+          <w:bCs w:val="1"/>
+          <w:rtl w:val="0"/>
+        </w:rPr>
+        <w:t xml:space="preserve">ya da</w:t>
+      </w:r>
+      <w:r>
+        <w:rPr>
+          <w:rtl w:val="0"/>
+        </w:rPr>
+        <w:t xml:space="preserve"> security_cert · kilitli üst kademe · SLA sözü). Tüm liste karşılıysa şart uydurulmaz; balina şartsız gelir, pazarlığı sert oynar. Şart masaya oturmadan kartta telgraflanır.</w:t>
+      </w:r>
+    </w:p>
+    <w:p>
+      <w:pPr>
+        <w:pStyle w:val="Heading2"/>
+        <w:keepNext w:val="0"/>
+        <w:keepLines w:val="0"/>
+        <w:spacing w:after="80" w:lineRule="auto"/>
+        <w:rPr>
+          <w:b w:val="1"/>
+          <w:bCs w:val="1"/>
+          <w:sz w:val="34"/>
+          <w:szCs w:val="34"/>
+        </w:rPr>
+      </w:pPr>
+      <w:bookmarkStart w:colFirst="0" w:colLast="0" w:name="_ypubgqq2s5ol" w:id="25"/>
+      <w:bookmarkEnd w:id="25"/>
+      <w:r>
+        <w:rPr>
+          <w:b w:val="1"/>
+          <w:bCs w:val="1"/>
+          <w:sz w:val="34"/>
+          <w:szCs w:val="34"/>
+          <w:rtl w:val="0"/>
+        </w:rPr>
+        <w:t xml:space="preserve">9 · YENİDEN PİTCH (MÜHÜRLÜ — ilkeler; sayılar [ÇALIŞMA])</w:t>
+      </w:r>
+    </w:p>
+    <w:p>
+      <w:pPr>
+        <w:spacing w:after="240" w:before="240" w:lineRule="auto"/>
+        <w:rPr/>
+      </w:pPr>
+      <w:r>
+        <w:rPr>
+          <w:rtl w:val="0"/>
+        </w:rPr>
+        <w:t xml:space="preserve">Toplantıda kaybedilen müşteriye dönüş serbesttir ama </w:t>
+      </w:r>
+      <w:r>
+        <w:rPr>
+          <w:b w:val="1"/>
+          <w:bCs w:val="1"/>
+          <w:rtl w:val="0"/>
+        </w:rPr>
+        <w:t xml:space="preserve">engel-kapılıdır</w:t>
+      </w:r>
+      <w:r>
+        <w:rPr>
+          <w:rtl w:val="0"/>
+        </w:rPr>
+        <w:t xml:space="preserve">: isimlenen neden değişmeden aynı yol aynı sonucu verir; kapı kapalı-görünür ve nedenlidir. Engel çözülünce musluk müşteriyi geri getirir ve </w:t>
+      </w:r>
+      <w:r>
+        <w:rPr>
+          <w:b w:val="1"/>
+          <w:bCs w:val="1"/>
+          <w:rtl w:val="0"/>
+        </w:rPr>
+        <w:t xml:space="preserve">müşteri hatırlar</w:t>
+      </w:r>
+      <w:r>
+        <w:rPr>
+          <w:rtl w:val="0"/>
+        </w:rPr>
+        <w:t xml:space="preserve"> (hafıza satırı). İlk kaybın izi kalır [ÇALIŞMA −10 sınıfı ▼]. Süre-dolumu dönüşü ayrı ve izsizdir (§4).</w:t>
+      </w:r>
+    </w:p>
+    <w:p>
+      <w:pPr>
+        <w:pStyle w:val="Heading2"/>
+        <w:keepNext w:val="0"/>
+        <w:keepLines w:val="0"/>
+        <w:spacing w:after="80" w:lineRule="auto"/>
+        <w:rPr>
+          <w:b w:val="1"/>
+          <w:bCs w:val="1"/>
+          <w:sz w:val="34"/>
+          <w:szCs w:val="34"/>
+        </w:rPr>
+      </w:pPr>
+      <w:bookmarkStart w:colFirst="0" w:colLast="0" w:name="_b4pm5gk899z6" w:id="26"/>
+      <w:bookmarkEnd w:id="26"/>
+      <w:r>
+        <w:rPr>
+          <w:b w:val="1"/>
+          <w:bCs w:val="1"/>
+          <w:sz w:val="34"/>
+          <w:szCs w:val="34"/>
+          <w:rtl w:val="0"/>
+        </w:rPr>
+        <w:t xml:space="preserve">10 · DİL ÖRNEĞİ — yazımın kalite hedefi</w:t>
+      </w:r>
+    </w:p>
+    <w:p>
+      <w:pPr>
+        <w:spacing w:after="240" w:before="240" w:lineRule="auto"/>
+        <w:rPr/>
+      </w:pPr>
+      <w:r>
+        <w:rPr>
+          <w:b w:val="1"/>
+          <w:bCs w:val="1"/>
+          <w:rtl w:val="0"/>
+        </w:rPr>
+        <w:t xml:space="preserve">Bu bölüm bir YAPISAL ŞABLON DEĞİLDİR.</w:t>
+      </w:r>
+      <w:r>
+        <w:rPr>
+          <w:rtl w:val="0"/>
+        </w:rPr>
+        <w:t xml:space="preserve"> Toplantılar §5.1.1'in kurallarıyla storylet seçicisinden kurulur; kurcalama sayısı, sırası ve içeriği duruma göre değişir. Bu bölümün işi yazım turuna </w:t>
+      </w:r>
+      <w:r>
+        <w:rPr>
+          <w:b w:val="1"/>
+          <w:bCs w:val="1"/>
+          <w:rtl w:val="0"/>
+        </w:rPr>
+        <w:t xml:space="preserve">dil ve kalite çıtasını</w:t>
+      </w:r>
+      <w:r>
+        <w:rPr>
+          <w:rtl w:val="0"/>
+        </w:rPr>
+        <w:t xml:space="preserve"> göstermektir: cümleler süssüz, tek konulu, var olma sebebini oyun durumundan alan cümlelerdir; cevaplar oyunun gerçek terimlerini konuşur. Replikler yer tutucudur; ses direktör kaleminde mühürlenir.</w:t>
+      </w:r>
+    </w:p>
+    <w:p>
+      <w:pPr>
+        <w:spacing w:after="240" w:before="240" w:lineRule="auto"/>
+        <w:rPr>
+          <w:i w:val="1"/>
+          <w:iCs w:val="1"/>
+        </w:rPr>
+      </w:pPr>
+      <w:r>
+        <w:rPr>
+          <w:i w:val="1"/>
+          <w:iCs w:val="1"/>
+          <w:rtl w:val="0"/>
+        </w:rPr>
+        <w:t xml:space="preserve">Durum: Beykoz 3★ lojistik, temkinli. Nova: sağlayıcı orta kademe, entegrasyonlar K2, kesinti kaydı mevcut, kadroda Müşteri Temsilcisi yok, Kıvılcım'a açık söz.</w:t>
+      </w:r>
+    </w:p>
+    <w:p>
+      <w:pPr>
+        <w:spacing w:after="240" w:before="240" w:lineRule="auto"/>
+        <w:rPr/>
+      </w:pPr>
+      <w:r>
+        <w:rPr>
+          <w:b w:val="1"/>
+          <w:bCs w:val="1"/>
+          <w:rtl w:val="0"/>
+        </w:rPr>
+        <w:t xml:space="preserve">Beykoz:</w:t>
+      </w:r>
+      <w:r>
+        <w:rPr>
+          <w:rtl w:val="0"/>
+        </w:rPr>
+        <w:t xml:space="preserve"> "Hoş geldiniz. Ürüne ekipçe baktık, sorularımız hazır. Başlayalım."</w:t>
+      </w:r>
+    </w:p>
+    <w:p>
+      <w:pPr>
+        <w:spacing w:after="240" w:before="240" w:lineRule="auto"/>
+        <w:rPr/>
+      </w:pPr>
+      <w:r>
+        <w:rPr>
+          <w:b w:val="1"/>
+          <w:bCs w:val="1"/>
+          <w:rtl w:val="0"/>
+        </w:rPr>
+        <w:t xml:space="preserve">Kurcalama 1</w:t>
+      </w:r>
+      <w:r>
+        <w:rPr>
+          <w:rtl w:val="0"/>
+        </w:rPr>
+        <w:t xml:space="preserve"> </w:t>
+      </w:r>
+      <w:r>
+        <w:rPr>
+          <w:b w:val="1"/>
+          <w:bCs w:val="1"/>
+          <w:rtl w:val="0"/>
+        </w:rPr>
+        <w:t xml:space="preserve">Beykoz:</w:t>
+      </w:r>
+      <w:r>
+        <w:rPr>
+          <w:rtl w:val="0"/>
+        </w:rPr>
+        <w:t xml:space="preserve"> "Bizim için birinci konu kararlılık. Bugüne kadar kesinti yaşadınız mı? Yaşarsanız ne kadar sürede toparlıyorsunuz?"</w:t>
+      </w:r>
+    </w:p>
+    <w:p>
+      <w:pPr>
+        <w:numPr>
+          <w:ilvl w:val="0"/>
+          <w:numId w:val="11"/>
+        </w:numPr>
+        <w:spacing w:after="0" w:afterAutospacing="0" w:before="240" w:lineRule="auto"/>
+        <w:ind w:left="720" w:hanging="360"/>
+      </w:pPr>
+      <w:r>
+        <w:rPr>
+          <w:rtl w:val="0"/>
+        </w:rPr>
+        <w:t xml:space="preserve">🔒 </w:t>
+      </w:r>
+      <w:r>
+        <w:rPr>
+          <w:i w:val="1"/>
+          <w:iCs w:val="1"/>
+          <w:rtl w:val="0"/>
+        </w:rPr>
+        <w:t xml:space="preserve">"Kurumsal seviye altyapı kullanıyoruz; kesinti yaşamazsınız."</w:t>
+      </w:r>
+      <w:r>
+        <w:rPr>
+          <w:rtl w:val="0"/>
+        </w:rPr>
+        <w:t xml:space="preserve"> — hover: "Sağlayıcın kurumsal kademede değil."</w:t>
+      </w:r>
+    </w:p>
+    <w:p>
+      <w:pPr>
+        <w:numPr>
+          <w:ilvl w:val="0"/>
+          <w:numId w:val="11"/>
+        </w:numPr>
+        <w:spacing w:after="0" w:afterAutospacing="0" w:before="0" w:beforeAutospacing="0" w:lineRule="auto"/>
+        <w:ind w:left="720" w:hanging="360"/>
+      </w:pPr>
+      <w:r>
+        <w:rPr>
+          <w:rtl w:val="0"/>
+        </w:rPr>
+        <w:t xml:space="preserve">"Bugüne kadar iki kısa kesinti oldu, ikisi de aynı gün kapandı. Kayıtları paylaşabilirim."</w:t>
+      </w:r>
+    </w:p>
+    <w:p>
+      <w:pPr>
+        <w:numPr>
+          <w:ilvl w:val="0"/>
+          <w:numId w:val="11"/>
+        </w:numPr>
+        <w:spacing w:after="240" w:before="0" w:beforeAutospacing="0" w:lineRule="auto"/>
+        <w:ind w:left="720" w:hanging="360"/>
+      </w:pPr>
+      <w:r>
+        <w:rPr>
+          <w:rtl w:val="0"/>
+        </w:rPr>
+        <w:t xml:space="preserve">"Kesinti riskini sıfırlayamam. Ama sorun çıktığında öncelik odur, aynı gün dönüş yaparız." → </w:t>
+      </w:r>
+      <w:r>
+        <w:rPr>
+          <w:b w:val="1"/>
+          <w:bCs w:val="1"/>
+          <w:rtl w:val="0"/>
+        </w:rPr>
+        <w:t xml:space="preserve">Beykoz:</w:t>
+      </w:r>
+      <w:r>
+        <w:rPr>
+          <w:rtl w:val="0"/>
+        </w:rPr>
+        <w:t xml:space="preserve"> "Kayıt paylaşan firma az görüyorum. Devam edelim."</w:t>
+      </w:r>
+    </w:p>
+    <w:p>
+      <w:pPr>
+        <w:spacing w:after="240" w:before="240" w:lineRule="auto"/>
+        <w:rPr/>
+      </w:pPr>
+      <w:r>
+        <w:rPr>
+          <w:b w:val="1"/>
+          <w:bCs w:val="1"/>
+          <w:rtl w:val="0"/>
+        </w:rPr>
+        <w:t xml:space="preserve">Kurcalama 2</w:t>
+      </w:r>
+      <w:r>
+        <w:rPr>
+          <w:rtl w:val="0"/>
+        </w:rPr>
+        <w:t xml:space="preserve"> </w:t>
+      </w:r>
+      <w:r>
+        <w:rPr>
+          <w:b w:val="1"/>
+          <w:bCs w:val="1"/>
+          <w:rtl w:val="0"/>
+        </w:rPr>
+        <w:t xml:space="preserve">Beykoz:</w:t>
+      </w:r>
+      <w:r>
+        <w:rPr>
+          <w:rtl w:val="0"/>
+        </w:rPr>
+        <w:t xml:space="preserve"> "Depo programımız on yıllık. Muhasebe ayrı, araç takip ayrı. Sizinki bunlarla entegre olabiliyor mu?"</w:t>
+      </w:r>
+    </w:p>
+    <w:p>
+      <w:pPr>
+        <w:numPr>
+          <w:ilvl w:val="0"/>
+          <w:numId w:val="15"/>
+        </w:numPr>
+        <w:spacing w:after="0" w:afterAutospacing="0" w:before="240" w:lineRule="auto"/>
+        <w:ind w:left="720" w:hanging="360"/>
+      </w:pPr>
+      <w:r>
+        <w:rPr>
+          <w:rtl w:val="0"/>
+        </w:rPr>
+        <w:t xml:space="preserve">"Oluyor. Muhasebe ve araç takip entegrasyonları canlıda; mevcut kayıtlarınız otomatik aktarılır." </w:t>
+      </w:r>
+      <w:r>
+        <w:rPr>
+          <w:i w:val="1"/>
+          <w:iCs w:val="1"/>
+          <w:rtl w:val="0"/>
+        </w:rPr>
+        <w:t xml:space="preserve">(güç: K2)</w:t>
+      </w:r>
+    </w:p>
+    <w:p>
+      <w:pPr>
+        <w:numPr>
+          <w:ilvl w:val="0"/>
+          <w:numId w:val="15"/>
+        </w:numPr>
+        <w:spacing w:after="240" w:before="0" w:beforeAutospacing="0" w:lineRule="auto"/>
+        <w:ind w:left="720" w:hanging="360"/>
+      </w:pPr>
+      <w:r>
+        <w:rPr>
+          <w:rtl w:val="0"/>
+        </w:rPr>
+        <w:t xml:space="preserve">"Muhasebe tarafı hazır. Araç takip yol haritasında, bu çeyrek çıkıyor." → </w:t>
+      </w:r>
+      <w:r>
+        <w:rPr>
+          <w:b w:val="1"/>
+          <w:bCs w:val="1"/>
+          <w:rtl w:val="0"/>
+        </w:rPr>
+        <w:t xml:space="preserve">Beykoz:</w:t>
+      </w:r>
+      <w:r>
+        <w:rPr>
+          <w:rtl w:val="0"/>
+        </w:rPr>
+        <w:t xml:space="preserve"> "Güzel. Bizim asıl kaybımız çift veri girişiydi."</w:t>
+      </w:r>
+    </w:p>
+    <w:p>
+      <w:pPr>
+        <w:spacing w:after="240" w:before="240" w:lineRule="auto"/>
+        <w:rPr/>
+      </w:pPr>
+      <w:r>
+        <w:rPr>
+          <w:b w:val="1"/>
+          <w:bCs w:val="1"/>
+          <w:rtl w:val="0"/>
+        </w:rPr>
+        <w:t xml:space="preserve">Kurcalama 3</w:t>
+      </w:r>
+      <w:r>
+        <w:rPr>
+          <w:rtl w:val="0"/>
+        </w:rPr>
+        <w:t xml:space="preserve"> </w:t>
+      </w:r>
+      <w:r>
+        <w:rPr>
+          <w:b w:val="1"/>
+          <w:bCs w:val="1"/>
+          <w:rtl w:val="0"/>
+        </w:rPr>
+        <w:t xml:space="preserve">Beykoz:</w:t>
+      </w:r>
+      <w:r>
+        <w:rPr>
+          <w:rtl w:val="0"/>
+        </w:rPr>
+        <w:t xml:space="preserve"> "Geçiş ne kadar sürer? İki kere sistem değiştirdik, ikisinde de aylar sürdü ve iş yavaşladı."</w:t>
       </w:r>
     </w:p>
     <w:p>
@@ -1162,17 +3845,23 @@
       </w:pPr>
       <w:r>
         <w:rPr>
-          <w:b w:val="1"/>
-          <w:bCs w:val="1"/>
-          <w:rtl w:val="0"/>
-        </w:rPr>
-        <w:t xml:space="preserve">Lead kartı:</w:t>
-      </w:r>
-      <w:r>
-        <w:rPr>
-          <w:rtl w:val="0"/>
-        </w:rPr>
-        <w:t xml:space="preserve"> şirket adı, yıldız satırı, arketip sesi tek satır, kalan süre, varsa yönlendirme işareti.</w:t>
+          <w:rtl w:val="0"/>
+        </w:rPr>
+        <w:t xml:space="preserve">🔒 </w:t>
+      </w:r>
+      <w:r>
+        <w:rPr>
+          <w:i w:val="1"/>
+          <w:iCs w:val="1"/>
+          <w:rtl w:val="0"/>
+        </w:rPr>
+        <w:t xml:space="preserve">"Geçişi uçtan uca bizim ekip yürütür; siz hiç uğraşmazsınız."</w:t>
+      </w:r>
+      <w:r>
+        <w:rPr>
+          <w:rtl w:val="0"/>
+        </w:rPr>
+        <w:t xml:space="preserve"> — hover: "Geçişi yürütecek ayrı bir ekibin yok."</w:t>
       </w:r>
     </w:p>
     <w:p>
@@ -1186,31 +3875,9 @@
       </w:pPr>
       <w:r>
         <w:rPr>
-          <w:b w:val="1"/>
-          <w:bCs w:val="1"/>
-          <w:rtl w:val="0"/>
-        </w:rPr>
-        <w:t xml:space="preserve">Lead ömrü (MÜHÜRLÜ):</w:t>
-      </w:r>
-      <w:r>
-        <w:rPr>
-          <w:rtl w:val="0"/>
-        </w:rPr>
-        <w:t xml:space="preserve"> çalışılmayan lead </w:t>
-      </w:r>
-      <w:r>
-        <w:rPr>
-          <w:b w:val="1"/>
-          <w:bCs w:val="1"/>
-          <w:rtl w:val="0"/>
-        </w:rPr>
-        <w:t xml:space="preserve">1 hafta</w:t>
-      </w:r>
-      <w:r>
-        <w:rPr>
-          <w:rtl w:val="0"/>
-        </w:rPr>
-        <w:t xml:space="preserve"> [K] bekler; görünür sayaç; süre dolunca dürüst düşer: </w:t>
+          <w:rtl w:val="0"/>
+        </w:rPr>
+        <w:t xml:space="preserve">"Veri boyutunuza göre iki üç hafta. İlk hafta iki sistem paralel çalışır; işiniz durmaz." </w:t>
       </w:r>
       <w:r>
         <w:rPr>
@@ -1218,45 +3885,7 @@
           <w:iCs w:val="1"/>
           <w:rtl w:val="0"/>
         </w:rPr>
-        <w:t xml:space="preserve">"Beklemekten vazgeçti."</w:t>
-      </w:r>
-    </w:p>
-    <w:p>
-      <w:pPr>
-        <w:numPr>
-          <w:ilvl w:val="0"/>
-          <w:numId w:val="12"/>
-        </w:numPr>
-        <w:spacing w:after="0" w:afterAutospacing="0" w:before="0" w:beforeAutospacing="0" w:lineRule="auto"/>
-        <w:ind w:left="720" w:hanging="360"/>
-      </w:pPr>
-      <w:r>
-        <w:rPr>
-          <w:b w:val="1"/>
-          <w:bCs w:val="1"/>
-          <w:rtl w:val="0"/>
-        </w:rPr>
-        <w:t xml:space="preserve">Dönüş kilidi (MÜHÜRLÜ):</w:t>
-      </w:r>
-      <w:r>
-        <w:rPr>
-          <w:rtl w:val="0"/>
-        </w:rPr>
-        <w:t xml:space="preserve"> süresi dolan şirket </w:t>
-      </w:r>
-      <w:r>
-        <w:rPr>
-          <w:b w:val="1"/>
-          <w:bCs w:val="1"/>
-          <w:rtl w:val="0"/>
-        </w:rPr>
-        <w:t xml:space="preserve">30 günden</w:t>
-      </w:r>
-      <w:r>
-        <w:rPr>
-          <w:rtl w:val="0"/>
-        </w:rPr>
-        <w:t xml:space="preserve"> [K] önce dönmez; süre-dolumu dönüşü izsizdir. Toplantı-kaybı dönüşü §9'a tabidir. İmzalı müşteri dönmez.</w:t>
+        <w:t xml:space="preserve">(güç: paralel geçiş, entegrasyon hattı)</w:t>
       </w:r>
     </w:p>
     <w:p>
@@ -1270,17 +3899,73 @@
       </w:pPr>
       <w:r>
         <w:rPr>
-          <w:b w:val="1"/>
-          <w:bCs w:val="1"/>
-          <w:rtl w:val="0"/>
-        </w:rPr>
-        <w:t xml:space="preserve">Ligin üstü lead girilebilirdir.</w:t>
-      </w:r>
-      <w:r>
-        <w:rPr>
-          <w:rtl w:val="0"/>
-        </w:rPr>
-        <w:t xml:space="preserve"> Kurucu her masaya oturabilir; kart telgraf taşır: </w:t>
+          <w:rtl w:val="0"/>
+        </w:rPr>
+        <w:t xml:space="preserve">"Verinizi görmeden tarih vermek istemem. Ama paralel geçiş yapıyoruz; operasyon durmuyor." → </w:t>
+      </w:r>
+      <w:r>
+        <w:rPr>
+          <w:b w:val="1"/>
+          <w:bCs w:val="1"/>
+          <w:rtl w:val="0"/>
+        </w:rPr>
+        <w:t xml:space="preserve">Beykoz:</w:t>
+      </w:r>
+      <w:r>
+        <w:rPr>
+          <w:rtl w:val="0"/>
+        </w:rPr>
+        <w:t xml:space="preserve"> "İki üç hafta kabul edilebilir."</w:t>
+      </w:r>
+    </w:p>
+    <w:p>
+      <w:pPr>
+        <w:spacing w:after="240" w:before="240" w:lineRule="auto"/>
+        <w:rPr/>
+      </w:pPr>
+      <w:r>
+        <w:rPr>
+          <w:b w:val="1"/>
+          <w:bCs w:val="1"/>
+          <w:rtl w:val="0"/>
+        </w:rPr>
+        <w:t xml:space="preserve">Kurcalama 4</w:t>
+      </w:r>
+      <w:r>
+        <w:rPr>
+          <w:rtl w:val="0"/>
+        </w:rPr>
+        <w:t xml:space="preserve"> </w:t>
+      </w:r>
+      <w:r>
+        <w:rPr>
+          <w:b w:val="1"/>
+          <w:bCs w:val="1"/>
+          <w:rtl w:val="0"/>
+        </w:rPr>
+        <w:t xml:space="preserve">Beykoz:</w:t>
+      </w:r>
+      <w:r>
+        <w:rPr>
+          <w:rtl w:val="0"/>
+        </w:rPr>
+        <w:t xml:space="preserve"> "Son sorum. Bir sorun çıktığında kimi arıyorum?"</w:t>
+      </w:r>
+    </w:p>
+    <w:p>
+      <w:pPr>
+        <w:numPr>
+          <w:ilvl w:val="0"/>
+          <w:numId w:val="14"/>
+        </w:numPr>
+        <w:spacing w:after="0" w:afterAutospacing="0" w:before="240" w:lineRule="auto"/>
+        <w:ind w:left="720" w:hanging="360"/>
+      </w:pPr>
+      <w:r>
+        <w:rPr>
+          <w:rtl w:val="0"/>
+        </w:rPr>
+        <w:t xml:space="preserve">🔒 </w:t>
       </w:r>
       <w:r>
         <w:rPr>
@@ -1288,13 +3973,142 @@
           <w:iCs w:val="1"/>
           <w:rtl w:val="0"/>
         </w:rPr>
-        <w:t xml:space="preserve">"Bu masa liginin üstünde."</w:t>
-      </w:r>
-      <w:r>
-        <w:rPr>
-          <w:rtl w:val="0"/>
-        </w:rPr>
-        <w:t xml:space="preserve"> Kilit yalnız temsilci otomasyonuna uygulanır.</w:t>
+        <w:t xml:space="preserve">"Müşteri temsilcimiz sizinle ilgilenecek."</w:t>
+      </w:r>
+      <w:r>
+        <w:rPr>
+          <w:rtl w:val="0"/>
+        </w:rPr>
+        <w:t xml:space="preserve"> — hover: "Kadronda Müşteri Temsilcisi yok."</w:t>
+      </w:r>
+    </w:p>
+    <w:p>
+      <w:pPr>
+        <w:numPr>
+          <w:ilvl w:val="0"/>
+          <w:numId w:val="14"/>
+        </w:numPr>
+        <w:spacing w:after="0" w:afterAutospacing="0" w:before="0" w:beforeAutospacing="0" w:lineRule="auto"/>
+        <w:ind w:left="720" w:hanging="360"/>
+      </w:pPr>
+      <w:r>
+        <w:rPr>
+          <w:rtl w:val="0"/>
+        </w:rPr>
+        <w:t xml:space="preserve">"Şu an ayrı bir müşteri ekibimiz yok. Bu yüzden bizzat ben ilgileniyorum."</w:t>
+      </w:r>
+    </w:p>
+    <w:p>
+      <w:pPr>
+        <w:numPr>
+          <w:ilvl w:val="0"/>
+          <w:numId w:val="14"/>
+        </w:numPr>
+        <w:spacing w:after="240" w:before="0" w:beforeAutospacing="0" w:lineRule="auto"/>
+        <w:ind w:left="720" w:hanging="360"/>
+      </w:pPr>
+      <w:r>
+        <w:rPr>
+          <w:rtl w:val="0"/>
+        </w:rPr>
+        <w:t xml:space="preserve">"Sizin ölçeğinizde bir müşteriyle zaten bizzat ben ilgilenirim." </w:t>
+      </w:r>
+      <w:r>
+        <w:rPr>
+          <w:i w:val="1"/>
+          <w:iCs w:val="1"/>
+          <w:rtl w:val="0"/>
+        </w:rPr>
+        <w:t xml:space="preserve">(Karizma)</w:t>
+      </w:r>
+      <w:r>
+        <w:rPr>
+          <w:rFonts w:ascii="Arial Unicode MS" w:cs="Arial Unicode MS" w:eastAsia="Arial Unicode MS" w:hAnsi="Arial Unicode MS"/>
+          <w:rtl w:val="0"/>
+        </w:rPr>
+        <w:t xml:space="preserve"> → Karizma seçilir. </w:t>
+      </w:r>
+      <w:r>
+        <w:rPr>
+          <w:b w:val="1"/>
+          <w:bCs w:val="1"/>
+          <w:rtl w:val="0"/>
+        </w:rPr>
+        <w:t xml:space="preserve">Beykoz:</w:t>
+      </w:r>
+      <w:r>
+        <w:rPr>
+          <w:rtl w:val="0"/>
+        </w:rPr>
+        <w:t xml:space="preserve"> "Kurucu bakıyorsa hızlı çözülür herhalde. Peki."</w:t>
+      </w:r>
+    </w:p>
+    <w:p>
+      <w:pPr>
+        <w:spacing w:after="240" w:before="240" w:lineRule="auto"/>
+        <w:rPr/>
+      </w:pPr>
+      <w:r>
+        <w:rPr>
+          <w:b w:val="1"/>
+          <w:bCs w:val="1"/>
+          <w:rtl w:val="0"/>
+        </w:rPr>
+        <w:t xml:space="preserve">Kesme (üst eşik):</w:t>
+      </w:r>
+      <w:r>
+        <w:rPr>
+          <w:rtl w:val="0"/>
+        </w:rPr>
+        <w:t xml:space="preserve"> </w:t>
+      </w:r>
+      <w:r>
+        <w:rPr>
+          <w:b w:val="1"/>
+          <w:bCs w:val="1"/>
+          <w:rtl w:val="0"/>
+        </w:rPr>
+        <w:t xml:space="preserve">Beykoz:</w:t>
+      </w:r>
+      <w:r>
+        <w:rPr>
+          <w:rtl w:val="0"/>
+        </w:rPr>
+        <w:t xml:space="preserve"> "Sorularım bitti. Rakamı konuşalım. Kırk sekiz kullanıcıyız."</w:t>
+      </w:r>
+    </w:p>
+    <w:p>
+      <w:pPr>
+        <w:spacing w:after="240" w:before="240" w:lineRule="auto"/>
+        <w:rPr/>
+      </w:pPr>
+      <w:r>
+        <w:rPr>
+          <w:b w:val="1"/>
+          <w:bCs w:val="1"/>
+          <w:rtl w:val="0"/>
+        </w:rPr>
+        <w:t xml:space="preserve">Perde 2 — sessiz, salt mekanik:</w:t>
+      </w:r>
+      <w:r>
+        <w:rPr>
+          <w:rtl w:val="0"/>
+        </w:rPr>
+        <w:t xml:space="preserve"> cetvel açılır (48 kullanıcı sabit) · Teklif $54 → karşı rakam $44 cetvele işlenir, sabır ▢▢■ · Teklif $50 → uyarı durumu (buton tonu + son kutu vurgusu), sabır ▢■■ · Teklif $48 → KABUL · onay şeridi: 48 × $48 = $2.304 MRR · Kapasite: 310/400 · </w:t>
+      </w:r>
+      <w:r>
+        <w:rPr>
+          <w:b w:val="1"/>
+          <w:bCs w:val="1"/>
+          <w:rtl w:val="0"/>
+        </w:rPr>
+        <w:t xml:space="preserve">İmzala</w:t>
+      </w:r>
+      <w:r>
+        <w:rPr>
+          <w:rtl w:val="0"/>
+        </w:rPr>
+        <w:t xml:space="preserve">. Tek replik yok.</w:t>
       </w:r>
     </w:p>
     <w:p>
@@ -1310,8 +4124,8 @@
           <w:szCs w:val="34"/>
         </w:rPr>
       </w:pPr>
-      <w:bookmarkStart w:colFirst="0" w:colLast="0" w:name="_jkucizfiofl2" w:id="7"/>
-      <w:bookmarkEnd w:id="7"/>
+      <w:bookmarkStart w:colFirst="0" w:colLast="0" w:name="_qwo5umpe9919" w:id="27"/>
+      <w:bookmarkEnd w:id="27"/>
       <w:r>
         <w:rPr>
           <w:b w:val="1"/>
@@ -1320,27 +4134,7 @@
           <w:szCs w:val="34"/>
           <w:rtl w:val="0"/>
         </w:rPr>
-        <w:t xml:space="preserve">5 · TOPLANTI</w:t>
-      </w:r>
-    </w:p>
-    <w:p>
-      <w:pPr>
-        <w:spacing w:after="240" w:before="240" w:lineRule="auto"/>
-        <w:rPr/>
-      </w:pPr>
-      <w:r>
-        <w:rPr>
-          <w:b w:val="1"/>
-          <w:bCs w:val="1"/>
-          <w:rtl w:val="0"/>
-        </w:rPr>
-        <w:t xml:space="preserve">Masa kurucunundur.</w:t>
-      </w:r>
-      <w:r>
-        <w:rPr>
-          <w:rtl w:val="0"/>
-        </w:rPr>
-        <w:t xml:space="preserve"> Temsilciler interaktif masaya oturmaz; kendi bantlarını otomatik kapatır (§7).</w:t>
+        <w:t xml:space="preserve">11 · İÇERİK MİMARİSİ</w:t>
       </w:r>
     </w:p>
     <w:p>
@@ -1357,8 +4151,8 @@
           <w:szCs w:val="26"/>
         </w:rPr>
       </w:pPr>
-      <w:bookmarkStart w:colFirst="0" w:colLast="0" w:name="_mrr78vt05ydr" w:id="8"/>
-      <w:bookmarkEnd w:id="8"/>
+      <w:bookmarkStart w:colFirst="0" w:colLast="0" w:name="_vrp6pj3b2idq" w:id="28"/>
+      <w:bookmarkEnd w:id="28"/>
       <w:r>
         <w:rPr>
           <w:b w:val="1"/>
@@ -1368,177 +4162,44 @@
           <w:szCs w:val="26"/>
           <w:rtl w:val="0"/>
         </w:rPr>
-        <w:t xml:space="preserve">5.0 · Zaman modeli ve sahne sınırı (MÜHÜRLÜ)</w:t>
-      </w:r>
-    </w:p>
-    <w:p>
-      <w:pPr>
-        <w:numPr>
-          <w:ilvl w:val="0"/>
-          <w:numId w:val="4"/>
-        </w:numPr>
-        <w:spacing w:after="0" w:afterAutospacing="0" w:before="240" w:lineRule="auto"/>
-        <w:ind w:left="720" w:hanging="360"/>
-      </w:pPr>
-      <w:r>
-        <w:rPr>
-          <w:rtl w:val="0"/>
-        </w:rPr>
-        <w:t xml:space="preserve">Toplantı </w:t>
-      </w:r>
-      <w:r>
-        <w:rPr>
-          <w:b w:val="1"/>
-          <w:bCs w:val="1"/>
-          <w:rtl w:val="0"/>
-        </w:rPr>
-        <w:t xml:space="preserve">tam sahne değişimidir</w:t>
-      </w:r>
-      <w:r>
-        <w:rPr>
-          <w:rtl w:val="0"/>
-        </w:rPr>
-        <w:t xml:space="preserve">: ODA da terminal UI da görünmez; bar notu, pause etiketi, HUD yoktur.</w:t>
-      </w:r>
-    </w:p>
-    <w:p>
-      <w:pPr>
-        <w:numPr>
-          <w:ilvl w:val="0"/>
-          <w:numId w:val="4"/>
-        </w:numPr>
-        <w:spacing w:after="0" w:afterAutospacing="0" w:before="0" w:beforeAutospacing="0" w:lineRule="auto"/>
-        <w:ind w:left="720" w:hanging="360"/>
-      </w:pPr>
-      <w:r>
-        <w:rPr>
-          <w:rtl w:val="0"/>
-        </w:rPr>
-        <w:t xml:space="preserve">Sahne </w:t>
-      </w:r>
-      <w:r>
-        <w:rPr>
-          <w:b w:val="1"/>
-          <w:bCs w:val="1"/>
-          <w:rtl w:val="0"/>
-        </w:rPr>
-        <w:t xml:space="preserve">atomiktir</w:t>
-      </w:r>
-      <w:r>
-        <w:rPr>
-          <w:rtl w:val="0"/>
-        </w:rPr>
-        <w:t xml:space="preserve">: içinde kayıt alınmaz, dünya dönmez.</w:t>
-      </w:r>
-    </w:p>
-    <w:p>
-      <w:pPr>
-        <w:numPr>
-          <w:ilvl w:val="0"/>
-          <w:numId w:val="4"/>
-        </w:numPr>
-        <w:spacing w:after="0" w:afterAutospacing="0" w:before="0" w:beforeAutospacing="0" w:lineRule="auto"/>
-        <w:ind w:left="720" w:hanging="360"/>
-      </w:pPr>
-      <w:r>
-        <w:rPr>
-          <w:b w:val="1"/>
-          <w:bCs w:val="1"/>
-          <w:rtl w:val="0"/>
-        </w:rPr>
-        <w:t xml:space="preserve">Kapanışta saat 2 saat [K] atlar</w:t>
-      </w:r>
-      <w:r>
-        <w:rPr>
-          <w:rtl w:val="0"/>
-        </w:rPr>
-        <w:t xml:space="preserve">; atlanan saatler tüm saatlik sistemler için </w:t>
-      </w:r>
-      <w:r>
-        <w:rPr>
-          <w:b w:val="1"/>
-          <w:bCs w:val="1"/>
-          <w:rtl w:val="0"/>
-        </w:rPr>
-        <w:t xml:space="preserve">kurucu katkısı sıfır sayılarak</w:t>
-      </w:r>
-      <w:r>
-        <w:rPr>
-          <w:rtl w:val="0"/>
-        </w:rPr>
-        <w:t xml:space="preserve"> simüle edilir: ekip varsa yapım, destek, araştırma akar; kurucu tek işçiyse taşıdığı iş ilerlemez.</w:t>
-      </w:r>
-    </w:p>
-    <w:p>
-      <w:pPr>
-        <w:numPr>
-          <w:ilvl w:val="0"/>
-          <w:numId w:val="4"/>
-        </w:numPr>
-        <w:spacing w:after="0" w:afterAutospacing="0" w:before="0" w:beforeAutospacing="0" w:lineRule="auto"/>
-        <w:ind w:left="720" w:hanging="360"/>
-      </w:pPr>
-      <w:r>
-        <w:rPr>
-          <w:b w:val="1"/>
-          <w:bCs w:val="1"/>
-          <w:rtl w:val="0"/>
-        </w:rPr>
-        <w:t xml:space="preserve">Tempo:</w:t>
-      </w:r>
-      <w:r>
-        <w:rPr>
-          <w:rtl w:val="0"/>
-        </w:rPr>
-        <w:t xml:space="preserve"> kurucu günde bir toplantıya girer; hak her mesai başında yenilenir.</w:t>
-      </w:r>
-    </w:p>
-    <w:p>
-      <w:pPr>
-        <w:numPr>
-          <w:ilvl w:val="0"/>
-          <w:numId w:val="4"/>
-        </w:numPr>
-        <w:spacing w:after="0" w:afterAutospacing="0" w:before="0" w:beforeAutospacing="0" w:lineRule="auto"/>
-        <w:ind w:left="720" w:hanging="360"/>
-      </w:pPr>
-      <w:r>
-        <w:rPr>
-          <w:b w:val="1"/>
-          <w:bCs w:val="1"/>
-          <w:rtl w:val="0"/>
-        </w:rPr>
-        <w:t xml:space="preserve">Giriş kapısı</w:t>
-      </w:r>
-      <w:r>
-        <w:rPr>
-          <w:rtl w:val="0"/>
-        </w:rPr>
-        <w:t xml:space="preserve"> [ÇALIŞMA]: mesai bitimine 2 saatten az kala giriş kapalı, nedenli.</w:t>
-      </w:r>
-    </w:p>
-    <w:p>
-      <w:pPr>
-        <w:numPr>
-          <w:ilvl w:val="0"/>
-          <w:numId w:val="4"/>
-        </w:numPr>
-        <w:spacing w:after="240" w:before="0" w:beforeAutospacing="0" w:lineRule="auto"/>
-        <w:ind w:left="720" w:hanging="360"/>
-      </w:pPr>
-      <w:r>
-        <w:rPr>
-          <w:b w:val="1"/>
-          <w:bCs w:val="1"/>
-          <w:rtl w:val="0"/>
-        </w:rPr>
-        <w:t xml:space="preserve">Sahne–motor sınırı:</w:t>
-      </w:r>
-      <w:r>
-        <w:rPr>
-          <w:rtl w:val="0"/>
-        </w:rPr>
-        <w:t xml:space="preserve"> toplantı sahnesi motorun dışındadır — oyuncu lead kartından açar. Motorun zar ve modifier grameri sözleşme olarak devralınır. Perde 2 sahne içinden açılır ve open_negotiation'ın dönüş yapısının aynısını üretir; motor bir olaydan pazarlık açtığında (Series A) aynı sahne aynı sözleşmeyle çağrılır.</w:t>
+        <w:t xml:space="preserve">11.1 · Arketip (demo kapsamı MÜHÜRLÜ)</w:t>
+      </w:r>
+    </w:p>
+    <w:p>
+      <w:pPr>
+        <w:spacing w:after="240" w:before="240" w:lineRule="auto"/>
+        <w:rPr>
+          <w:b w:val="1"/>
+          <w:bCs w:val="1"/>
+        </w:rPr>
+      </w:pPr>
+      <w:r>
+        <w:rPr>
+          <w:rtl w:val="0"/>
+        </w:rPr>
+        <w:t xml:space="preserve">Demo </w:t>
+      </w:r>
+      <w:r>
+        <w:rPr>
+          <w:b w:val="1"/>
+          <w:bCs w:val="1"/>
+          <w:rtl w:val="0"/>
+        </w:rPr>
+        <w:t xml:space="preserve">6–8 arketip</w:t>
+      </w:r>
+      <w:r>
+        <w:rPr>
+          <w:rtl w:val="0"/>
+        </w:rPr>
+        <w:t xml:space="preserve">; tam matris (12–16) EA'de. Alanlar: sektör (fiction + isim ailesi + alt-tip afinitesi) · yıldız aralığı · alıcı tipi · mizaç · öncelikler (eksen ağırlıkları + Temel/Keyif sayımı; Kano etiketi ekranda asla yok) · pazarlık profili (rezerv bandı, sabır, hakaret eşiği, fiyat duyarlılığı bayrağı) [K] · şart listesi (balina bandında). </w:t>
+      </w:r>
+      <w:r>
+        <w:rPr>
+          <w:b w:val="1"/>
+          <w:bCs w:val="1"/>
+          <w:rtl w:val="0"/>
+        </w:rPr>
+        <w:t xml:space="preserve">Her boyut oynanışı değiştirmek zorundadır.</w:t>
       </w:r>
     </w:p>
     <w:p>
@@ -1555,8 +4216,8 @@
           <w:szCs w:val="26"/>
         </w:rPr>
       </w:pPr>
-      <w:bookmarkStart w:colFirst="0" w:colLast="0" w:name="_565ungi9sloo" w:id="9"/>
-      <w:bookmarkEnd w:id="9"/>
+      <w:bookmarkStart w:colFirst="0" w:colLast="0" w:name="_ubwgqeviz5jq" w:id="29"/>
+      <w:bookmarkEnd w:id="29"/>
       <w:r>
         <w:rPr>
           <w:b w:val="1"/>
@@ -1566,7 +4227,7 @@
           <w:szCs w:val="26"/>
           <w:rtl w:val="0"/>
         </w:rPr>
-        <w:t xml:space="preserve">5.1 · Perde 1 — İKNA (MÜHÜRLÜ)</w:t>
+        <w:t xml:space="preserve">11.2 · Storylet + kriter + varyant (MÜHÜRLÜ)</w:t>
       </w:r>
     </w:p>
     <w:p>
@@ -1578,169 +4239,21 @@
         <w:rPr>
           <w:rtl w:val="0"/>
         </w:rPr>
-        <w:t xml:space="preserve">Müşteri, ürünün gerçek durumundan seçilen probe'larla oyuncuyu kurcalar. Her probe bir storylet'tir (§11.2).</w:t>
-      </w:r>
-    </w:p>
-    <w:p>
-      <w:pPr>
-        <w:spacing w:after="240" w:before="240" w:lineRule="auto"/>
-        <w:rPr/>
-      </w:pPr>
-      <w:r>
-        <w:rPr>
-          <w:b w:val="1"/>
-          <w:bCs w:val="1"/>
-          <w:rtl w:val="0"/>
-        </w:rPr>
-        <w:t xml:space="preserve">Cevap fiilleri (iç taksonomi — ekranda sabit palet olarak çizilmez, §5.1.1):</w:t>
-      </w:r>
-      <w:r>
-        <w:rPr>
-          <w:rtl w:val="0"/>
-        </w:rPr>
-        <w:t xml:space="preserve"> Gücü göster (yalnız gerçek güçte açık) · Kabul et (her zaman; bazı arketiplerde dürüstlük primi [K]) · Söz ver (§6 kilidiyle; Perde 2'de bandı daraltır) · Yönü çevir (Karizma anı) · </w:t>
-      </w:r>
-      <w:r>
-        <w:rPr>
-          <w:b w:val="1"/>
-          <w:bCs w:val="1"/>
-          <w:rtl w:val="0"/>
-        </w:rPr>
-        <w:t xml:space="preserve">Referans göster</w:t>
-      </w:r>
-      <w:r>
-        <w:rPr>
-          <w:rtl w:val="0"/>
-        </w:rPr>
-        <w:t xml:space="preserve"> (yalnız müşteriyle aynı ya da üst yıldızda en az bir aktif hesap varsa açılır; ▲ üretir).</w:t>
-      </w:r>
-    </w:p>
-    <w:p>
-      <w:pPr>
-        <w:spacing w:after="240" w:before="240" w:lineRule="auto"/>
-        <w:rPr/>
-      </w:pPr>
-      <w:r>
-        <w:rPr>
-          <w:b w:val="1"/>
-          <w:bCs w:val="1"/>
-          <w:rtl w:val="0"/>
-        </w:rPr>
-        <w:t xml:space="preserve">Referans ruling'i (MÜHÜRLÜ):</w:t>
-      </w:r>
-      <w:r>
-        <w:rPr>
-          <w:rtl w:val="0"/>
-        </w:rPr>
-        <w:t xml:space="preserve"> referans bir müşteri sorusu DEĞİLDİR; hiçbir probe referans istemez. Referans, oyuncunun elinde varsa oynadığı bir kozdur (Referans göster fiili). </w:t>
-      </w:r>
-      <w:r>
-        <w:rPr>
-          <w:b w:val="1"/>
-          <w:bCs w:val="1"/>
-          <w:rtl w:val="0"/>
-        </w:rPr>
-        <w:t xml:space="preserve">Yokluğu hiçbir zaman ▼ üretmez</w:t>
-      </w:r>
-      <w:r>
-        <w:rPr>
-          <w:rtl w:val="0"/>
-        </w:rPr>
-        <w:t xml:space="preserve"> ve ikna girdilerinde yer almaz.</w:t>
-      </w:r>
-    </w:p>
-    <w:p>
-      <w:pPr>
-        <w:spacing w:after="240" w:before="240" w:lineRule="auto"/>
-        <w:rPr/>
-      </w:pPr>
-      <w:r>
-        <w:rPr>
-          <w:b w:val="1"/>
-          <w:bCs w:val="1"/>
-          <w:rtl w:val="0"/>
-        </w:rPr>
-        <w:t xml:space="preserve">Karizma'nın iki anı (MÜHÜRLÜ):</w:t>
-      </w:r>
-      <w:r>
-        <w:rPr>
-          <w:rtl w:val="0"/>
-        </w:rPr>
-        <w:t xml:space="preserve"> </w:t>
-      </w:r>
-      <w:r>
-        <w:rPr>
-          <w:i w:val="1"/>
-          <w:iCs w:val="1"/>
-          <w:rtl w:val="0"/>
-        </w:rPr>
-        <w:t xml:space="preserve">"Satış işi kapatır; Karizma kapıyı açar ve kötü anı kurtarır."</w:t>
-      </w:r>
-      <w:r>
-        <w:rPr>
-          <w:rtl w:val="0"/>
-        </w:rPr>
-        <w:t xml:space="preserve"> (1) Zor soru kurtarışı — Karizma fiili yalnız Karizma varsa açılır. (2) Lig-üstü kapı — uyumsuzluk cezasını Karizma kısmen siler [K]. Bu iki an dışında Karizma hiçbir formüle girmez. Perde 2 tamamen Satış'tır.</w:t>
-      </w:r>
-    </w:p>
-    <w:p>
-      <w:pPr>
-        <w:spacing w:after="240" w:before="240" w:lineRule="auto"/>
-        <w:rPr/>
-      </w:pPr>
-      <w:r>
-        <w:rPr>
-          <w:b w:val="1"/>
-          <w:bCs w:val="1"/>
-          <w:rtl w:val="0"/>
-        </w:rPr>
-        <w:t xml:space="preserve">İkna okuması:</w:t>
-      </w:r>
-      <w:r>
-        <w:rPr>
-          <w:rtl w:val="0"/>
-        </w:rPr>
-        <w:t xml:space="preserve"> tek görünür oran; motor §9.6 grameri: yüzde farklı tonda, hover'da işaretli, sayısız, sıralı, ≤4 satır. Modifier satırları masadaki kişiyi ve gerçek durumu okur; masada olmayan yetenek satır olamaz.</w:t>
-      </w:r>
-    </w:p>
-    <w:p>
-      <w:pPr>
-        <w:spacing w:after="240" w:before="240" w:lineRule="auto"/>
-        <w:rPr/>
-      </w:pPr>
-      <w:r>
-        <w:rPr>
-          <w:b w:val="1"/>
-          <w:bCs w:val="1"/>
-          <w:rtl w:val="0"/>
-        </w:rPr>
-        <w:t xml:space="preserve">Girdiler</w:t>
-      </w:r>
-      <w:r>
-        <w:rPr>
-          <w:rtl w:val="0"/>
-        </w:rPr>
-        <w:t xml:space="preserve"> [şekil mühürlü, ağırlıklar K]: ürün-uyum (baskın) · kurucu Satış (taban) · fiyat duyumu (§7.5) · sağlayıcı kademesi · yıldız-uyumsuzluk cezası (sert eğri [K]) · Karizma yalnız iki anda · oynanan fiillerin ▲/▼'ları. Rakip seam'i açık, içerik rakip modülünde.</w:t>
-      </w:r>
-    </w:p>
-    <w:p>
-      <w:pPr>
-        <w:spacing w:after="240" w:before="240" w:lineRule="auto"/>
-        <w:rPr/>
-      </w:pPr>
-      <w:r>
-        <w:rPr>
-          <w:b w:val="1"/>
-          <w:bCs w:val="1"/>
-          <w:rtl w:val="0"/>
-        </w:rPr>
-        <w:t xml:space="preserve">Zar:</w:t>
-      </w:r>
-      <w:r>
-        <w:rPr>
-          <w:rtl w:val="0"/>
-        </w:rPr>
-        <w:t xml:space="preserve"> motor §9.2 + §9.3; aynı yol aynı sonuç; yalnız farklı ve daha maliyetli yol zarı değiştirir. Tavan %97, taban sıfır değil [K].</w:t>
+        <w:t xml:space="preserve">Kural tabanlı seçim: kriter listesi state olgularına bağlanır; en spesifik kural kazanır; satır başına 3–12 varyant [K]; söylenen satır koşu hafızasına yazılır. </w:t>
+      </w:r>
+      <w:r>
+        <w:rPr>
+          <w:b w:val="1"/>
+          <w:bCs w:val="1"/>
+          <w:rtl w:val="0"/>
+        </w:rPr>
+        <w:t xml:space="preserve">Tekrar hafızası:</w:t>
+      </w:r>
+      <w:r>
+        <w:rPr>
+          <w:rtl w:val="0"/>
+        </w:rPr>
+        <w:t xml:space="preserve"> lezzet slotlarında havuz bitmeden satır dönmez; mikro-işlev satırları muaf; asıl güvence histogram (§11.6).</w:t>
       </w:r>
     </w:p>
     <w:p>
@@ -1757,8 +4270,8 @@
           <w:szCs w:val="26"/>
         </w:rPr>
       </w:pPr>
-      <w:bookmarkStart w:colFirst="0" w:colLast="0" w:name="_9x6g6kmg27k6" w:id="10"/>
-      <w:bookmarkEnd w:id="10"/>
+      <w:bookmarkStart w:colFirst="0" w:colLast="0" w:name="_jf9zd64s24h4" w:id="30"/>
+      <w:bookmarkEnd w:id="30"/>
       <w:r>
         <w:rPr>
           <w:b w:val="1"/>
@@ -1768,205 +4281,19 @@
           <w:szCs w:val="26"/>
           <w:rtl w:val="0"/>
         </w:rPr>
-        <w:t xml:space="preserve">5.1.1 · Sahne kurgusu (MÜHÜRLÜ)</w:t>
-      </w:r>
-    </w:p>
-    <w:p>
-      <w:pPr>
-        <w:numPr>
-          <w:ilvl w:val="0"/>
-          <w:numId w:val="15"/>
-        </w:numPr>
-        <w:spacing w:after="0" w:afterAutospacing="0" w:before="240" w:lineRule="auto"/>
-        <w:ind w:left="720" w:hanging="360"/>
-      </w:pPr>
-      <w:r>
-        <w:rPr>
-          <w:b w:val="1"/>
-          <w:bCs w:val="1"/>
-          <w:rtl w:val="0"/>
-        </w:rPr>
-        <w:t xml:space="preserve">Ekranda dört şey yaşar:</w:t>
-      </w:r>
-      <w:r>
-        <w:rPr>
-          <w:rtl w:val="0"/>
-        </w:rPr>
-        <w:t xml:space="preserve"> müşteri başlığı (ad, yıldız satırı, arketip tek satır, varsa balina şartı rozeti) · diyalog akışı · köşede sessiz ikna iğnesi · o turun cevap satırları. Ürün özet paneli yoktur; fiiller gerçeği süzer.</w:t>
-      </w:r>
-    </w:p>
-    <w:p>
-      <w:pPr>
-        <w:numPr>
-          <w:ilvl w:val="0"/>
-          <w:numId w:val="15"/>
-        </w:numPr>
-        <w:spacing w:after="0" w:afterAutospacing="0" w:before="0" w:beforeAutospacing="0" w:lineRule="auto"/>
-        <w:ind w:left="720" w:hanging="360"/>
-      </w:pPr>
-      <w:r>
-        <w:rPr>
-          <w:b w:val="1"/>
-          <w:bCs w:val="1"/>
-          <w:rtl w:val="0"/>
-        </w:rPr>
-        <w:t xml:space="preserve">Müşteri toplantıyı bitirir, kota değil.</w:t>
-      </w:r>
-      <w:r>
-        <w:rPr>
-          <w:rtl w:val="0"/>
-        </w:rPr>
-        <w:t xml:space="preserve"> Çift eşik [K]: iğne üst eşiği aşarsa müşteri keser ve Perde 2 açılır; alt eşiğin altına düşerse keser ve kayıptır; arada kurcalama sürer, güvenlik tavanına [K] kadar. Sabit tur kotası yoktur.</w:t>
-      </w:r>
-    </w:p>
-    <w:p>
-      <w:pPr>
-        <w:numPr>
-          <w:ilvl w:val="0"/>
-          <w:numId w:val="15"/>
-        </w:numPr>
-        <w:spacing w:after="0" w:afterAutospacing="0" w:before="0" w:beforeAutospacing="0" w:lineRule="auto"/>
-        <w:ind w:left="720" w:hanging="360"/>
-      </w:pPr>
-      <w:r>
-        <w:rPr>
-          <w:b w:val="1"/>
-          <w:bCs w:val="1"/>
-          <w:rtl w:val="0"/>
-        </w:rPr>
-        <w:t xml:space="preserve">Toplantı şekilleri değişir:</w:t>
-      </w:r>
-      <w:r>
-        <w:rPr>
-          <w:rtl w:val="0"/>
-        </w:rPr>
-        <w:t xml:space="preserve"> 1★ tek nefes (tek soru, cevap varsa fiyata; tören yok) · 2★ standart · 3★/balina derin sorgu. Biçim arketip + durumla oynar; şekil ezberlenemez.</w:t>
-      </w:r>
-    </w:p>
-    <w:p>
-      <w:pPr>
-        <w:numPr>
-          <w:ilvl w:val="0"/>
-          <w:numId w:val="15"/>
-        </w:numPr>
-        <w:spacing w:after="0" w:afterAutospacing="0" w:before="0" w:beforeAutospacing="0" w:lineRule="auto"/>
-        <w:ind w:left="720" w:hanging="360"/>
-      </w:pPr>
-      <w:r>
-        <w:rPr>
-          <w:b w:val="1"/>
-          <w:bCs w:val="1"/>
-          <w:rtl w:val="0"/>
-        </w:rPr>
-        <w:t xml:space="preserve">Fiiller bağlamsaldır:</w:t>
-      </w:r>
-      <w:r>
-        <w:rPr>
-          <w:rtl w:val="0"/>
-        </w:rPr>
-        <w:t xml:space="preserve"> sabit palet her tur çizilmez; her probe kendi gerçek cevaplarıyla gelir (2–4 satır, kısa oyuncu replikleri). </w:t>
-      </w:r>
-      <w:r>
-        <w:rPr>
-          <w:b w:val="1"/>
-          <w:bCs w:val="1"/>
-          <w:rtl w:val="0"/>
-        </w:rPr>
-        <w:t xml:space="preserve">Kilit yalnız o an bilgi taşıyorsa ve bir kez görünür</w:t>
-      </w:r>
-      <w:r>
-        <w:rPr>
-          <w:rtl w:val="0"/>
-        </w:rPr>
-        <w:t xml:space="preserve">: ürünün cevabı olmayan soruda kilitli güç satırı anlamlıdır; Söz kilidi doğal ilk anında bir kez görünür, sonra hiç çizilmez.</w:t>
-      </w:r>
-    </w:p>
-    <w:p>
-      <w:pPr>
-        <w:numPr>
-          <w:ilvl w:val="0"/>
-          <w:numId w:val="15"/>
-        </w:numPr>
-        <w:spacing w:after="0" w:afterAutospacing="0" w:before="0" w:beforeAutospacing="0" w:lineRule="auto"/>
-        <w:ind w:left="720" w:hanging="360"/>
-      </w:pPr>
-      <w:r>
-        <w:rPr>
-          <w:b w:val="1"/>
-          <w:bCs w:val="1"/>
-          <w:rtl w:val="0"/>
-        </w:rPr>
-        <w:t xml:space="preserve">İğne sessizdir:</w:t>
-      </w:r>
-      <w:r>
-        <w:rPr>
-          <w:rtl w:val="0"/>
-        </w:rPr>
-        <w:t xml:space="preserve"> ana geri bildirim müşterinin tepki satırıdır; iğne köşede güncellenir, tur başına rozet fırlatmaz; hover her an tam listeyi verir.</w:t>
-      </w:r>
-    </w:p>
-    <w:p>
-      <w:pPr>
-        <w:numPr>
-          <w:ilvl w:val="0"/>
-          <w:numId w:val="15"/>
-        </w:numPr>
-        <w:spacing w:after="0" w:afterAutospacing="0" w:before="0" w:beforeAutospacing="0" w:lineRule="auto"/>
-        <w:ind w:left="720" w:hanging="360"/>
-      </w:pPr>
-      <w:r>
-        <w:rPr>
-          <w:b w:val="1"/>
-          <w:bCs w:val="1"/>
-          <w:rtl w:val="0"/>
-        </w:rPr>
-        <w:t xml:space="preserve">İç ses bütçelidir:</w:t>
-      </w:r>
-      <w:r>
-        <w:rPr>
-          <w:rtl w:val="0"/>
-        </w:rPr>
-        <w:t xml:space="preserve"> zorunlu açılış slotu yoktur; koşu başına sınırlı ve koşullu [K]; aforizma yasak, gözlem somut ya da hiç.</w:t>
-      </w:r>
-    </w:p>
-    <w:p>
-      <w:pPr>
-        <w:numPr>
-          <w:ilvl w:val="0"/>
-          <w:numId w:val="15"/>
-        </w:numPr>
-        <w:spacing w:after="0" w:afterAutospacing="0" w:before="0" w:beforeAutospacing="0" w:lineRule="auto"/>
-        <w:ind w:left="720" w:hanging="360"/>
-      </w:pPr>
-      <w:r>
-        <w:rPr>
-          <w:b w:val="1"/>
-          <w:bCs w:val="1"/>
-          <w:rtl w:val="0"/>
-        </w:rPr>
-        <w:t xml:space="preserve">"Teklife geç"</w:t>
-      </w:r>
-      <w:r>
-        <w:rPr>
-          <w:rtl w:val="0"/>
-        </w:rPr>
-        <w:t xml:space="preserve"> ikinci kurcalamadan itibaren açıktır: kalan kurcalamalar oynanmaz, oran mevcut hâliyle kapanışa gider; cezasızdır.</w:t>
-      </w:r>
-    </w:p>
-    <w:p>
-      <w:pPr>
-        <w:numPr>
-          <w:ilvl w:val="0"/>
-          <w:numId w:val="15"/>
-        </w:numPr>
-        <w:spacing w:after="240" w:before="0" w:beforeAutospacing="0" w:lineRule="auto"/>
-        <w:ind w:left="720" w:hanging="360"/>
-      </w:pPr>
-      <w:r>
-        <w:rPr>
-          <w:rtl w:val="0"/>
-        </w:rPr>
-        <w:t xml:space="preserve">Kazanım → müşteri kesme repliği, masa aynı sahnede Perde 2 moduna döner. Kayıp → müşteri neden satırını söyler, sahne kapanır.</w:t>
+        <w:t xml:space="preserve">11.3 · İsim havuzu</w:t>
+      </w:r>
+    </w:p>
+    <w:p>
+      <w:pPr>
+        <w:spacing w:after="240" w:before="240" w:lineRule="auto"/>
+        <w:rPr/>
+      </w:pPr>
+      <w:r>
+        <w:rPr>
+          <w:rtl w:val="0"/>
+        </w:rPr>
+        <w:t xml:space="preserve">Arketip başına 15–25 isim [ÇALIŞMA], kanonik üslupta, çevirisiz; ajan kurallı üretir, direktör tarar. Koşu içinde isim tekrar etmez.</w:t>
       </w:r>
     </w:p>
     <w:p>
@@ -1983,8 +4310,8 @@
           <w:szCs w:val="26"/>
         </w:rPr>
       </w:pPr>
-      <w:bookmarkStart w:colFirst="0" w:colLast="0" w:name="_w1civwndig5p" w:id="11"/>
-      <w:bookmarkEnd w:id="11"/>
+      <w:bookmarkStart w:colFirst="0" w:colLast="0" w:name="_ho2gdwy8qbuz" w:id="31"/>
+      <w:bookmarkEnd w:id="31"/>
       <w:r>
         <w:rPr>
           <w:b w:val="1"/>
@@ -1994,7 +4321,265 @@
           <w:szCs w:val="26"/>
           <w:rtl w:val="0"/>
         </w:rPr>
-        <w:t xml:space="preserve">5.2 · Kayıp</w:t>
+        <w:t xml:space="preserve">11.4 · Kahraman hesaplar</w:t>
+      </w:r>
+    </w:p>
+    <w:p>
+      <w:pPr>
+        <w:spacing w:after="240" w:before="240" w:lineRule="auto"/>
+        <w:rPr/>
+      </w:pPr>
+      <w:r>
+        <w:rPr>
+          <w:rtl w:val="0"/>
+        </w:rPr>
+        <w:t xml:space="preserve">8–15 elle yazılmış hesap [ÇALIŞMA]: faz-kilitli, benzersiz kurcalamalı; balina rolünün başlıca taşıyıcısı. İçerik fazının işi.</w:t>
+      </w:r>
+    </w:p>
+    <w:p>
+      <w:pPr>
+        <w:pStyle w:val="Heading3"/>
+        <w:keepNext w:val="0"/>
+        <w:keepLines w:val="0"/>
+        <w:spacing w:before="280" w:lineRule="auto"/>
+        <w:rPr>
+          <w:b w:val="1"/>
+          <w:bCs w:val="1"/>
+          <w:color w:val="000000"/>
+          <w:sz w:val="26"/>
+          <w:szCs w:val="26"/>
+        </w:rPr>
+      </w:pPr>
+      <w:bookmarkStart w:colFirst="0" w:colLast="0" w:name="_kvwqhmrjiae1" w:id="32"/>
+      <w:bookmarkEnd w:id="32"/>
+      <w:r>
+        <w:rPr>
+          <w:b w:val="1"/>
+          <w:bCs w:val="1"/>
+          <w:color w:val="000000"/>
+          <w:sz w:val="26"/>
+          <w:szCs w:val="26"/>
+          <w:rtl w:val="0"/>
+        </w:rPr>
+        <w:t xml:space="preserve">11.5 · Üretim hattı (MÜHÜRLÜ — süreç)</w:t>
+      </w:r>
+    </w:p>
+    <w:p>
+      <w:pPr>
+        <w:spacing w:after="240" w:before="240" w:lineRule="auto"/>
+        <w:rPr/>
+      </w:pPr>
+      <w:r>
+        <w:rPr>
+          <w:rtl w:val="0"/>
+        </w:rPr>
+        <w:t xml:space="preserve">Ajan makineyi ve şemayı kurar; </w:t>
+      </w:r>
+      <w:r>
+        <w:rPr>
+          <w:b w:val="1"/>
+          <w:bCs w:val="1"/>
+          <w:rtl w:val="0"/>
+        </w:rPr>
+        <w:t xml:space="preserve">tüm oyuncu-yüzü satırlar açıkça etiketli YER TUTUCU olarak girer</w:t>
+      </w:r>
+      <w:r>
+        <w:rPr>
+          <w:rtl w:val="0"/>
+        </w:rPr>
+        <w:t xml:space="preserve"> (örn. PH öneki), gerçek düzyazıyı ajan yazmaz — taslaklar brain-team'de, ses direktör kaleminde; TR kanonik önce, EN edebi sonra tek pastada. Gövde metinlerinde tire yok.</w:t>
+      </w:r>
+    </w:p>
+    <w:p>
+      <w:pPr>
+        <w:pStyle w:val="Heading3"/>
+        <w:keepNext w:val="0"/>
+        <w:keepLines w:val="0"/>
+        <w:spacing w:before="280" w:lineRule="auto"/>
+        <w:rPr>
+          <w:b w:val="1"/>
+          <w:bCs w:val="1"/>
+          <w:color w:val="000000"/>
+          <w:sz w:val="26"/>
+          <w:szCs w:val="26"/>
+        </w:rPr>
+      </w:pPr>
+      <w:bookmarkStart w:colFirst="0" w:colLast="0" w:name="_1zc97qgcn2iu" w:id="33"/>
+      <w:bookmarkEnd w:id="33"/>
+      <w:r>
+        <w:rPr>
+          <w:b w:val="1"/>
+          <w:bCs w:val="1"/>
+          <w:color w:val="000000"/>
+          <w:sz w:val="26"/>
+          <w:szCs w:val="26"/>
+          <w:rtl w:val="0"/>
+        </w:rPr>
+        <w:t xml:space="preserve">11.6 · Doğrulama araçları (MÜHÜRLÜ — süreç)</w:t>
+      </w:r>
+    </w:p>
+    <w:p>
+      <w:pPr>
+        <w:spacing w:after="240" w:before="240" w:lineRule="auto"/>
+        <w:rPr/>
+      </w:pPr>
+      <w:r>
+        <w:rPr>
+          <w:b w:val="1"/>
+          <w:bCs w:val="1"/>
+          <w:rtl w:val="0"/>
+        </w:rPr>
+        <w:t xml:space="preserve">Tekrar histogramı:</w:t>
+      </w:r>
+      <w:r>
+        <w:rPr>
+          <w:rtl w:val="0"/>
+        </w:rPr>
+        <w:t xml:space="preserve"> 30 toplantıluk simülasyonda yüksek frekanslı hiçbir slot satırı 2'den fazla görünmez. </w:t>
+      </w:r>
+      <w:r>
+        <w:rPr>
+          <w:b w:val="1"/>
+          <w:bCs w:val="1"/>
+          <w:rtl w:val="0"/>
+        </w:rPr>
+        <w:t xml:space="preserve">Attribution linter:</w:t>
+      </w:r>
+      <w:r>
+        <w:rPr>
+          <w:rtl w:val="0"/>
+        </w:rPr>
+        <w:t xml:space="preserve"> kriteri gerçek seam'e bağlanmayan satır katalogdan geçmez.</w:t>
+      </w:r>
+    </w:p>
+    <w:p>
+      <w:pPr>
+        <w:pStyle w:val="Heading3"/>
+        <w:keepNext w:val="0"/>
+        <w:keepLines w:val="0"/>
+        <w:spacing w:before="280" w:lineRule="auto"/>
+        <w:rPr>
+          <w:b w:val="1"/>
+          <w:bCs w:val="1"/>
+          <w:color w:val="000000"/>
+          <w:sz w:val="26"/>
+          <w:szCs w:val="26"/>
+        </w:rPr>
+      </w:pPr>
+      <w:bookmarkStart w:colFirst="0" w:colLast="0" w:name="_8yuduq2ki5zz" w:id="34"/>
+      <w:bookmarkEnd w:id="34"/>
+      <w:r>
+        <w:rPr>
+          <w:b w:val="1"/>
+          <w:bCs w:val="1"/>
+          <w:color w:val="000000"/>
+          <w:sz w:val="26"/>
+          <w:szCs w:val="26"/>
+          <w:rtl w:val="0"/>
+        </w:rPr>
+        <w:t xml:space="preserve">11.7 · Satış adayı yıldız eğrisi (MÜHÜRLÜ — Ekip üretecine taşan hüküm)</w:t>
+      </w:r>
+    </w:p>
+    <w:p>
+      <w:pPr>
+        <w:spacing w:after="240" w:before="240" w:lineRule="auto"/>
+        <w:rPr/>
+      </w:pPr>
+      <w:r>
+        <w:rPr>
+          <w:rtl w:val="0"/>
+        </w:rPr>
+        <w:t xml:space="preserve">Satışçıda yıldız doğrudan paradır ve rolün ikincil alanı yoktur; eğri diğer rollerden yarım kademe aşağı. Junior merkez ★1–1,5, ★2 aramaların ~%25'inde ve üçlüde tek adayda (Uzman: maaş üst yarıda ve/veya bedelli huy) · Orta merkez ★2 · Kıdemli merkez ★3, ★3,5 nadir. </w:t>
+      </w:r>
+      <w:r>
+        <w:rPr>
+          <w:b w:val="1"/>
+          <w:bCs w:val="1"/>
+          <w:rtl w:val="0"/>
+        </w:rPr>
+        <w:t xml:space="preserve">Demo aday tavanı ★3,5</w:t>
+      </w:r>
+      <w:r>
+        <w:rPr>
+          <w:rtl w:val="0"/>
+        </w:rPr>
+        <w:t xml:space="preserve"> [ÇALIŞMA].</w:t>
+      </w:r>
+    </w:p>
+    <w:p>
+      <w:pPr>
+        <w:pStyle w:val="Heading3"/>
+        <w:keepNext w:val="0"/>
+        <w:keepLines w:val="0"/>
+        <w:spacing w:before="280" w:lineRule="auto"/>
+        <w:rPr>
+          <w:b w:val="1"/>
+          <w:bCs w:val="1"/>
+          <w:color w:val="000000"/>
+          <w:sz w:val="26"/>
+          <w:szCs w:val="26"/>
+        </w:rPr>
+      </w:pPr>
+      <w:bookmarkStart w:colFirst="0" w:colLast="0" w:name="_mx0bhinbynxe" w:id="35"/>
+      <w:bookmarkEnd w:id="35"/>
+      <w:r>
+        <w:rPr>
+          <w:b w:val="1"/>
+          <w:bCs w:val="1"/>
+          <w:color w:val="000000"/>
+          <w:sz w:val="26"/>
+          <w:szCs w:val="26"/>
+          <w:rtl w:val="0"/>
+        </w:rPr>
+        <w:t xml:space="preserve">11.8 · Satış rolü huy filtresi (MÜHÜRLÜ — Ekip üretecine taşan hüküm)</w:t>
+      </w:r>
+    </w:p>
+    <w:p>
+      <w:pPr>
+        <w:spacing w:after="240" w:before="240" w:lineRule="auto"/>
+        <w:rPr/>
+      </w:pPr>
+      <w:r>
+        <w:rPr>
+          <w:b w:val="1"/>
+          <w:bCs w:val="1"/>
+          <w:rtl w:val="0"/>
+        </w:rPr>
+        <w:t xml:space="preserve">Tuzak-huy yasağı:</w:t>
+      </w:r>
+      <w:r>
+        <w:rPr>
+          <w:rtl w:val="0"/>
+        </w:rPr>
+        <w:t xml:space="preserve"> faydası o rolün işlerinde ateşlenemeyen huy, o rolün aday havuzuna girmez. Satışta VAR: SADIK · ÇABUK KAPAR · İŞKOLİK · GÖZÜ YÜKSEKTE · TAT KAÇIRAN · HAYIR DİYEMEZ (satış ucu: fiyat-kırma kartını daha sık düşürür [K]). YOK: GERÇEK LİDER (demo) · TİTİZ (saf tuzak).</w:t>
+      </w:r>
+    </w:p>
+    <w:p>
+      <w:pPr>
+        <w:pStyle w:val="Heading3"/>
+        <w:keepNext w:val="0"/>
+        <w:keepLines w:val="0"/>
+        <w:spacing w:before="280" w:lineRule="auto"/>
+        <w:rPr>
+          <w:b w:val="1"/>
+          <w:bCs w:val="1"/>
+          <w:color w:val="000000"/>
+          <w:sz w:val="26"/>
+          <w:szCs w:val="26"/>
+        </w:rPr>
+      </w:pPr>
+      <w:bookmarkStart w:colFirst="0" w:colLast="0" w:name="_jgy7up6e6f3b" w:id="36"/>
+      <w:bookmarkEnd w:id="36"/>
+      <w:r>
+        <w:rPr>
+          <w:b w:val="1"/>
+          <w:bCs w:val="1"/>
+          <w:color w:val="000000"/>
+          <w:sz w:val="26"/>
+          <w:szCs w:val="26"/>
+          <w:rtl w:val="0"/>
+        </w:rPr>
+        <w:t xml:space="preserve">11.9 · ÜSLUP YASALARI (MÜHÜRLÜ — yazım turunun anayasası)</w:t>
       </w:r>
     </w:p>
     <w:p>
@@ -2008,37 +4593,17 @@
       </w:pPr>
       <w:r>
         <w:rPr>
-          <w:rtl w:val="0"/>
-        </w:rPr>
-        <w:t xml:space="preserve">Müşteri </w:t>
-      </w:r>
-      <w:r>
-        <w:rPr>
-          <w:b w:val="1"/>
-          <w:bCs w:val="1"/>
-          <w:rtl w:val="0"/>
-        </w:rPr>
-        <w:t xml:space="preserve">nedenini isimlendirir</w:t>
-      </w:r>
-      <w:r>
-        <w:rPr>
-          <w:rtl w:val="0"/>
-        </w:rPr>
-        <w:t xml:space="preserve"> (gerçek state'ten). Neden hesabın hafızasına ve </w:t>
-      </w:r>
-      <w:r>
-        <w:rPr>
-          <w:b w:val="1"/>
-          <w:bCs w:val="1"/>
-          <w:rtl w:val="0"/>
-        </w:rPr>
-        <w:t xml:space="preserve">kayıp kütüğüne</w:t>
-      </w:r>
-      <w:r>
-        <w:rPr>
-          <w:rtl w:val="0"/>
-        </w:rPr>
-        <w:t xml:space="preserve"> yazılır: sales.report_loss(hesap, neden-türü, hedef).</w:t>
+          <w:b w:val="1"/>
+          <w:bCs w:val="1"/>
+          <w:rtl w:val="0"/>
+        </w:rPr>
+        <w:t xml:space="preserve">Her cümlenin var olma sebebi oyun durumudur.</w:t>
+      </w:r>
+      <w:r>
+        <w:rPr>
+          <w:rtl w:val="0"/>
+        </w:rPr>
+        <w:t xml:space="preserve"> Süs bilgisi (sahne mobilyası, meşguliyet dekoru) yasak. Test: "Bu cümleye gerek var mı; hangi state'i konuşuyor?"</w:t>
       </w:r>
     </w:p>
     <w:p>
@@ -2056,13 +4621,13 @@
           <w:bCs w:val="1"/>
           <w:rtl w:val="0"/>
         </w:rPr>
-        <w:t xml:space="preserve">Neden-türü çalışma taksonomisi</w:t>
-      </w:r>
-      <w:r>
-        <w:rPr>
-          <w:rtl w:val="0"/>
-        </w:rPr>
-        <w:t xml:space="preserve"> [ÇALIŞMA — içerik turunda rafine edilir]: kararlılık · eksik-hat/kademe · sağlayıcı-güven · fiyat · geçiş-riski. Hedef alanı ilgili hat/eksen kimliğini taşır.</w:t>
+        <w:t xml:space="preserve">Cevaplar oyunun gerçek terimlerini konuşur:</w:t>
+      </w:r>
+      <w:r>
+        <w:rPr>
+          <w:rtl w:val="0"/>
+        </w:rPr>
+        <w:t xml:space="preserve"> sağlayıcı kademesi, kesinti kaydı, entegrasyon durumu, geçiş süreci. Muğlak vaat ve boş güvence yasak.</w:t>
       </w:r>
     </w:p>
     <w:p>
@@ -2080,13 +4645,151 @@
           <w:bCs w:val="1"/>
           <w:rtl w:val="0"/>
         </w:rPr>
-        <w:t xml:space="preserve">Depo-öncesi:</w:t>
-      </w:r>
-      <w:r>
-        <w:rPr>
-          <w:rtl w:val="0"/>
-        </w:rPr>
-        <w:t xml:space="preserve"> talep üreteci (olay paketi) inene kadar kütük yerel birikir, meeting_lost sinyali yayınlanır; üreteç indiğinde kütüğü okur.</w:t>
+        <w:t xml:space="preserve">Sorular bir alıcının gerçekten sorduğu cümlelerdir:</w:t>
+      </w:r>
+      <w:r>
+        <w:rPr>
+          <w:rtl w:val="0"/>
+        </w:rPr>
+        <w:t xml:space="preserve"> tek konulu, süssüz, kısa. Sorgu hâkimi tonu yok.</w:t>
+      </w:r>
+    </w:p>
+    <w:p>
+      <w:pPr>
+        <w:numPr>
+          <w:ilvl w:val="0"/>
+          <w:numId w:val="13"/>
+        </w:numPr>
+        <w:spacing w:after="0" w:afterAutospacing="0" w:before="0" w:beforeAutospacing="0" w:lineRule="auto"/>
+        <w:ind w:left="720" w:hanging="360"/>
+      </w:pPr>
+      <w:r>
+        <w:rPr>
+          <w:b w:val="1"/>
+          <w:bCs w:val="1"/>
+          <w:rtl w:val="0"/>
+        </w:rPr>
+        <w:t xml:space="preserve">Statü kabalıkla kurulmaz;</w:t>
+      </w:r>
+      <w:r>
+        <w:rPr>
+          <w:rtl w:val="0"/>
+        </w:rPr>
+        <w:t xml:space="preserve"> güçlü muhatap sükûnetiyle ve sorularının isabetiyle güçlüdür. Emir kipi, tepeden bakış, tehdit-dekor yasak.</w:t>
+      </w:r>
+    </w:p>
+    <w:p>
+      <w:pPr>
+        <w:numPr>
+          <w:ilvl w:val="0"/>
+          <w:numId w:val="13"/>
+        </w:numPr>
+        <w:spacing w:after="0" w:afterAutospacing="0" w:before="0" w:beforeAutospacing="0" w:lineRule="auto"/>
+        <w:ind w:left="720" w:hanging="360"/>
+      </w:pPr>
+      <w:r>
+        <w:rPr>
+          <w:b w:val="1"/>
+          <w:bCs w:val="1"/>
+          <w:rtl w:val="0"/>
+        </w:rPr>
+        <w:t xml:space="preserve">Kazanç anı oyuncuyu asla küçültmez.</w:t>
+      </w:r>
+    </w:p>
+    <w:p>
+      <w:pPr>
+        <w:numPr>
+          <w:ilvl w:val="0"/>
+          <w:numId w:val="13"/>
+        </w:numPr>
+        <w:spacing w:after="0" w:afterAutospacing="0" w:before="0" w:beforeAutospacing="0" w:lineRule="auto"/>
+        <w:ind w:left="720" w:hanging="360"/>
+      </w:pPr>
+      <w:r>
+        <w:rPr>
+          <w:b w:val="1"/>
+          <w:bCs w:val="1"/>
+          <w:rtl w:val="0"/>
+        </w:rPr>
+        <w:t xml:space="preserve">Aforizma NPC ağzında yasak;</w:t>
+      </w:r>
+      <w:r>
+        <w:rPr>
+          <w:rtl w:val="0"/>
+        </w:rPr>
+        <w:t xml:space="preserve"> iç ses bütçeli, gözlem somut ya da hiç (§5.1.1).</w:t>
+      </w:r>
+    </w:p>
+    <w:p>
+      <w:pPr>
+        <w:numPr>
+          <w:ilvl w:val="0"/>
+          <w:numId w:val="13"/>
+        </w:numPr>
+        <w:spacing w:after="0" w:afterAutospacing="0" w:before="0" w:beforeAutospacing="0" w:lineRule="auto"/>
+        <w:ind w:left="720" w:hanging="360"/>
+      </w:pPr>
+      <w:r>
+        <w:rPr>
+          <w:b w:val="1"/>
+          <w:bCs w:val="1"/>
+          <w:rtl w:val="0"/>
+        </w:rPr>
+        <w:t xml:space="preserve">siz varsayılan; sen yalnız kazanılmış anda</w:t>
+      </w:r>
+      <w:r>
+        <w:rPr>
+          <w:rtl w:val="0"/>
+        </w:rPr>
+        <w:t xml:space="preserve"> (içerik turunda arketip başına tanımlanır).</w:t>
+      </w:r>
+    </w:p>
+    <w:p>
+      <w:pPr>
+        <w:numPr>
+          <w:ilvl w:val="0"/>
+          <w:numId w:val="13"/>
+        </w:numPr>
+        <w:spacing w:after="0" w:afterAutospacing="0" w:before="0" w:beforeAutospacing="0" w:lineRule="auto"/>
+        <w:ind w:left="720" w:hanging="360"/>
+      </w:pPr>
+      <w:r>
+        <w:rPr>
+          <w:b w:val="1"/>
+          <w:bCs w:val="1"/>
+          <w:rtl w:val="0"/>
+        </w:rPr>
+        <w:t xml:space="preserve">Kilitli satırlar da bilgi cümlesidir:</w:t>
+      </w:r>
+      <w:r>
+        <w:rPr>
+          <w:rtl w:val="0"/>
+        </w:rPr>
+        <w:t xml:space="preserve"> kilit nedeni oyunun gerçek eksikliğini söyler ("Sağlayıcın kurumsal kademede değil.").</w:t>
+      </w:r>
+    </w:p>
+    <w:p>
+      <w:pPr>
+        <w:numPr>
+          <w:ilvl w:val="0"/>
+          <w:numId w:val="13"/>
+        </w:numPr>
+        <w:spacing w:after="0" w:afterAutospacing="0" w:before="0" w:beforeAutospacing="0" w:lineRule="auto"/>
+        <w:ind w:left="720" w:hanging="360"/>
+      </w:pPr>
+      <w:r>
+        <w:rPr>
+          <w:b w:val="1"/>
+          <w:bCs w:val="1"/>
+          <w:rtl w:val="0"/>
+        </w:rPr>
+        <w:t xml:space="preserve">TR kanonik önce yazılır; çeviri kokusu yasak</w:t>
+      </w:r>
+      <w:r>
+        <w:rPr>
+          <w:rtl w:val="0"/>
+        </w:rPr>
+        <w:t xml:space="preserve"> — İngilizce sözdizimiyle kurulmuş Türkçe cümle katalogdan geçmez.</w:t>
       </w:r>
     </w:p>
     <w:p>
@@ -2100,37 +4803,17 @@
       </w:pPr>
       <w:r>
         <w:rPr>
-          <w:rtl w:val="0"/>
-        </w:rPr>
-        <w:t xml:space="preserve">Kayıp ekonomik delta üretmez.</w:t>
-      </w:r>
-    </w:p>
-    <w:p>
-      <w:pPr>
-        <w:pStyle w:val="Heading3"/>
-        <w:keepNext w:val="0"/>
-        <w:keepLines w:val="0"/>
-        <w:spacing w:before="280" w:lineRule="auto"/>
-        <w:rPr>
-          <w:b w:val="1"/>
-          <w:bCs w:val="1"/>
-          <w:color w:val="000000"/>
-          <w:sz w:val="26"/>
-          <w:szCs w:val="26"/>
-        </w:rPr>
-      </w:pPr>
-      <w:bookmarkStart w:colFirst="0" w:colLast="0" w:name="_fnzozoq51nhn" w:id="12"/>
-      <w:bookmarkEnd w:id="12"/>
-      <w:r>
-        <w:rPr>
-          <w:b w:val="1"/>
-          <w:bCs w:val="1"/>
-          <w:color w:val="000000"/>
-          <w:sz w:val="26"/>
-          <w:szCs w:val="26"/>
-          <w:rtl w:val="0"/>
-        </w:rPr>
-        <w:t xml:space="preserve">5.3 · Perde 2 — PAZARLIK (MÜHÜRLÜ)</w:t>
+          <w:b w:val="1"/>
+          <w:bCs w:val="1"/>
+          <w:rtl w:val="0"/>
+        </w:rPr>
+        <w:t xml:space="preserve">Pazarlıkta replik yoktur</w:t>
+      </w:r>
+      <w:r>
+        <w:rPr>
+          <w:rtl w:val="0"/>
+        </w:rPr>
+        <w:t xml:space="preserve"> (§5.3). Kesme replikleri (olumlu/olumsuz kapanış) Perde 1'in sonundadır ve gerekçelidir.</w:t>
       </w:r>
     </w:p>
     <w:p>
@@ -2142,421 +4825,7 @@
         <w:rPr>
           <w:rtl w:val="0"/>
         </w:rPr>
-        <w:t xml:space="preserve">Yalnız ikna başarılıysa açılır. </w:t>
-      </w:r>
-      <w:r>
-        <w:rPr>
-          <w:b w:val="1"/>
-          <w:bCs w:val="1"/>
-          <w:rtl w:val="0"/>
-        </w:rPr>
-        <w:t xml:space="preserve">Perde 2 DİYALOGSUZDUR: pazarlıkta hiçbir replik yoktur; mekanizma sessiz çalışır.</w:t>
-      </w:r>
-      <w:r>
-        <w:rPr>
-          <w:rtl w:val="0"/>
-        </w:rPr>
-        <w:t xml:space="preserve"> Kurumsal pazarlık masada laf dalaşı değildir; sahne bunu rakam ve durumla anlatır.</w:t>
-      </w:r>
-    </w:p>
-    <w:p>
-      <w:pPr>
-        <w:numPr>
-          <w:ilvl w:val="0"/>
-          <w:numId w:val="9"/>
-        </w:numPr>
-        <w:spacing w:after="0" w:afterAutospacing="0" w:before="240" w:lineRule="auto"/>
-        <w:ind w:left="720" w:hanging="360"/>
-      </w:pPr>
-      <w:r>
-        <w:rPr>
-          <w:b w:val="1"/>
-          <w:bCs w:val="1"/>
-          <w:rtl w:val="0"/>
-        </w:rPr>
-        <w:t xml:space="preserve">Koltuk pazarlığı yoktur.</w:t>
-      </w:r>
-      <w:r>
-        <w:rPr>
-          <w:rtl w:val="0"/>
-        </w:rPr>
-        <w:t xml:space="preserve"> İhtiyaç yıldız bandından: 1★ ~5–10 · 2★ ~15–30 · 3★ ~40–70 koltuk [K]. Tek eksen </w:t>
-      </w:r>
-      <w:r>
-        <w:rPr>
-          <w:b w:val="1"/>
-          <w:bCs w:val="1"/>
-          <w:rtl w:val="0"/>
-        </w:rPr>
-        <w:t xml:space="preserve">koltuk başı fiyat</w:t>
-      </w:r>
-      <w:r>
-        <w:rPr>
-          <w:rtl w:val="0"/>
-        </w:rPr>
-        <w:t xml:space="preserve">.</w:t>
-      </w:r>
-    </w:p>
-    <w:p>
-      <w:pPr>
-        <w:numPr>
-          <w:ilvl w:val="0"/>
-          <w:numId w:val="9"/>
-        </w:numPr>
-        <w:spacing w:after="0" w:afterAutospacing="0" w:before="0" w:beforeAutospacing="0" w:lineRule="auto"/>
-        <w:ind w:left="720" w:hanging="360"/>
-      </w:pPr>
-      <w:r>
-        <w:rPr>
-          <w:b w:val="1"/>
-          <w:bCs w:val="1"/>
-          <w:rtl w:val="0"/>
-        </w:rPr>
-        <w:t xml:space="preserve">Cetvel:</w:t>
-      </w:r>
-      <w:r>
-        <w:rPr>
-          <w:rtl w:val="0"/>
-        </w:rPr>
-        <w:t xml:space="preserve"> üzerinde kadran çapası (§7.5) · söz verilmişse daralmış üst uç (kilitli bölge, nedenli) · üst uçta hakaret bölgesi (farklı ton; seçili fiyat bölgedeyken Teklif butonu uyarı tonuna döner ve hover nedeni yazar — telgraf görsel durumdur, replik değil). Müşterinin rezervi çizilmez; </w:t>
-      </w:r>
-      <w:r>
-        <w:rPr>
-          <w:b w:val="1"/>
-          <w:bCs w:val="1"/>
-          <w:rtl w:val="0"/>
-        </w:rPr>
-        <w:t xml:space="preserve">karşı-teklif rakamları</w:t>
-      </w:r>
-      <w:r>
-        <w:rPr>
-          <w:rtl w:val="0"/>
-        </w:rPr>
-        <w:t xml:space="preserve"> sınırı turdan tura açığa çıkarır.</w:t>
-      </w:r>
-    </w:p>
-    <w:p>
-      <w:pPr>
-        <w:numPr>
-          <w:ilvl w:val="0"/>
-          <w:numId w:val="9"/>
-        </w:numPr>
-        <w:spacing w:after="0" w:afterAutospacing="0" w:before="0" w:beforeAutospacing="0" w:lineRule="auto"/>
-        <w:ind w:left="720" w:hanging="360"/>
-      </w:pPr>
-      <w:r>
-        <w:rPr>
-          <w:b w:val="1"/>
-          <w:bCs w:val="1"/>
-          <w:rtl w:val="0"/>
-        </w:rPr>
-        <w:t xml:space="preserve">Sabır:</w:t>
-      </w:r>
-      <w:r>
-        <w:rPr>
-          <w:rtl w:val="0"/>
-        </w:rPr>
-        <w:t xml:space="preserve"> mizaca göre 2–4 kutu [K]; her karşı-teklif turu bir kutu söndürür; </w:t>
-      </w:r>
-      <w:r>
-        <w:rPr>
-          <w:b w:val="1"/>
-          <w:bCs w:val="1"/>
-          <w:rtl w:val="0"/>
-        </w:rPr>
-        <w:t xml:space="preserve">son kutu vurgulu görünür</w:t>
-      </w:r>
-      <w:r>
-        <w:rPr>
-          <w:rtl w:val="0"/>
-        </w:rPr>
-        <w:t xml:space="preserve"> (son-teklif telgrafı, görsel).</w:t>
-      </w:r>
-    </w:p>
-    <w:p>
-      <w:pPr>
-        <w:numPr>
-          <w:ilvl w:val="0"/>
-          <w:numId w:val="9"/>
-        </w:numPr>
-        <w:spacing w:after="0" w:afterAutospacing="0" w:before="0" w:beforeAutospacing="0" w:lineRule="auto"/>
-        <w:ind w:left="720" w:hanging="360"/>
-      </w:pPr>
-      <w:r>
-        <w:rPr>
-          <w:b w:val="1"/>
-          <w:bCs w:val="1"/>
-          <w:rtl w:val="0"/>
-        </w:rPr>
-        <w:t xml:space="preserve">Döngü:</w:t>
-      </w:r>
-      <w:r>
-        <w:rPr>
-          <w:rtl w:val="0"/>
-        </w:rPr>
-        <w:t xml:space="preserve"> fiyat seç → Teklif et → mekanik yanıt: </w:t>
-      </w:r>
-      <w:r>
-        <w:rPr>
-          <w:b w:val="1"/>
-          <w:bCs w:val="1"/>
-          <w:rtl w:val="0"/>
-        </w:rPr>
-        <w:t xml:space="preserve">kabul</w:t>
-      </w:r>
-      <w:r>
-        <w:rPr>
-          <w:rtl w:val="0"/>
-        </w:rPr>
-        <w:t xml:space="preserve"> / </w:t>
-      </w:r>
-      <w:r>
-        <w:rPr>
-          <w:b w:val="1"/>
-          <w:bCs w:val="1"/>
-          <w:rtl w:val="0"/>
-        </w:rPr>
-        <w:t xml:space="preserve">karşı-teklif</w:t>
-      </w:r>
-      <w:r>
-        <w:rPr>
-          <w:rtl w:val="0"/>
-        </w:rPr>
-        <w:t xml:space="preserve"> (rakam cetvele işlenir; "Kabul et" her an açık, sabır yakmaz) / </w:t>
-      </w:r>
-      <w:r>
-        <w:rPr>
-          <w:b w:val="1"/>
-          <w:bCs w:val="1"/>
-          <w:rtl w:val="0"/>
-        </w:rPr>
-        <w:t xml:space="preserve">uyarı durumu</w:t>
-      </w:r>
-      <w:r>
-        <w:rPr>
-          <w:rtl w:val="0"/>
-        </w:rPr>
-        <w:t xml:space="preserve">. Hakaret bölgesine bilerek teklif → masa devrilir, hesap hafızasına yazılır. </w:t>
-      </w:r>
-      <w:r>
-        <w:rPr>
-          <w:b w:val="1"/>
-          <w:bCs w:val="1"/>
-          <w:rtl w:val="0"/>
-        </w:rPr>
-        <w:t xml:space="preserve">Kalk</w:t>
-      </w:r>
-      <w:r>
-        <w:rPr>
-          <w:rtl w:val="0"/>
-        </w:rPr>
-        <w:t xml:space="preserve"> her an açık: nötr ayrılış, 30 gün kilidi [ÇALIŞMA], iz yok.</w:t>
-      </w:r>
-    </w:p>
-    <w:p>
-      <w:pPr>
-        <w:numPr>
-          <w:ilvl w:val="0"/>
-          <w:numId w:val="9"/>
-        </w:numPr>
-        <w:spacing w:after="0" w:afterAutospacing="0" w:before="0" w:beforeAutospacing="0" w:lineRule="auto"/>
-        <w:ind w:left="720" w:hanging="360"/>
-      </w:pPr>
-      <w:r>
-        <w:rPr>
-          <w:b w:val="1"/>
-          <w:bCs w:val="1"/>
-          <w:rtl w:val="0"/>
-        </w:rPr>
-        <w:t xml:space="preserve">Söz dokunulmazdır:</w:t>
-      </w:r>
-      <w:r>
-        <w:rPr>
-          <w:rtl w:val="0"/>
-        </w:rPr>
-        <w:t xml:space="preserve"> kilitli satır olarak cetvelde görünür ve fiyat bandını daraltır.</w:t>
-      </w:r>
-    </w:p>
-    <w:p>
-      <w:pPr>
-        <w:numPr>
-          <w:ilvl w:val="0"/>
-          <w:numId w:val="9"/>
-        </w:numPr>
-        <w:spacing w:after="0" w:afterAutospacing="0" w:before="0" w:beforeAutospacing="0" w:lineRule="auto"/>
-        <w:ind w:left="720" w:hanging="360"/>
-      </w:pPr>
-      <w:r>
-        <w:rPr>
-          <w:b w:val="1"/>
-          <w:bCs w:val="1"/>
-          <w:rtl w:val="0"/>
-        </w:rPr>
-        <w:t xml:space="preserve">Onay şeridi (MÜHÜRLÜ):</w:t>
-      </w:r>
-      <w:r>
-        <w:rPr>
-          <w:rtl w:val="0"/>
-        </w:rPr>
-        <w:t xml:space="preserve"> kabulde — koltuk × fiyat = MRR + </w:t>
-      </w:r>
-      <w:r>
-        <w:rPr>
-          <w:b w:val="1"/>
-          <w:bCs w:val="1"/>
-          <w:rtl w:val="0"/>
-        </w:rPr>
-        <w:t xml:space="preserve">doluluk okuması</w:t>
-      </w:r>
-      <w:r>
-        <w:rPr>
-          <w:rtl w:val="0"/>
-        </w:rPr>
-        <w:t xml:space="preserve"> (</w:t>
-      </w:r>
-      <w:r>
-        <w:rPr>
-          <w:i w:val="1"/>
-          <w:iCs w:val="1"/>
-          <w:rtl w:val="0"/>
-        </w:rPr>
-        <w:t xml:space="preserve">"Kapasite: 310/400"</w:t>
-      </w:r>
-      <w:r>
-        <w:rPr>
-          <w:rtl w:val="0"/>
-        </w:rPr>
-        <w:t xml:space="preserve">, sahibi Ürün §10) → İmzala. Karar cümlesi yok, replik yok; sahne mekanik biter.</w:t>
-      </w:r>
-    </w:p>
-    <w:p>
-      <w:pPr>
-        <w:numPr>
-          <w:ilvl w:val="0"/>
-          <w:numId w:val="9"/>
-        </w:numPr>
-        <w:spacing w:after="0" w:afterAutospacing="0" w:before="0" w:beforeAutospacing="0" w:lineRule="auto"/>
-        <w:ind w:left="720" w:hanging="360"/>
-      </w:pPr>
-      <w:r>
-        <w:rPr>
-          <w:b w:val="1"/>
-          <w:bCs w:val="1"/>
-          <w:rtl w:val="0"/>
-        </w:rPr>
-        <w:t xml:space="preserve">Şekil formülleri</w:t>
-      </w:r>
-      <w:r>
-        <w:rPr>
-          <w:rtl w:val="0"/>
-        </w:rPr>
-        <w:t xml:space="preserve"> [K]: rezerv = koltuk fiyat bandı × arketip duyarlılığı × koşu tohumu · karşı-teklif adımı mizaçtan · hakaret eşiği rezervin belirgin üstü.</w:t>
-      </w:r>
-    </w:p>
-    <w:p>
-      <w:pPr>
-        <w:numPr>
-          <w:ilvl w:val="0"/>
-          <w:numId w:val="9"/>
-        </w:numPr>
-        <w:spacing w:after="240" w:before="0" w:beforeAutospacing="0" w:lineRule="auto"/>
-        <w:ind w:left="720" w:hanging="360"/>
-      </w:pPr>
-      <w:r>
-        <w:rPr>
-          <w:b w:val="1"/>
-          <w:bCs w:val="1"/>
-          <w:rtl w:val="0"/>
-        </w:rPr>
-        <w:t xml:space="preserve">Sözleşme (motor §23 A4'ü kapatır):</w:t>
-      </w:r>
-      <w:r>
-        <w:rPr>
-          <w:rtl w:val="0"/>
-        </w:rPr>
-        <w:t xml:space="preserve"> open_negotiation("b2b_deal", context{hesap, koltuk, band, söz, mizaç, rezerv-tohum}) → { outcome_id: signed|walked|insulted, values: {koltuk, koltuk_fiyatı, mrr}, effects_to_apply: [...] }. </w:t>
-      </w:r>
-      <w:r>
-        <w:rPr>
-          <w:b w:val="1"/>
-          <w:bCs w:val="1"/>
-          <w:rtl w:val="0"/>
-        </w:rPr>
-        <w:t xml:space="preserve">Series A:</w:t>
-      </w:r>
-      <w:r>
-        <w:rPr>
-          <w:rtl w:val="0"/>
-        </w:rPr>
-        <w:t xml:space="preserve"> aynı sahne, type:"series_a"; koltuk → hisse, fiyat → değerleme.</w:t>
-      </w:r>
-    </w:p>
-    <w:p>
-      <w:pPr>
-        <w:pStyle w:val="Heading3"/>
-        <w:keepNext w:val="0"/>
-        <w:keepLines w:val="0"/>
-        <w:spacing w:before="280" w:lineRule="auto"/>
-        <w:rPr>
-          <w:b w:val="1"/>
-          <w:bCs w:val="1"/>
-          <w:color w:val="000000"/>
-          <w:sz w:val="26"/>
-          <w:szCs w:val="26"/>
-        </w:rPr>
-      </w:pPr>
-      <w:bookmarkStart w:colFirst="0" w:colLast="0" w:name="_ieyhe9qo0g9f" w:id="13"/>
-      <w:bookmarkEnd w:id="13"/>
-      <w:r>
-        <w:rPr>
-          <w:b w:val="1"/>
-          <w:bCs w:val="1"/>
-          <w:color w:val="000000"/>
-          <w:sz w:val="26"/>
-          <w:szCs w:val="26"/>
-          <w:rtl w:val="0"/>
-        </w:rPr>
-        <w:t xml:space="preserve">5.4 · İmza sonrası fiyat izi (MÜHÜRLÜ)</w:t>
-      </w:r>
-    </w:p>
-    <w:p>
-      <w:pPr>
-        <w:spacing w:after="240" w:before="240" w:lineRule="auto"/>
-        <w:rPr/>
-      </w:pPr>
-      <w:r>
-        <w:rPr>
-          <w:rtl w:val="0"/>
-        </w:rPr>
-        <w:t xml:space="preserve">Hesap, </w:t>
-      </w:r>
-      <w:r>
-        <w:rPr>
-          <w:b w:val="1"/>
-          <w:bCs w:val="1"/>
-          <w:rtl w:val="0"/>
-        </w:rPr>
-        <w:t xml:space="preserve">imzalanan koltuk fiyatını</w:t>
-      </w:r>
-      <w:r>
-        <w:rPr>
-          <w:rtl w:val="0"/>
-        </w:rPr>
-        <w:t xml:space="preserve"> kayıtta taşır. </w:t>
-      </w:r>
-      <w:r>
-        <w:rPr>
-          <w:b w:val="1"/>
-          <w:bCs w:val="1"/>
-          <w:rtl w:val="0"/>
-        </w:rPr>
-        <w:t xml:space="preserve">Genişleme bu fiyattan koltuk ekler</w:t>
-      </w:r>
-      <w:r>
-        <w:rPr>
-          <w:rtl w:val="0"/>
-        </w:rPr>
-        <w:t xml:space="preserve">; eski sabit koltuk-MRR değeri emeklidir (§19). İmza indirimi bu fiyatın içindedir ve ayrı izle görünür. Retention indirimi mevcut davranışını korur; hizası hesap yönetimi oturumunun.</w:t>
+        <w:t xml:space="preserve">Arketip ses kartları ve varyant havuzları içerik turunun işidir; §10 dil örneği o turun kalite çıtasıdır.</w:t>
       </w:r>
     </w:p>
     <w:p>
@@ -2572,2194 +4841,7 @@
           <w:szCs w:val="34"/>
         </w:rPr>
       </w:pPr>
-      <w:bookmarkStart w:colFirst="0" w:colLast="0" w:name="_mrc2r6lvpyxf" w:id="14"/>
-      <w:bookmarkEnd w:id="14"/>
-      <w:r>
-        <w:rPr>
-          <w:b w:val="1"/>
-          <w:bCs w:val="1"/>
-          <w:sz w:val="34"/>
-          <w:szCs w:val="34"/>
-          <w:rtl w:val="0"/>
-        </w:rPr>
-        <w:t xml:space="preserve">6 · SÖZ KURALLARI (MÜHÜRLÜ)</w:t>
-      </w:r>
-    </w:p>
-    <w:p>
-      <w:pPr>
-        <w:numPr>
-          <w:ilvl w:val="0"/>
-          <w:numId w:val="14"/>
-        </w:numPr>
-        <w:spacing w:after="0" w:afterAutospacing="0" w:before="240" w:lineRule="auto"/>
-        <w:ind w:left="720" w:hanging="360"/>
-      </w:pPr>
-      <w:r>
-        <w:rPr>
-          <w:rtl w:val="0"/>
-        </w:rPr>
-        <w:t xml:space="preserve">Pitch sözü </w:t>
-      </w:r>
-      <w:r>
-        <w:rPr>
-          <w:b w:val="1"/>
-          <w:bCs w:val="1"/>
-          <w:rtl w:val="0"/>
-        </w:rPr>
-        <w:t xml:space="preserve">PromiseRegistry</w:t>
-      </w:r>
-      <w:r>
-        <w:rPr>
-          <w:rtl w:val="0"/>
-        </w:rPr>
-        <w:t xml:space="preserve">'de yaşar (tek kaynak).</w:t>
-      </w:r>
-    </w:p>
-    <w:p>
-      <w:pPr>
-        <w:numPr>
-          <w:ilvl w:val="0"/>
-          <w:numId w:val="14"/>
-        </w:numPr>
-        <w:spacing w:after="0" w:afterAutospacing="0" w:before="0" w:beforeAutospacing="0" w:lineRule="auto"/>
-        <w:ind w:left="720" w:hanging="360"/>
-      </w:pPr>
-      <w:r>
-        <w:rPr>
-          <w:b w:val="1"/>
-          <w:bCs w:val="1"/>
-          <w:rtl w:val="0"/>
-        </w:rPr>
-        <w:t xml:space="preserve">Tek açık pitch sözü:</w:t>
-      </w:r>
-      <w:r>
-        <w:rPr>
-          <w:rtl w:val="0"/>
-        </w:rPr>
-        <w:t xml:space="preserve"> teslim edilmemiş söz varken yeni toplantıda söz satırı kilitli-görünür: </w:t>
-      </w:r>
-      <w:r>
-        <w:rPr>
-          <w:i w:val="1"/>
-          <w:iCs w:val="1"/>
-          <w:rtl w:val="0"/>
-        </w:rPr>
-        <w:t xml:space="preserve">"Verilmiş bir sözün var: {özellik}, {hesap}."</w:t>
-      </w:r>
-    </w:p>
-    <w:p>
-      <w:pPr>
-        <w:numPr>
-          <w:ilvl w:val="0"/>
-          <w:numId w:val="14"/>
-        </w:numPr>
-        <w:spacing w:after="0" w:afterAutospacing="0" w:before="0" w:beforeAutospacing="0" w:lineRule="auto"/>
-        <w:ind w:left="720" w:hanging="360"/>
-      </w:pPr>
-      <w:r>
-        <w:rPr>
-          <w:rtl w:val="0"/>
-        </w:rPr>
-        <w:t xml:space="preserve">Kırılan söz o hesapta satırı kilitler [ÇALIŞMA: koşu sonu] ve mevcut güven/marka bedellerini öder.</w:t>
-      </w:r>
-    </w:p>
-    <w:p>
-      <w:pPr>
-        <w:numPr>
-          <w:ilvl w:val="0"/>
-          <w:numId w:val="14"/>
-        </w:numPr>
-        <w:spacing w:after="240" w:before="0" w:beforeAutospacing="0" w:lineRule="auto"/>
-        <w:ind w:left="720" w:hanging="360"/>
-      </w:pPr>
-      <w:r>
-        <w:rPr>
-          <w:rtl w:val="0"/>
-        </w:rPr>
-        <w:t xml:space="preserve">Retention "Söz ver" ayrı mekaniktir; iki tür aynı Registry'de, ayrı sayaçlarda.</w:t>
-      </w:r>
-    </w:p>
-    <w:p>
-      <w:pPr>
-        <w:pStyle w:val="Heading2"/>
-        <w:keepNext w:val="0"/>
-        <w:keepLines w:val="0"/>
-        <w:spacing w:after="80" w:lineRule="auto"/>
-        <w:rPr>
-          <w:b w:val="1"/>
-          <w:bCs w:val="1"/>
-          <w:sz w:val="34"/>
-          <w:szCs w:val="34"/>
-        </w:rPr>
-      </w:pPr>
-      <w:bookmarkStart w:colFirst="0" w:colLast="0" w:name="_8eofmeuckjjl" w:id="15"/>
-      <w:bookmarkEnd w:id="15"/>
-      <w:r>
-        <w:rPr>
-          <w:b w:val="1"/>
-          <w:bCs w:val="1"/>
-          <w:sz w:val="34"/>
-          <w:szCs w:val="34"/>
-          <w:rtl w:val="0"/>
-        </w:rPr>
-        <w:t xml:space="preserve">7 · TEMSİLCİ OTOMASYONU</w:t>
-      </w:r>
-    </w:p>
-    <w:p>
-      <w:pPr>
-        <w:pStyle w:val="Heading3"/>
-        <w:keepNext w:val="0"/>
-        <w:keepLines w:val="0"/>
-        <w:spacing w:before="280" w:lineRule="auto"/>
-        <w:rPr>
-          <w:b w:val="1"/>
-          <w:bCs w:val="1"/>
-          <w:color w:val="000000"/>
-          <w:sz w:val="26"/>
-          <w:szCs w:val="26"/>
-        </w:rPr>
-      </w:pPr>
-      <w:bookmarkStart w:colFirst="0" w:colLast="0" w:name="_1zj1joqbwcip" w:id="16"/>
-      <w:bookmarkEnd w:id="16"/>
-      <w:r>
-        <w:rPr>
-          <w:b w:val="1"/>
-          <w:bCs w:val="1"/>
-          <w:color w:val="000000"/>
-          <w:sz w:val="26"/>
-          <w:szCs w:val="26"/>
-          <w:rtl w:val="0"/>
-        </w:rPr>
-        <w:t xml:space="preserve">7.1 · Yıldız kapısı (MÜHÜRLÜ)</w:t>
-      </w:r>
-    </w:p>
-    <w:p>
-      <w:pPr>
-        <w:spacing w:after="240" w:before="240" w:lineRule="auto"/>
-        <w:rPr/>
-      </w:pPr>
-      <w:r>
-        <w:rPr>
-          <w:rtl w:val="0"/>
-        </w:rPr>
-        <w:t xml:space="preserve">Temsilci, kendi </w:t>
-      </w:r>
-      <w:r>
-        <w:rPr>
-          <w:b w:val="1"/>
-          <w:bCs w:val="1"/>
-          <w:rtl w:val="0"/>
-        </w:rPr>
-        <w:t xml:space="preserve">Satış yıldızına eşit ve altındaki</w:t>
-      </w:r>
-      <w:r>
-        <w:rPr>
-          <w:rtl w:val="0"/>
-        </w:rPr>
-        <w:t xml:space="preserve"> müşterilere otomatik satar; üstüne çıkamaz. Kapı serttir, lead kartında görünür.</w:t>
-      </w:r>
-    </w:p>
-    <w:p>
-      <w:pPr>
-        <w:pStyle w:val="Heading3"/>
-        <w:keepNext w:val="0"/>
-        <w:keepLines w:val="0"/>
-        <w:spacing w:before="280" w:lineRule="auto"/>
-        <w:rPr>
-          <w:b w:val="1"/>
-          <w:bCs w:val="1"/>
-          <w:color w:val="000000"/>
-          <w:sz w:val="26"/>
-          <w:szCs w:val="26"/>
-        </w:rPr>
-      </w:pPr>
-      <w:bookmarkStart w:colFirst="0" w:colLast="0" w:name="_bn1vjw6urtl" w:id="17"/>
-      <w:bookmarkEnd w:id="17"/>
-      <w:r>
-        <w:rPr>
-          <w:b w:val="1"/>
-          <w:bCs w:val="1"/>
-          <w:color w:val="000000"/>
-          <w:sz w:val="26"/>
-          <w:szCs w:val="26"/>
-          <w:rtl w:val="0"/>
-        </w:rPr>
-        <w:t xml:space="preserve">7.2 · İşleme süresi (MÜHÜRLÜ)</w:t>
-      </w:r>
-    </w:p>
-    <w:p>
-      <w:pPr>
-        <w:spacing w:after="240" w:before="240" w:lineRule="auto"/>
-        <w:rPr/>
-      </w:pPr>
-      <w:r>
-        <w:rPr>
-          <w:rtl w:val="0"/>
-        </w:rPr>
-        <w:t xml:space="preserve">Tek müşteri işlenir; boru hattında görünür (</w:t>
-      </w:r>
-      <w:r>
-        <w:rPr>
-          <w:i w:val="1"/>
-          <w:iCs w:val="1"/>
-          <w:rtl w:val="0"/>
-        </w:rPr>
-        <w:t xml:space="preserve">"Palmiye ile görüşüyor · 3. gün"</w:t>
-      </w:r>
-      <w:r>
-        <w:rPr>
-          <w:rtl w:val="0"/>
-        </w:rPr>
-        <w:t xml:space="preserve">). Süre: kendi ligi 6–7 gün · 1 alt 3–4 · 2 alt 2–3 [K]. Moral, odak, saat hr.effective_skill üzerinden aynı süreyi oynatır. İşlenen lead'in sayacı donar.</w:t>
-      </w:r>
-    </w:p>
-    <w:p>
-      <w:pPr>
-        <w:pStyle w:val="Heading3"/>
-        <w:keepNext w:val="0"/>
-        <w:keepLines w:val="0"/>
-        <w:spacing w:before="280" w:lineRule="auto"/>
-        <w:rPr>
-          <w:b w:val="1"/>
-          <w:bCs w:val="1"/>
-          <w:color w:val="000000"/>
-          <w:sz w:val="26"/>
-          <w:szCs w:val="26"/>
-        </w:rPr>
-      </w:pPr>
-      <w:bookmarkStart w:colFirst="0" w:colLast="0" w:name="_4sm45qm13o5y" w:id="18"/>
-      <w:bookmarkEnd w:id="18"/>
-      <w:r>
-        <w:rPr>
-          <w:b w:val="1"/>
-          <w:bCs w:val="1"/>
-          <w:color w:val="000000"/>
-          <w:sz w:val="26"/>
-          <w:szCs w:val="26"/>
-          <w:rtl w:val="0"/>
-        </w:rPr>
-        <w:t xml:space="preserve">7.2.1 · İş seçimi (MÜHÜRLÜ)</w:t>
-      </w:r>
-    </w:p>
-    <w:p>
-      <w:pPr>
-        <w:numPr>
-          <w:ilvl w:val="0"/>
-          <w:numId w:val="1"/>
-        </w:numPr>
-        <w:spacing w:after="0" w:afterAutospacing="0" w:before="240" w:lineRule="auto"/>
-        <w:ind w:left="720" w:hanging="360"/>
-      </w:pPr>
-      <w:r>
-        <w:rPr>
-          <w:b w:val="1"/>
-          <w:bCs w:val="1"/>
-          <w:rtl w:val="0"/>
-        </w:rPr>
-        <w:t xml:space="preserve">Çalışma bandı tavanı:</w:t>
-      </w:r>
-      <w:r>
-        <w:rPr>
-          <w:rtl w:val="0"/>
-        </w:rPr>
-        <w:t xml:space="preserve"> temsilci başına tek ayar; tavanı düşürmek temsilciyi alt bandın süpürgesine çevirir.</w:t>
-      </w:r>
-    </w:p>
-    <w:p>
-      <w:pPr>
-        <w:numPr>
-          <w:ilvl w:val="0"/>
-          <w:numId w:val="1"/>
-        </w:numPr>
-        <w:spacing w:after="0" w:afterAutospacing="0" w:before="0" w:beforeAutospacing="0" w:lineRule="auto"/>
-        <w:ind w:left="720" w:hanging="360"/>
-      </w:pPr>
-      <w:r>
-        <w:rPr>
-          <w:b w:val="1"/>
-          <w:bCs w:val="1"/>
-          <w:rtl w:val="0"/>
-        </w:rPr>
-        <w:t xml:space="preserve">Seçim kuralı:</w:t>
-      </w:r>
-      <w:r>
-        <w:rPr>
-          <w:rtl w:val="0"/>
-        </w:rPr>
-        <w:t xml:space="preserve"> bandındaki yönlendirilmemiş lead'lerden </w:t>
-      </w:r>
-      <w:r>
-        <w:rPr>
-          <w:b w:val="1"/>
-          <w:bCs w:val="1"/>
-          <w:rtl w:val="0"/>
-        </w:rPr>
-        <w:t xml:space="preserve">en yüksek yıldızlı</w:t>
-      </w:r>
-      <w:r>
-        <w:rPr>
-          <w:rtl w:val="0"/>
-        </w:rPr>
-        <w:t xml:space="preserve">; eşitlikte </w:t>
-      </w:r>
-      <w:r>
-        <w:rPr>
-          <w:b w:val="1"/>
-          <w:bCs w:val="1"/>
-          <w:rtl w:val="0"/>
-        </w:rPr>
-        <w:t xml:space="preserve">süresi bitmek üzere olan</w:t>
-      </w:r>
-      <w:r>
-        <w:rPr>
-          <w:rtl w:val="0"/>
-        </w:rPr>
-        <w:t xml:space="preserve">.</w:t>
-      </w:r>
-    </w:p>
-    <w:p>
-      <w:pPr>
-        <w:numPr>
-          <w:ilvl w:val="0"/>
-          <w:numId w:val="1"/>
-        </w:numPr>
-        <w:spacing w:after="240" w:before="0" w:beforeAutospacing="0" w:lineRule="auto"/>
-        <w:ind w:left="720" w:hanging="360"/>
-      </w:pPr>
-      <w:r>
-        <w:rPr>
-          <w:b w:val="1"/>
-          <w:bCs w:val="1"/>
-          <w:rtl w:val="0"/>
-        </w:rPr>
-        <w:t xml:space="preserve">Kart fiilleri:</w:t>
-      </w:r>
-      <w:r>
-        <w:rPr>
-          <w:rtl w:val="0"/>
-        </w:rPr>
-        <w:t xml:space="preserve"> </w:t>
-      </w:r>
-      <w:r>
-        <w:rPr>
-          <w:b w:val="1"/>
-          <w:bCs w:val="1"/>
-          <w:rtl w:val="0"/>
-        </w:rPr>
-        <w:t xml:space="preserve">"Ayır"</w:t>
-      </w:r>
-      <w:r>
-        <w:rPr>
-          <w:rtl w:val="0"/>
-        </w:rPr>
-        <w:t xml:space="preserve"> (masa kurucunun; temsilci atlar) ve </w:t>
-      </w:r>
-      <w:r>
-        <w:rPr>
-          <w:b w:val="1"/>
-          <w:bCs w:val="1"/>
-          <w:rtl w:val="0"/>
-        </w:rPr>
-        <w:t xml:space="preserve">"Temsilciye ver"</w:t>
-      </w:r>
-      <w:r>
-        <w:rPr>
-          <w:rtl w:val="0"/>
-        </w:rPr>
-        <w:t xml:space="preserve"> (band içindeyse öne). Rezerv süreyi durdurmaz. Rezervsiz çarpışmada kurucu önceliklidir, işleme düşer [ÇALIŞMA].</w:t>
-      </w:r>
-    </w:p>
-    <w:p>
-      <w:pPr>
-        <w:pStyle w:val="Heading3"/>
-        <w:keepNext w:val="0"/>
-        <w:keepLines w:val="0"/>
-        <w:spacing w:before="280" w:lineRule="auto"/>
-        <w:rPr>
-          <w:b w:val="1"/>
-          <w:bCs w:val="1"/>
-          <w:color w:val="000000"/>
-          <w:sz w:val="26"/>
-          <w:szCs w:val="26"/>
-        </w:rPr>
-      </w:pPr>
-      <w:bookmarkStart w:colFirst="0" w:colLast="0" w:name="_norle3d52i9v" w:id="19"/>
-      <w:bookmarkEnd w:id="19"/>
-      <w:r>
-        <w:rPr>
-          <w:b w:val="1"/>
-          <w:bCs w:val="1"/>
-          <w:color w:val="000000"/>
-          <w:sz w:val="26"/>
-          <w:szCs w:val="26"/>
-          <w:rtl w:val="0"/>
-        </w:rPr>
-        <w:t xml:space="preserve">7.2.2 · Band tavanının gösterimi (MÜHÜRLÜ)</w:t>
-      </w:r>
-    </w:p>
-    <w:p>
-      <w:pPr>
-        <w:spacing w:after="240" w:before="240" w:lineRule="auto"/>
-        <w:rPr/>
-      </w:pPr>
-      <w:r>
-        <w:rPr>
-          <w:rtl w:val="0"/>
-        </w:rPr>
-        <w:t xml:space="preserve">Temsilci bloğunda, yıldız satırının altında: </w:t>
-      </w:r>
-      <w:r>
-        <w:rPr>
-          <w:b w:val="1"/>
-          <w:bCs w:val="1"/>
-          <w:rtl w:val="0"/>
-        </w:rPr>
-        <w:t xml:space="preserve">"Çalıştığı bant:"</w:t>
-      </w:r>
-      <w:r>
-        <w:rPr>
-          <w:rtl w:val="0"/>
-        </w:rPr>
-        <w:t xml:space="preserve"> — tam yıldız kademeleri + en sağda "Kendi ligi" (varsayılan). </w:t>
-      </w:r>
-      <w:r>
-        <w:rPr>
-          <w:b w:val="1"/>
-          <w:bCs w:val="1"/>
-          <w:rtl w:val="0"/>
-        </w:rPr>
-        <w:t xml:space="preserve">1★ temsilcide seçici çizilmez</w:t>
-      </w:r>
-      <w:r>
-        <w:rPr>
-          <w:rtl w:val="0"/>
-        </w:rPr>
-        <w:t xml:space="preserve">, düz bilgi satırı olur (tek kademelik seçici sahte seçim görüntüsüdür). Band dışına düşen lead kartı hover'la nedenini söyler. Ayar anında işler; süren işleme bitirilir.</w:t>
-      </w:r>
-    </w:p>
-    <w:p>
-      <w:pPr>
-        <w:pStyle w:val="Heading3"/>
-        <w:keepNext w:val="0"/>
-        <w:keepLines w:val="0"/>
-        <w:spacing w:before="280" w:lineRule="auto"/>
-        <w:rPr>
-          <w:b w:val="1"/>
-          <w:bCs w:val="1"/>
-          <w:color w:val="000000"/>
-          <w:sz w:val="26"/>
-          <w:szCs w:val="26"/>
-        </w:rPr>
-      </w:pPr>
-      <w:bookmarkStart w:colFirst="0" w:colLast="0" w:name="_n7f8iu4okiag" w:id="20"/>
-      <w:bookmarkEnd w:id="20"/>
-      <w:r>
-        <w:rPr>
-          <w:b w:val="1"/>
-          <w:bCs w:val="1"/>
-          <w:color w:val="000000"/>
-          <w:sz w:val="26"/>
-          <w:szCs w:val="26"/>
-          <w:rtl w:val="0"/>
-        </w:rPr>
-        <w:t xml:space="preserve">7.3 · Sunum (MÜHÜRLÜ — kapsam)</w:t>
-      </w:r>
-    </w:p>
-    <w:p>
-      <w:pPr>
-        <w:numPr>
-          <w:ilvl w:val="0"/>
-          <w:numId w:val="16"/>
-        </w:numPr>
-        <w:spacing w:after="0" w:afterAutospacing="0" w:before="240" w:lineRule="auto"/>
-        <w:ind w:left="720" w:hanging="360"/>
-      </w:pPr>
-      <w:r>
-        <w:rPr>
-          <w:b w:val="1"/>
-          <w:bCs w:val="1"/>
-          <w:rtl w:val="0"/>
-        </w:rPr>
-        <w:t xml:space="preserve">Ticker yalnız haber değeri görür</w:t>
-      </w:r>
-      <w:r>
-        <w:rPr>
-          <w:rtl w:val="0"/>
-        </w:rPr>
-        <w:t xml:space="preserve"> [ÇALIŞMA tanım: lig-üstü imza, balina, koşunun ilk 3★'ı]. Rutin kapanışlar girmez.</w:t>
-      </w:r>
-    </w:p>
-    <w:p>
-      <w:pPr>
-        <w:numPr>
-          <w:ilvl w:val="0"/>
-          <w:numId w:val="16"/>
-        </w:numPr>
-        <w:spacing w:after="240" w:before="0" w:beforeAutospacing="0" w:lineRule="auto"/>
-        <w:ind w:left="720" w:hanging="360"/>
-      </w:pPr>
-      <w:r>
-        <w:rPr>
-          <w:b w:val="1"/>
-          <w:bCs w:val="1"/>
-          <w:rtl w:val="0"/>
-        </w:rPr>
-        <w:t xml:space="preserve">Haftalık satış özeti yalnız kapanışları taşır</w:t>
-      </w:r>
-      <w:r>
-        <w:rPr>
-          <w:rtl w:val="0"/>
-        </w:rPr>
-        <w:t xml:space="preserve"> — temsilcinin sesiyle bilgi kartı. </w:t>
-      </w:r>
-      <w:r>
-        <w:rPr>
-          <w:b w:val="1"/>
-          <w:bCs w:val="1"/>
-          <w:rtl w:val="0"/>
-        </w:rPr>
-        <w:t xml:space="preserve">Churn girmez</w:t>
-      </w:r>
-      <w:r>
-        <w:rPr>
-          <w:rtl w:val="0"/>
-        </w:rPr>
-        <w:t xml:space="preserve"> (Müşteri Temsilcisi yüzeyi). Biçim [ÇALIŞMA]: bilgi kartı, 7 günde bir, karar butonu yok.</w:t>
-      </w:r>
-    </w:p>
-    <w:p>
-      <w:pPr>
-        <w:pStyle w:val="Heading3"/>
-        <w:keepNext w:val="0"/>
-        <w:keepLines w:val="0"/>
-        <w:spacing w:before="280" w:lineRule="auto"/>
-        <w:rPr>
-          <w:b w:val="1"/>
-          <w:bCs w:val="1"/>
-          <w:color w:val="000000"/>
-          <w:sz w:val="26"/>
-          <w:szCs w:val="26"/>
-        </w:rPr>
-      </w:pPr>
-      <w:bookmarkStart w:colFirst="0" w:colLast="0" w:name="_wlyav46lz5yy" w:id="21"/>
-      <w:bookmarkEnd w:id="21"/>
-      <w:r>
-        <w:rPr>
-          <w:b w:val="1"/>
-          <w:bCs w:val="1"/>
-          <w:color w:val="000000"/>
-          <w:sz w:val="26"/>
-          <w:szCs w:val="26"/>
-          <w:rtl w:val="0"/>
-        </w:rPr>
-        <w:t xml:space="preserve">7.4 · Satış masası lideri</w:t>
-      </w:r>
-    </w:p>
-    <w:p>
-      <w:pPr>
-        <w:spacing w:after="240" w:before="240" w:lineRule="auto"/>
-        <w:rPr/>
-      </w:pPr>
-      <w:r>
-        <w:rPr>
-          <w:rtl w:val="0"/>
-        </w:rPr>
-        <w:t xml:space="preserve">Demo'da yoktur; alan iklimi kurucunun Liderliğinden okunur. EA seam'i. (Ekip §17.5 kapanışı.)</w:t>
-      </w:r>
-    </w:p>
-    <w:p>
-      <w:pPr>
-        <w:pStyle w:val="Heading3"/>
-        <w:keepNext w:val="0"/>
-        <w:keepLines w:val="0"/>
-        <w:spacing w:before="280" w:lineRule="auto"/>
-        <w:rPr>
-          <w:b w:val="1"/>
-          <w:bCs w:val="1"/>
-          <w:color w:val="000000"/>
-          <w:sz w:val="26"/>
-          <w:szCs w:val="26"/>
-        </w:rPr>
-      </w:pPr>
-      <w:bookmarkStart w:colFirst="0" w:colLast="0" w:name="_wgxvwt8h2v4i" w:id="22"/>
-      <w:bookmarkEnd w:id="22"/>
-      <w:r>
-        <w:rPr>
-          <w:b w:val="1"/>
-          <w:bCs w:val="1"/>
-          <w:color w:val="000000"/>
-          <w:sz w:val="26"/>
-          <w:szCs w:val="26"/>
-          <w:rtl w:val="0"/>
-        </w:rPr>
-        <w:t xml:space="preserve">7.5 · Fiyat kadranı (MÜHÜRLÜ)</w:t>
-      </w:r>
-    </w:p>
-    <w:p>
-      <w:pPr>
-        <w:spacing w:after="240" w:before="240" w:lineRule="auto"/>
-        <w:rPr/>
-      </w:pPr>
-      <w:r>
-        <w:rPr>
-          <w:b w:val="1"/>
-          <w:bCs w:val="1"/>
-          <w:rtl w:val="0"/>
-        </w:rPr>
-        <w:t xml:space="preserve">Rekabetçi / Standart / Premium</w:t>
-      </w:r>
-      <w:r>
-        <w:rPr>
-          <w:rtl w:val="0"/>
-        </w:rPr>
-        <w:t xml:space="preserve">; Satış sekmesinde. Kadran koltuk fiyat bandının konumunu belirler [K %85/100/115]. </w:t>
-      </w:r>
-      <w:r>
-        <w:rPr>
-          <w:b w:val="1"/>
-          <w:bCs w:val="1"/>
-          <w:rtl w:val="0"/>
-        </w:rPr>
-        <w:t xml:space="preserve">Temsilci kadrandan kapatır; yıldızı fiyata dokunmaz.</w:t>
-      </w:r>
-      <w:r>
-        <w:rPr>
-          <w:rtl w:val="0"/>
-        </w:rPr>
-        <w:t xml:space="preserve"> Premium işleme süresini uzatır [K +%30]. İşlenmekte olan deal başladığı kadrandan kapanır. Kurucu masasında aynı kadran fiyat duyumu ve Perde 2 açılış çapasıdır.</w:t>
-      </w:r>
-    </w:p>
-    <w:p>
-      <w:pPr>
-        <w:pStyle w:val="Heading3"/>
-        <w:keepNext w:val="0"/>
-        <w:keepLines w:val="0"/>
-        <w:spacing w:before="280" w:lineRule="auto"/>
-        <w:rPr>
-          <w:b w:val="1"/>
-          <w:bCs w:val="1"/>
-          <w:color w:val="000000"/>
-          <w:sz w:val="26"/>
-          <w:szCs w:val="26"/>
-        </w:rPr>
-      </w:pPr>
-      <w:bookmarkStart w:colFirst="0" w:colLast="0" w:name="_5uye82edf5vf" w:id="23"/>
-      <w:bookmarkEnd w:id="23"/>
-      <w:r>
-        <w:rPr>
-          <w:b w:val="1"/>
-          <w:bCs w:val="1"/>
-          <w:color w:val="000000"/>
-          <w:sz w:val="26"/>
-          <w:szCs w:val="26"/>
-          <w:rtl w:val="0"/>
-        </w:rPr>
-        <w:t xml:space="preserve">7.6 · Kapanış modeli ve fiyat-kırma kartı (MÜHÜRLÜ — kart bağlanması olay paketi)</w:t>
-      </w:r>
-    </w:p>
-    <w:p>
-      <w:pPr>
-        <w:spacing w:after="240" w:before="240" w:lineRule="auto"/>
-        <w:rPr/>
-      </w:pPr>
-      <w:r>
-        <w:rPr>
-          <w:b w:val="1"/>
-          <w:bCs w:val="1"/>
-          <w:rtl w:val="0"/>
-        </w:rPr>
-        <w:t xml:space="preserve">Lig içi kapanış deterministiktir</w:t>
-      </w:r>
-      <w:r>
-        <w:rPr>
-          <w:rtl w:val="0"/>
-        </w:rPr>
-        <w:t xml:space="preserve"> (Rekabetçi/Standart). Gizli kapatma yüzdesi yoktur. </w:t>
-      </w:r>
-      <w:r>
-        <w:rPr>
-          <w:b w:val="1"/>
-          <w:bCs w:val="1"/>
-          <w:rtl w:val="0"/>
-        </w:rPr>
-        <w:t xml:space="preserve">Premium'da kapanış koşulludur:</w:t>
-      </w:r>
-      <w:r>
-        <w:rPr>
-          <w:rtl w:val="0"/>
-        </w:rPr>
-        <w:t xml:space="preserve"> fiyat-duyarlı arketiplerde işlemenin son günlerinde [ÇALIŞMA] fiyat-kırma kartı düşer: bandı kır (Standart fiyattan kapanır + kalıcı imza indirimi izi) / fiyatta kal (deal düşer, neden dürüst, 30 gün kilit). Duyarsız arketip kartı üretmez. HAYIR DİYEMEZ'li temsilcide kart daha sık [K]. Kart davranışı tanımlı, wiring olay paketinde; o güne dek inert.</w:t>
-      </w:r>
-    </w:p>
-    <w:p>
-      <w:pPr>
-        <w:pStyle w:val="Heading2"/>
-        <w:keepNext w:val="0"/>
-        <w:keepLines w:val="0"/>
-        <w:spacing w:after="80" w:lineRule="auto"/>
-        <w:rPr>
-          <w:b w:val="1"/>
-          <w:bCs w:val="1"/>
-          <w:sz w:val="34"/>
-          <w:szCs w:val="34"/>
-        </w:rPr>
-      </w:pPr>
-      <w:bookmarkStart w:colFirst="0" w:colLast="0" w:name="_edwpsn9czp0a" w:id="24"/>
-      <w:bookmarkEnd w:id="24"/>
-      <w:r>
-        <w:rPr>
-          <w:b w:val="1"/>
-          <w:bCs w:val="1"/>
-          <w:sz w:val="34"/>
-          <w:szCs w:val="34"/>
-          <w:rtl w:val="0"/>
-        </w:rPr>
-        <w:t xml:space="preserve">8 · BALİNA (MÜHÜRLÜ)</w:t>
-      </w:r>
-    </w:p>
-    <w:p>
-      <w:pPr>
-        <w:spacing w:after="240" w:before="240" w:lineRule="auto"/>
-        <w:rPr/>
-      </w:pPr>
-      <w:r>
-        <w:rPr>
-          <w:rtl w:val="0"/>
-        </w:rPr>
-        <w:t xml:space="preserve">Balina görelidir: erişim bandının bir üstünde, nadir rol. </w:t>
-      </w:r>
-      <w:r>
-        <w:rPr>
-          <w:b w:val="1"/>
-          <w:bCs w:val="1"/>
-          <w:rtl w:val="0"/>
-        </w:rPr>
-        <w:t xml:space="preserve">Adaptif imza şartı — karşılanmış şart istenmez:</w:t>
-      </w:r>
-      <w:r>
-        <w:rPr>
-          <w:rtl w:val="0"/>
-        </w:rPr>
-        <w:t xml:space="preserve"> sıralı listedeki ilk karşılanmayan kalem (sağlayıcı </w:t>
-      </w:r>
-      <w:r>
-        <w:rPr>
-          <w:b w:val="1"/>
-          <w:bCs w:val="1"/>
-          <w:rtl w:val="0"/>
-        </w:rPr>
-        <w:t xml:space="preserve">ya da</w:t>
-      </w:r>
-      <w:r>
-        <w:rPr>
-          <w:rtl w:val="0"/>
-        </w:rPr>
-        <w:t xml:space="preserve"> security_cert · kilitli üst kademe · SLA sözü). Tüm liste karşılıysa şart uydurulmaz; balina şartsız gelir, pazarlığı sert oynar. Şart masaya oturmadan kartta telgraflanır.</w:t>
-      </w:r>
-    </w:p>
-    <w:p>
-      <w:pPr>
-        <w:pStyle w:val="Heading2"/>
-        <w:keepNext w:val="0"/>
-        <w:keepLines w:val="0"/>
-        <w:spacing w:after="80" w:lineRule="auto"/>
-        <w:rPr>
-          <w:b w:val="1"/>
-          <w:bCs w:val="1"/>
-          <w:sz w:val="34"/>
-          <w:szCs w:val="34"/>
-        </w:rPr>
-      </w:pPr>
-      <w:bookmarkStart w:colFirst="0" w:colLast="0" w:name="_5vw6iaiq30v0" w:id="25"/>
-      <w:bookmarkEnd w:id="25"/>
-      <w:r>
-        <w:rPr>
-          <w:b w:val="1"/>
-          <w:bCs w:val="1"/>
-          <w:sz w:val="34"/>
-          <w:szCs w:val="34"/>
-          <w:rtl w:val="0"/>
-        </w:rPr>
-        <w:t xml:space="preserve">9 · YENİDEN PİTCH (MÜHÜRLÜ — ilkeler; sayılar [ÇALIŞMA])</w:t>
-      </w:r>
-    </w:p>
-    <w:p>
-      <w:pPr>
-        <w:spacing w:after="240" w:before="240" w:lineRule="auto"/>
-        <w:rPr/>
-      </w:pPr>
-      <w:r>
-        <w:rPr>
-          <w:rtl w:val="0"/>
-        </w:rPr>
-        <w:t xml:space="preserve">Toplantıda kaybedilen müşteriye dönüş serbesttir ama </w:t>
-      </w:r>
-      <w:r>
-        <w:rPr>
-          <w:b w:val="1"/>
-          <w:bCs w:val="1"/>
-          <w:rtl w:val="0"/>
-        </w:rPr>
-        <w:t xml:space="preserve">engel-kapılıdır</w:t>
-      </w:r>
-      <w:r>
-        <w:rPr>
-          <w:rtl w:val="0"/>
-        </w:rPr>
-        <w:t xml:space="preserve">: isimlenen neden değişmeden aynı yol aynı sonucu verir; kapı kapalı-görünür ve nedenlidir. Engel çözülünce musluk müşteriyi geri getirir ve </w:t>
-      </w:r>
-      <w:r>
-        <w:rPr>
-          <w:b w:val="1"/>
-          <w:bCs w:val="1"/>
-          <w:rtl w:val="0"/>
-        </w:rPr>
-        <w:t xml:space="preserve">müşteri hatırlar</w:t>
-      </w:r>
-      <w:r>
-        <w:rPr>
-          <w:rtl w:val="0"/>
-        </w:rPr>
-        <w:t xml:space="preserve"> (hafıza satırı). İlk kaybın izi kalır [ÇALIŞMA −10 sınıfı ▼]. Süre-dolumu dönüşü ayrı ve izsizdir (§4).</w:t>
-      </w:r>
-    </w:p>
-    <w:p>
-      <w:pPr>
-        <w:pStyle w:val="Heading2"/>
-        <w:keepNext w:val="0"/>
-        <w:keepLines w:val="0"/>
-        <w:spacing w:after="80" w:lineRule="auto"/>
-        <w:rPr>
-          <w:b w:val="1"/>
-          <w:bCs w:val="1"/>
-          <w:sz w:val="34"/>
-          <w:szCs w:val="34"/>
-        </w:rPr>
-      </w:pPr>
-      <w:bookmarkStart w:colFirst="0" w:colLast="0" w:name="_una0kl5skt3z" w:id="26"/>
-      <w:bookmarkEnd w:id="26"/>
-      <w:r>
-        <w:rPr>
-          <w:b w:val="1"/>
-          <w:bCs w:val="1"/>
-          <w:sz w:val="34"/>
-          <w:szCs w:val="34"/>
-          <w:rtl w:val="0"/>
-        </w:rPr>
-        <w:t xml:space="preserve">10 · DİL ÖRNEĞİ — yazımın kalite hedefi</w:t>
-      </w:r>
-    </w:p>
-    <w:p>
-      <w:pPr>
-        <w:spacing w:after="240" w:before="240" w:lineRule="auto"/>
-        <w:rPr/>
-      </w:pPr>
-      <w:r>
-        <w:rPr>
-          <w:b w:val="1"/>
-          <w:bCs w:val="1"/>
-          <w:rtl w:val="0"/>
-        </w:rPr>
-        <w:t xml:space="preserve">Bu bölüm bir YAPISAL ŞABLON DEĞİLDİR.</w:t>
-      </w:r>
-      <w:r>
-        <w:rPr>
-          <w:rtl w:val="0"/>
-        </w:rPr>
-        <w:t xml:space="preserve"> Toplantılar §5.1.1'in kurallarıyla storylet seçicisinden kurulur; kurcalama sayısı, sırası ve içeriği duruma göre değişir. Bu bölümün işi yazım turuna </w:t>
-      </w:r>
-      <w:r>
-        <w:rPr>
-          <w:b w:val="1"/>
-          <w:bCs w:val="1"/>
-          <w:rtl w:val="0"/>
-        </w:rPr>
-        <w:t xml:space="preserve">dil ve kalite çıtasını</w:t>
-      </w:r>
-      <w:r>
-        <w:rPr>
-          <w:rtl w:val="0"/>
-        </w:rPr>
-        <w:t xml:space="preserve"> göstermektir: cümleler süssüz, tek konulu, var olma sebebini oyun durumundan alan cümlelerdir; cevaplar oyunun gerçek terimlerini konuşur. Replikler yer tutucudur; ses direktör kaleminde mühürlenir.</w:t>
-      </w:r>
-    </w:p>
-    <w:p>
-      <w:pPr>
-        <w:spacing w:after="240" w:before="240" w:lineRule="auto"/>
-        <w:rPr>
-          <w:i w:val="1"/>
-          <w:iCs w:val="1"/>
-        </w:rPr>
-      </w:pPr>
-      <w:r>
-        <w:rPr>
-          <w:i w:val="1"/>
-          <w:iCs w:val="1"/>
-          <w:rtl w:val="0"/>
-        </w:rPr>
-        <w:t xml:space="preserve">Durum: Beykoz 3★ lojistik, temkinli. Nova: sağlayıcı orta kademe, entegrasyonlar K2, kesinti kaydı mevcut, kadroda Müşteri Temsilcisi yok, Kıvılcım'a açık söz.</w:t>
-      </w:r>
-    </w:p>
-    <w:p>
-      <w:pPr>
-        <w:spacing w:after="240" w:before="240" w:lineRule="auto"/>
-        <w:rPr/>
-      </w:pPr>
-      <w:r>
-        <w:rPr>
-          <w:b w:val="1"/>
-          <w:bCs w:val="1"/>
-          <w:rtl w:val="0"/>
-        </w:rPr>
-        <w:t xml:space="preserve">Beykoz:</w:t>
-      </w:r>
-      <w:r>
-        <w:rPr>
-          <w:rtl w:val="0"/>
-        </w:rPr>
-        <w:t xml:space="preserve"> "Hoş geldiniz. Ürüne ekipçe baktık, sorularımız hazır. Başlayalım."</w:t>
-      </w:r>
-    </w:p>
-    <w:p>
-      <w:pPr>
-        <w:spacing w:after="240" w:before="240" w:lineRule="auto"/>
-        <w:rPr/>
-      </w:pPr>
-      <w:r>
-        <w:rPr>
-          <w:b w:val="1"/>
-          <w:bCs w:val="1"/>
-          <w:rtl w:val="0"/>
-        </w:rPr>
-        <w:t xml:space="preserve">Kurcalama 1</w:t>
-      </w:r>
-      <w:r>
-        <w:rPr>
-          <w:rtl w:val="0"/>
-        </w:rPr>
-        <w:t xml:space="preserve"> </w:t>
-      </w:r>
-      <w:r>
-        <w:rPr>
-          <w:b w:val="1"/>
-          <w:bCs w:val="1"/>
-          <w:rtl w:val="0"/>
-        </w:rPr>
-        <w:t xml:space="preserve">Beykoz:</w:t>
-      </w:r>
-      <w:r>
-        <w:rPr>
-          <w:rtl w:val="0"/>
-        </w:rPr>
-        <w:t xml:space="preserve"> "Bizim için birinci konu kararlılık. Bugüne kadar kesinti yaşadınız mı? Yaşarsanız ne kadar sürede toparlıyorsunuz?"</w:t>
-      </w:r>
-    </w:p>
-    <w:p>
-      <w:pPr>
-        <w:numPr>
-          <w:ilvl w:val="0"/>
-          <w:numId w:val="6"/>
-        </w:numPr>
-        <w:spacing w:after="0" w:afterAutospacing="0" w:before="240" w:lineRule="auto"/>
-        <w:ind w:left="720" w:hanging="360"/>
-      </w:pPr>
-      <w:r>
-        <w:rPr>
-          <w:rtl w:val="0"/>
-        </w:rPr>
-        <w:t xml:space="preserve">🔒 </w:t>
-      </w:r>
-      <w:r>
-        <w:rPr>
-          <w:i w:val="1"/>
-          <w:iCs w:val="1"/>
-          <w:rtl w:val="0"/>
-        </w:rPr>
-        <w:t xml:space="preserve">"Kurumsal seviye altyapı kullanıyoruz; kesinti yaşamazsınız."</w:t>
-      </w:r>
-      <w:r>
-        <w:rPr>
-          <w:rtl w:val="0"/>
-        </w:rPr>
-        <w:t xml:space="preserve"> — hover: "Sağlayıcın kurumsal kademede değil."</w:t>
-      </w:r>
-    </w:p>
-    <w:p>
-      <w:pPr>
-        <w:numPr>
-          <w:ilvl w:val="0"/>
-          <w:numId w:val="6"/>
-        </w:numPr>
-        <w:spacing w:after="0" w:afterAutospacing="0" w:before="0" w:beforeAutospacing="0" w:lineRule="auto"/>
-        <w:ind w:left="720" w:hanging="360"/>
-      </w:pPr>
-      <w:r>
-        <w:rPr>
-          <w:rtl w:val="0"/>
-        </w:rPr>
-        <w:t xml:space="preserve">"Bugüne kadar iki kısa kesinti oldu, ikisi de aynı gün kapandı. Kayıtları paylaşabilirim."</w:t>
-      </w:r>
-    </w:p>
-    <w:p>
-      <w:pPr>
-        <w:numPr>
-          <w:ilvl w:val="0"/>
-          <w:numId w:val="6"/>
-        </w:numPr>
-        <w:spacing w:after="240" w:before="0" w:beforeAutospacing="0" w:lineRule="auto"/>
-        <w:ind w:left="720" w:hanging="360"/>
-      </w:pPr>
-      <w:r>
-        <w:rPr>
-          <w:rtl w:val="0"/>
-        </w:rPr>
-        <w:t xml:space="preserve">"Kesinti riskini sıfırlayamam. Ama sorun çıktığında öncelik odur, aynı gün dönüş yaparız." → </w:t>
-      </w:r>
-      <w:r>
-        <w:rPr>
-          <w:b w:val="1"/>
-          <w:bCs w:val="1"/>
-          <w:rtl w:val="0"/>
-        </w:rPr>
-        <w:t xml:space="preserve">Beykoz:</w:t>
-      </w:r>
-      <w:r>
-        <w:rPr>
-          <w:rtl w:val="0"/>
-        </w:rPr>
-        <w:t xml:space="preserve"> "Kayıt paylaşan firma az görüyorum. Devam edelim."</w:t>
-      </w:r>
-    </w:p>
-    <w:p>
-      <w:pPr>
-        <w:spacing w:after="240" w:before="240" w:lineRule="auto"/>
-        <w:rPr/>
-      </w:pPr>
-      <w:r>
-        <w:rPr>
-          <w:b w:val="1"/>
-          <w:bCs w:val="1"/>
-          <w:rtl w:val="0"/>
-        </w:rPr>
-        <w:t xml:space="preserve">Kurcalama 2</w:t>
-      </w:r>
-      <w:r>
-        <w:rPr>
-          <w:rtl w:val="0"/>
-        </w:rPr>
-        <w:t xml:space="preserve"> </w:t>
-      </w:r>
-      <w:r>
-        <w:rPr>
-          <w:b w:val="1"/>
-          <w:bCs w:val="1"/>
-          <w:rtl w:val="0"/>
-        </w:rPr>
-        <w:t xml:space="preserve">Beykoz:</w:t>
-      </w:r>
-      <w:r>
-        <w:rPr>
-          <w:rtl w:val="0"/>
-        </w:rPr>
-        <w:t xml:space="preserve"> "Depo programımız on yıllık. Muhasebe ayrı, araç takip ayrı. Sizinki bunlarla entegre olabiliyor mu?"</w:t>
-      </w:r>
-    </w:p>
-    <w:p>
-      <w:pPr>
-        <w:numPr>
-          <w:ilvl w:val="0"/>
-          <w:numId w:val="8"/>
-        </w:numPr>
-        <w:spacing w:after="0" w:afterAutospacing="0" w:before="240" w:lineRule="auto"/>
-        <w:ind w:left="720" w:hanging="360"/>
-      </w:pPr>
-      <w:r>
-        <w:rPr>
-          <w:rtl w:val="0"/>
-        </w:rPr>
-        <w:t xml:space="preserve">"Oluyor. Muhasebe ve araç takip entegrasyonları canlıda; mevcut kayıtlarınız otomatik aktarılır." </w:t>
-      </w:r>
-      <w:r>
-        <w:rPr>
-          <w:i w:val="1"/>
-          <w:iCs w:val="1"/>
-          <w:rtl w:val="0"/>
-        </w:rPr>
-        <w:t xml:space="preserve">(güç: K2)</w:t>
-      </w:r>
-    </w:p>
-    <w:p>
-      <w:pPr>
-        <w:numPr>
-          <w:ilvl w:val="0"/>
-          <w:numId w:val="8"/>
-        </w:numPr>
-        <w:spacing w:after="240" w:before="0" w:beforeAutospacing="0" w:lineRule="auto"/>
-        <w:ind w:left="720" w:hanging="360"/>
-      </w:pPr>
-      <w:r>
-        <w:rPr>
-          <w:rtl w:val="0"/>
-        </w:rPr>
-        <w:t xml:space="preserve">"Muhasebe tarafı hazır. Araç takip yol haritasında, bu çeyrek çıkıyor." → </w:t>
-      </w:r>
-      <w:r>
-        <w:rPr>
-          <w:b w:val="1"/>
-          <w:bCs w:val="1"/>
-          <w:rtl w:val="0"/>
-        </w:rPr>
-        <w:t xml:space="preserve">Beykoz:</w:t>
-      </w:r>
-      <w:r>
-        <w:rPr>
-          <w:rtl w:val="0"/>
-        </w:rPr>
-        <w:t xml:space="preserve"> "Güzel. Bizim asıl kaybımız çift veri girişiydi."</w:t>
-      </w:r>
-    </w:p>
-    <w:p>
-      <w:pPr>
-        <w:spacing w:after="240" w:before="240" w:lineRule="auto"/>
-        <w:rPr/>
-      </w:pPr>
-      <w:r>
-        <w:rPr>
-          <w:b w:val="1"/>
-          <w:bCs w:val="1"/>
-          <w:rtl w:val="0"/>
-        </w:rPr>
-        <w:t xml:space="preserve">Kurcalama 3</w:t>
-      </w:r>
-      <w:r>
-        <w:rPr>
-          <w:rtl w:val="0"/>
-        </w:rPr>
-        <w:t xml:space="preserve"> </w:t>
-      </w:r>
-      <w:r>
-        <w:rPr>
-          <w:b w:val="1"/>
-          <w:bCs w:val="1"/>
-          <w:rtl w:val="0"/>
-        </w:rPr>
-        <w:t xml:space="preserve">Beykoz:</w:t>
-      </w:r>
-      <w:r>
-        <w:rPr>
-          <w:rtl w:val="0"/>
-        </w:rPr>
-        <w:t xml:space="preserve"> "Geçiş ne kadar sürer? İki kere sistem değiştirdik, ikisinde de aylar sürdü ve iş yavaşladı."</w:t>
-      </w:r>
-    </w:p>
-    <w:p>
-      <w:pPr>
-        <w:numPr>
-          <w:ilvl w:val="0"/>
-          <w:numId w:val="2"/>
-        </w:numPr>
-        <w:spacing w:after="0" w:afterAutospacing="0" w:before="240" w:lineRule="auto"/>
-        <w:ind w:left="720" w:hanging="360"/>
-      </w:pPr>
-      <w:r>
-        <w:rPr>
-          <w:rtl w:val="0"/>
-        </w:rPr>
-        <w:t xml:space="preserve">🔒 </w:t>
-      </w:r>
-      <w:r>
-        <w:rPr>
-          <w:i w:val="1"/>
-          <w:iCs w:val="1"/>
-          <w:rtl w:val="0"/>
-        </w:rPr>
-        <w:t xml:space="preserve">"Geçişi uçtan uca bizim ekip yürütür; siz hiç uğraşmazsınız."</w:t>
-      </w:r>
-      <w:r>
-        <w:rPr>
-          <w:rtl w:val="0"/>
-        </w:rPr>
-        <w:t xml:space="preserve"> — hover: "Geçişi yürütecek ayrı bir ekibin yok."</w:t>
-      </w:r>
-    </w:p>
-    <w:p>
-      <w:pPr>
-        <w:numPr>
-          <w:ilvl w:val="0"/>
-          <w:numId w:val="2"/>
-        </w:numPr>
-        <w:spacing w:after="0" w:afterAutospacing="0" w:before="0" w:beforeAutospacing="0" w:lineRule="auto"/>
-        <w:ind w:left="720" w:hanging="360"/>
-      </w:pPr>
-      <w:r>
-        <w:rPr>
-          <w:rtl w:val="0"/>
-        </w:rPr>
-        <w:t xml:space="preserve">"Veri boyutunuza göre iki üç hafta. İlk hafta iki sistem paralel çalışır; işiniz durmaz." </w:t>
-      </w:r>
-      <w:r>
-        <w:rPr>
-          <w:i w:val="1"/>
-          <w:iCs w:val="1"/>
-          <w:rtl w:val="0"/>
-        </w:rPr>
-        <w:t xml:space="preserve">(güç: paralel geçiş, entegrasyon hattı)</w:t>
-      </w:r>
-    </w:p>
-    <w:p>
-      <w:pPr>
-        <w:numPr>
-          <w:ilvl w:val="0"/>
-          <w:numId w:val="2"/>
-        </w:numPr>
-        <w:spacing w:after="240" w:before="0" w:beforeAutospacing="0" w:lineRule="auto"/>
-        <w:ind w:left="720" w:hanging="360"/>
-      </w:pPr>
-      <w:r>
-        <w:rPr>
-          <w:rtl w:val="0"/>
-        </w:rPr>
-        <w:t xml:space="preserve">"Verinizi görmeden tarih vermek istemem. Ama paralel geçiş yapıyoruz; operasyon durmuyor." → </w:t>
-      </w:r>
-      <w:r>
-        <w:rPr>
-          <w:b w:val="1"/>
-          <w:bCs w:val="1"/>
-          <w:rtl w:val="0"/>
-        </w:rPr>
-        <w:t xml:space="preserve">Beykoz:</w:t>
-      </w:r>
-      <w:r>
-        <w:rPr>
-          <w:rtl w:val="0"/>
-        </w:rPr>
-        <w:t xml:space="preserve"> "İki üç hafta kabul edilebilir."</w:t>
-      </w:r>
-    </w:p>
-    <w:p>
-      <w:pPr>
-        <w:spacing w:after="240" w:before="240" w:lineRule="auto"/>
-        <w:rPr/>
-      </w:pPr>
-      <w:r>
-        <w:rPr>
-          <w:b w:val="1"/>
-          <w:bCs w:val="1"/>
-          <w:rtl w:val="0"/>
-        </w:rPr>
-        <w:t xml:space="preserve">Kurcalama 4</w:t>
-      </w:r>
-      <w:r>
-        <w:rPr>
-          <w:rtl w:val="0"/>
-        </w:rPr>
-        <w:t xml:space="preserve"> </w:t>
-      </w:r>
-      <w:r>
-        <w:rPr>
-          <w:b w:val="1"/>
-          <w:bCs w:val="1"/>
-          <w:rtl w:val="0"/>
-        </w:rPr>
-        <w:t xml:space="preserve">Beykoz:</w:t>
-      </w:r>
-      <w:r>
-        <w:rPr>
-          <w:rtl w:val="0"/>
-        </w:rPr>
-        <w:t xml:space="preserve"> "Son sorum. Bir sorun çıktığında kimi arıyorum?"</w:t>
-      </w:r>
-    </w:p>
-    <w:p>
-      <w:pPr>
-        <w:numPr>
-          <w:ilvl w:val="0"/>
-          <w:numId w:val="10"/>
-        </w:numPr>
-        <w:spacing w:after="0" w:afterAutospacing="0" w:before="240" w:lineRule="auto"/>
-        <w:ind w:left="720" w:hanging="360"/>
-      </w:pPr>
-      <w:r>
-        <w:rPr>
-          <w:rtl w:val="0"/>
-        </w:rPr>
-        <w:t xml:space="preserve">🔒 </w:t>
-      </w:r>
-      <w:r>
-        <w:rPr>
-          <w:i w:val="1"/>
-          <w:iCs w:val="1"/>
-          <w:rtl w:val="0"/>
-        </w:rPr>
-        <w:t xml:space="preserve">"Müşteri temsilcimiz sizinle ilgilenecek."</w:t>
-      </w:r>
-      <w:r>
-        <w:rPr>
-          <w:rtl w:val="0"/>
-        </w:rPr>
-        <w:t xml:space="preserve"> — hover: "Kadronda Müşteri Temsilcisi yok."</w:t>
-      </w:r>
-    </w:p>
-    <w:p>
-      <w:pPr>
-        <w:numPr>
-          <w:ilvl w:val="0"/>
-          <w:numId w:val="10"/>
-        </w:numPr>
-        <w:spacing w:after="0" w:afterAutospacing="0" w:before="0" w:beforeAutospacing="0" w:lineRule="auto"/>
-        <w:ind w:left="720" w:hanging="360"/>
-      </w:pPr>
-      <w:r>
-        <w:rPr>
-          <w:rtl w:val="0"/>
-        </w:rPr>
-        <w:t xml:space="preserve">"Şu an ayrı bir müşteri ekibimiz yok. Bu yüzden bizzat ben ilgileniyorum."</w:t>
-      </w:r>
-    </w:p>
-    <w:p>
-      <w:pPr>
-        <w:numPr>
-          <w:ilvl w:val="0"/>
-          <w:numId w:val="10"/>
-        </w:numPr>
-        <w:spacing w:after="240" w:before="0" w:beforeAutospacing="0" w:lineRule="auto"/>
-        <w:ind w:left="720" w:hanging="360"/>
-      </w:pPr>
-      <w:r>
-        <w:rPr>
-          <w:rtl w:val="0"/>
-        </w:rPr>
-        <w:t xml:space="preserve">"Sizin ölçeğinizde bir müşteriyle zaten bizzat ben ilgilenirim." </w:t>
-      </w:r>
-      <w:r>
-        <w:rPr>
-          <w:i w:val="1"/>
-          <w:iCs w:val="1"/>
-          <w:rtl w:val="0"/>
-        </w:rPr>
-        <w:t xml:space="preserve">(Karizma)</w:t>
-      </w:r>
-      <w:r>
-        <w:rPr>
-          <w:rFonts w:ascii="Arial Unicode MS" w:cs="Arial Unicode MS" w:eastAsia="Arial Unicode MS" w:hAnsi="Arial Unicode MS"/>
-          <w:rtl w:val="0"/>
-        </w:rPr>
-        <w:t xml:space="preserve"> → Karizma seçilir. </w:t>
-      </w:r>
-      <w:r>
-        <w:rPr>
-          <w:b w:val="1"/>
-          <w:bCs w:val="1"/>
-          <w:rtl w:val="0"/>
-        </w:rPr>
-        <w:t xml:space="preserve">Beykoz:</w:t>
-      </w:r>
-      <w:r>
-        <w:rPr>
-          <w:rtl w:val="0"/>
-        </w:rPr>
-        <w:t xml:space="preserve"> "Kurucu bakıyorsa hızlı çözülür herhalde. Peki."</w:t>
-      </w:r>
-    </w:p>
-    <w:p>
-      <w:pPr>
-        <w:spacing w:after="240" w:before="240" w:lineRule="auto"/>
-        <w:rPr/>
-      </w:pPr>
-      <w:r>
-        <w:rPr>
-          <w:b w:val="1"/>
-          <w:bCs w:val="1"/>
-          <w:rtl w:val="0"/>
-        </w:rPr>
-        <w:t xml:space="preserve">Kesme (üst eşik):</w:t>
-      </w:r>
-      <w:r>
-        <w:rPr>
-          <w:rtl w:val="0"/>
-        </w:rPr>
-        <w:t xml:space="preserve"> </w:t>
-      </w:r>
-      <w:r>
-        <w:rPr>
-          <w:b w:val="1"/>
-          <w:bCs w:val="1"/>
-          <w:rtl w:val="0"/>
-        </w:rPr>
-        <w:t xml:space="preserve">Beykoz:</w:t>
-      </w:r>
-      <w:r>
-        <w:rPr>
-          <w:rtl w:val="0"/>
-        </w:rPr>
-        <w:t xml:space="preserve"> "Sorularım bitti. Rakamı konuşalım. Kırk sekiz kullanıcıyız."</w:t>
-      </w:r>
-    </w:p>
-    <w:p>
-      <w:pPr>
-        <w:spacing w:after="240" w:before="240" w:lineRule="auto"/>
-        <w:rPr/>
-      </w:pPr>
-      <w:r>
-        <w:rPr>
-          <w:b w:val="1"/>
-          <w:bCs w:val="1"/>
-          <w:rtl w:val="0"/>
-        </w:rPr>
-        <w:t xml:space="preserve">Perde 2 — sessiz, salt mekanik:</w:t>
-      </w:r>
-      <w:r>
-        <w:rPr>
-          <w:rtl w:val="0"/>
-        </w:rPr>
-        <w:t xml:space="preserve"> cetvel açılır (48 kullanıcı sabit) · Teklif $54 → karşı rakam $44 cetvele işlenir, sabır ▢▢■ · Teklif $50 → uyarı durumu (buton tonu + son kutu vurgusu), sabır ▢■■ · Teklif $48 → KABUL · onay şeridi: 48 × $48 = $2.304 MRR · Kapasite: 310/400 · </w:t>
-      </w:r>
-      <w:r>
-        <w:rPr>
-          <w:b w:val="1"/>
-          <w:bCs w:val="1"/>
-          <w:rtl w:val="0"/>
-        </w:rPr>
-        <w:t xml:space="preserve">İmzala</w:t>
-      </w:r>
-      <w:r>
-        <w:rPr>
-          <w:rtl w:val="0"/>
-        </w:rPr>
-        <w:t xml:space="preserve">. Tek replik yok.</w:t>
-      </w:r>
-    </w:p>
-    <w:p>
-      <w:pPr>
-        <w:pStyle w:val="Heading2"/>
-        <w:keepNext w:val="0"/>
-        <w:keepLines w:val="0"/>
-        <w:spacing w:after="80" w:lineRule="auto"/>
-        <w:rPr>
-          <w:b w:val="1"/>
-          <w:bCs w:val="1"/>
-          <w:sz w:val="34"/>
-          <w:szCs w:val="34"/>
-        </w:rPr>
-      </w:pPr>
-      <w:bookmarkStart w:colFirst="0" w:colLast="0" w:name="_89fn9oisatd" w:id="27"/>
-      <w:bookmarkEnd w:id="27"/>
-      <w:r>
-        <w:rPr>
-          <w:b w:val="1"/>
-          <w:bCs w:val="1"/>
-          <w:sz w:val="34"/>
-          <w:szCs w:val="34"/>
-          <w:rtl w:val="0"/>
-        </w:rPr>
-        <w:t xml:space="preserve">11 · İÇERİK MİMARİSİ</w:t>
-      </w:r>
-    </w:p>
-    <w:p>
-      <w:pPr>
-        <w:pStyle w:val="Heading3"/>
-        <w:keepNext w:val="0"/>
-        <w:keepLines w:val="0"/>
-        <w:spacing w:before="280" w:lineRule="auto"/>
-        <w:rPr>
-          <w:b w:val="1"/>
-          <w:bCs w:val="1"/>
-          <w:color w:val="000000"/>
-          <w:sz w:val="26"/>
-          <w:szCs w:val="26"/>
-        </w:rPr>
-      </w:pPr>
-      <w:bookmarkStart w:colFirst="0" w:colLast="0" w:name="_oj68bb4poh5c" w:id="28"/>
-      <w:bookmarkEnd w:id="28"/>
-      <w:r>
-        <w:rPr>
-          <w:b w:val="1"/>
-          <w:bCs w:val="1"/>
-          <w:color w:val="000000"/>
-          <w:sz w:val="26"/>
-          <w:szCs w:val="26"/>
-          <w:rtl w:val="0"/>
-        </w:rPr>
-        <w:t xml:space="preserve">11.1 · Arketip (demo kapsamı MÜHÜRLÜ)</w:t>
-      </w:r>
-    </w:p>
-    <w:p>
-      <w:pPr>
-        <w:spacing w:after="240" w:before="240" w:lineRule="auto"/>
-        <w:rPr>
-          <w:b w:val="1"/>
-          <w:bCs w:val="1"/>
-        </w:rPr>
-      </w:pPr>
-      <w:r>
-        <w:rPr>
-          <w:rtl w:val="0"/>
-        </w:rPr>
-        <w:t xml:space="preserve">Demo </w:t>
-      </w:r>
-      <w:r>
-        <w:rPr>
-          <w:b w:val="1"/>
-          <w:bCs w:val="1"/>
-          <w:rtl w:val="0"/>
-        </w:rPr>
-        <w:t xml:space="preserve">6–8 arketip</w:t>
-      </w:r>
-      <w:r>
-        <w:rPr>
-          <w:rtl w:val="0"/>
-        </w:rPr>
-        <w:t xml:space="preserve">; tam matris (12–16) EA'de. Alanlar: sektör (fiction + isim ailesi + alt-tip afinitesi) · yıldız aralığı · alıcı tipi · mizaç · öncelikler (eksen ağırlıkları + Temel/Keyif sayımı; Kano etiketi ekranda asla yok) · pazarlık profili (rezerv bandı, sabır, hakaret eşiği, fiyat duyarlılığı bayrağı) [K] · şart listesi (balina bandında). </w:t>
-      </w:r>
-      <w:r>
-        <w:rPr>
-          <w:b w:val="1"/>
-          <w:bCs w:val="1"/>
-          <w:rtl w:val="0"/>
-        </w:rPr>
-        <w:t xml:space="preserve">Her boyut oynanışı değiştirmek zorundadır.</w:t>
-      </w:r>
-    </w:p>
-    <w:p>
-      <w:pPr>
-        <w:pStyle w:val="Heading3"/>
-        <w:keepNext w:val="0"/>
-        <w:keepLines w:val="0"/>
-        <w:spacing w:before="280" w:lineRule="auto"/>
-        <w:rPr>
-          <w:b w:val="1"/>
-          <w:bCs w:val="1"/>
-          <w:color w:val="000000"/>
-          <w:sz w:val="26"/>
-          <w:szCs w:val="26"/>
-        </w:rPr>
-      </w:pPr>
-      <w:bookmarkStart w:colFirst="0" w:colLast="0" w:name="_i3g94gugn3p4" w:id="29"/>
-      <w:bookmarkEnd w:id="29"/>
-      <w:r>
-        <w:rPr>
-          <w:b w:val="1"/>
-          <w:bCs w:val="1"/>
-          <w:color w:val="000000"/>
-          <w:sz w:val="26"/>
-          <w:szCs w:val="26"/>
-          <w:rtl w:val="0"/>
-        </w:rPr>
-        <w:t xml:space="preserve">11.2 · Storylet + kriter + varyant (MÜHÜRLÜ)</w:t>
-      </w:r>
-    </w:p>
-    <w:p>
-      <w:pPr>
-        <w:spacing w:after="240" w:before="240" w:lineRule="auto"/>
-        <w:rPr/>
-      </w:pPr>
-      <w:r>
-        <w:rPr>
-          <w:rtl w:val="0"/>
-        </w:rPr>
-        <w:t xml:space="preserve">Kural tabanlı seçim: kriter listesi state olgularına bağlanır; en spesifik kural kazanır; satır başına 3–12 varyant [K]; söylenen satır koşu hafızasına yazılır. </w:t>
-      </w:r>
-      <w:r>
-        <w:rPr>
-          <w:b w:val="1"/>
-          <w:bCs w:val="1"/>
-          <w:rtl w:val="0"/>
-        </w:rPr>
-        <w:t xml:space="preserve">Tekrar hafızası:</w:t>
-      </w:r>
-      <w:r>
-        <w:rPr>
-          <w:rtl w:val="0"/>
-        </w:rPr>
-        <w:t xml:space="preserve"> lezzet slotlarında havuz bitmeden satır dönmez; mikro-işlev satırları muaf; asıl güvence histogram (§11.6).</w:t>
-      </w:r>
-    </w:p>
-    <w:p>
-      <w:pPr>
-        <w:pStyle w:val="Heading3"/>
-        <w:keepNext w:val="0"/>
-        <w:keepLines w:val="0"/>
-        <w:spacing w:before="280" w:lineRule="auto"/>
-        <w:rPr>
-          <w:b w:val="1"/>
-          <w:bCs w:val="1"/>
-          <w:color w:val="000000"/>
-          <w:sz w:val="26"/>
-          <w:szCs w:val="26"/>
-        </w:rPr>
-      </w:pPr>
-      <w:bookmarkStart w:colFirst="0" w:colLast="0" w:name="_x39jxl1cwzk3" w:id="30"/>
-      <w:bookmarkEnd w:id="30"/>
-      <w:r>
-        <w:rPr>
-          <w:b w:val="1"/>
-          <w:bCs w:val="1"/>
-          <w:color w:val="000000"/>
-          <w:sz w:val="26"/>
-          <w:szCs w:val="26"/>
-          <w:rtl w:val="0"/>
-        </w:rPr>
-        <w:t xml:space="preserve">11.3 · İsim havuzu</w:t>
-      </w:r>
-    </w:p>
-    <w:p>
-      <w:pPr>
-        <w:spacing w:after="240" w:before="240" w:lineRule="auto"/>
-        <w:rPr/>
-      </w:pPr>
-      <w:r>
-        <w:rPr>
-          <w:rtl w:val="0"/>
-        </w:rPr>
-        <w:t xml:space="preserve">Arketip başına 15–25 isim [ÇALIŞMA], kanonik üslupta, çevirisiz; ajan kurallı üretir, direktör tarar. Koşu içinde isim tekrar etmez.</w:t>
-      </w:r>
-    </w:p>
-    <w:p>
-      <w:pPr>
-        <w:pStyle w:val="Heading3"/>
-        <w:keepNext w:val="0"/>
-        <w:keepLines w:val="0"/>
-        <w:spacing w:before="280" w:lineRule="auto"/>
-        <w:rPr>
-          <w:b w:val="1"/>
-          <w:bCs w:val="1"/>
-          <w:color w:val="000000"/>
-          <w:sz w:val="26"/>
-          <w:szCs w:val="26"/>
-        </w:rPr>
-      </w:pPr>
-      <w:bookmarkStart w:colFirst="0" w:colLast="0" w:name="_q8n69rcgmcy2" w:id="31"/>
-      <w:bookmarkEnd w:id="31"/>
-      <w:r>
-        <w:rPr>
-          <w:b w:val="1"/>
-          <w:bCs w:val="1"/>
-          <w:color w:val="000000"/>
-          <w:sz w:val="26"/>
-          <w:szCs w:val="26"/>
-          <w:rtl w:val="0"/>
-        </w:rPr>
-        <w:t xml:space="preserve">11.4 · Kahraman hesaplar</w:t>
-      </w:r>
-    </w:p>
-    <w:p>
-      <w:pPr>
-        <w:spacing w:after="240" w:before="240" w:lineRule="auto"/>
-        <w:rPr/>
-      </w:pPr>
-      <w:r>
-        <w:rPr>
-          <w:rtl w:val="0"/>
-        </w:rPr>
-        <w:t xml:space="preserve">8–15 elle yazılmış hesap [ÇALIŞMA]: faz-kilitli, benzersiz kurcalamalı; balina rolünün başlıca taşıyıcısı. İçerik fazının işi.</w:t>
-      </w:r>
-    </w:p>
-    <w:p>
-      <w:pPr>
-        <w:pStyle w:val="Heading3"/>
-        <w:keepNext w:val="0"/>
-        <w:keepLines w:val="0"/>
-        <w:spacing w:before="280" w:lineRule="auto"/>
-        <w:rPr>
-          <w:b w:val="1"/>
-          <w:bCs w:val="1"/>
-          <w:color w:val="000000"/>
-          <w:sz w:val="26"/>
-          <w:szCs w:val="26"/>
-        </w:rPr>
-      </w:pPr>
-      <w:bookmarkStart w:colFirst="0" w:colLast="0" w:name="_w9kmikx92y3r" w:id="32"/>
-      <w:bookmarkEnd w:id="32"/>
-      <w:r>
-        <w:rPr>
-          <w:b w:val="1"/>
-          <w:bCs w:val="1"/>
-          <w:color w:val="000000"/>
-          <w:sz w:val="26"/>
-          <w:szCs w:val="26"/>
-          <w:rtl w:val="0"/>
-        </w:rPr>
-        <w:t xml:space="preserve">11.5 · Üretim hattı (MÜHÜRLÜ — süreç)</w:t>
-      </w:r>
-    </w:p>
-    <w:p>
-      <w:pPr>
-        <w:spacing w:after="240" w:before="240" w:lineRule="auto"/>
-        <w:rPr/>
-      </w:pPr>
-      <w:r>
-        <w:rPr>
-          <w:rtl w:val="0"/>
-        </w:rPr>
-        <w:t xml:space="preserve">Ajan makineyi ve şemayı kurar; </w:t>
-      </w:r>
-      <w:r>
-        <w:rPr>
-          <w:b w:val="1"/>
-          <w:bCs w:val="1"/>
-          <w:rtl w:val="0"/>
-        </w:rPr>
-        <w:t xml:space="preserve">tüm oyuncu-yüzü satırlar açıkça etiketli YER TUTUCU olarak girer</w:t>
-      </w:r>
-      <w:r>
-        <w:rPr>
-          <w:rtl w:val="0"/>
-        </w:rPr>
-        <w:t xml:space="preserve"> (örn. PH öneki), gerçek düzyazıyı ajan yazmaz — taslaklar brain-team'de, ses direktör kaleminde; TR kanonik önce, EN edebi sonra tek pastada. Gövde metinlerinde tire yok.</w:t>
-      </w:r>
-    </w:p>
-    <w:p>
-      <w:pPr>
-        <w:pStyle w:val="Heading3"/>
-        <w:keepNext w:val="0"/>
-        <w:keepLines w:val="0"/>
-        <w:spacing w:before="280" w:lineRule="auto"/>
-        <w:rPr>
-          <w:b w:val="1"/>
-          <w:bCs w:val="1"/>
-          <w:color w:val="000000"/>
-          <w:sz w:val="26"/>
-          <w:szCs w:val="26"/>
-        </w:rPr>
-      </w:pPr>
-      <w:bookmarkStart w:colFirst="0" w:colLast="0" w:name="_nbs5drwycrj7" w:id="33"/>
-      <w:bookmarkEnd w:id="33"/>
-      <w:r>
-        <w:rPr>
-          <w:b w:val="1"/>
-          <w:bCs w:val="1"/>
-          <w:color w:val="000000"/>
-          <w:sz w:val="26"/>
-          <w:szCs w:val="26"/>
-          <w:rtl w:val="0"/>
-        </w:rPr>
-        <w:t xml:space="preserve">11.6 · Doğrulama araçları (MÜHÜRLÜ — süreç)</w:t>
-      </w:r>
-    </w:p>
-    <w:p>
-      <w:pPr>
-        <w:spacing w:after="240" w:before="240" w:lineRule="auto"/>
-        <w:rPr/>
-      </w:pPr>
-      <w:r>
-        <w:rPr>
-          <w:b w:val="1"/>
-          <w:bCs w:val="1"/>
-          <w:rtl w:val="0"/>
-        </w:rPr>
-        <w:t xml:space="preserve">Tekrar histogramı:</w:t>
-      </w:r>
-      <w:r>
-        <w:rPr>
-          <w:rtl w:val="0"/>
-        </w:rPr>
-        <w:t xml:space="preserve"> 30 toplantıluk simülasyonda yüksek frekanslı hiçbir slot satırı 2'den fazla görünmez. </w:t>
-      </w:r>
-      <w:r>
-        <w:rPr>
-          <w:b w:val="1"/>
-          <w:bCs w:val="1"/>
-          <w:rtl w:val="0"/>
-        </w:rPr>
-        <w:t xml:space="preserve">Attribution linter:</w:t>
-      </w:r>
-      <w:r>
-        <w:rPr>
-          <w:rtl w:val="0"/>
-        </w:rPr>
-        <w:t xml:space="preserve"> kriteri gerçek seam'e bağlanmayan satır katalogdan geçmez.</w:t>
-      </w:r>
-    </w:p>
-    <w:p>
-      <w:pPr>
-        <w:pStyle w:val="Heading3"/>
-        <w:keepNext w:val="0"/>
-        <w:keepLines w:val="0"/>
-        <w:spacing w:before="280" w:lineRule="auto"/>
-        <w:rPr>
-          <w:b w:val="1"/>
-          <w:bCs w:val="1"/>
-          <w:color w:val="000000"/>
-          <w:sz w:val="26"/>
-          <w:szCs w:val="26"/>
-        </w:rPr>
-      </w:pPr>
-      <w:bookmarkStart w:colFirst="0" w:colLast="0" w:name="_o8gg0lnmsvij" w:id="34"/>
-      <w:bookmarkEnd w:id="34"/>
-      <w:r>
-        <w:rPr>
-          <w:b w:val="1"/>
-          <w:bCs w:val="1"/>
-          <w:color w:val="000000"/>
-          <w:sz w:val="26"/>
-          <w:szCs w:val="26"/>
-          <w:rtl w:val="0"/>
-        </w:rPr>
-        <w:t xml:space="preserve">11.7 · Satış adayı yıldız eğrisi (MÜHÜRLÜ — Ekip üretecine taşan hüküm)</w:t>
-      </w:r>
-    </w:p>
-    <w:p>
-      <w:pPr>
-        <w:spacing w:after="240" w:before="240" w:lineRule="auto"/>
-        <w:rPr/>
-      </w:pPr>
-      <w:r>
-        <w:rPr>
-          <w:rtl w:val="0"/>
-        </w:rPr>
-        <w:t xml:space="preserve">Satışçıda yıldız doğrudan paradır ve rolün ikincil alanı yoktur; eğri diğer rollerden yarım kademe aşağı. Junior merkez ★1–1,5, ★2 aramaların ~%25'inde ve üçlüde tek adayda (Uzman: maaş üst yarıda ve/veya bedelli huy) · Orta merkez ★2 · Kıdemli merkez ★3, ★3,5 nadir. </w:t>
-      </w:r>
-      <w:r>
-        <w:rPr>
-          <w:b w:val="1"/>
-          <w:bCs w:val="1"/>
-          <w:rtl w:val="0"/>
-        </w:rPr>
-        <w:t xml:space="preserve">Demo aday tavanı ★3,5</w:t>
-      </w:r>
-      <w:r>
-        <w:rPr>
-          <w:rtl w:val="0"/>
-        </w:rPr>
-        <w:t xml:space="preserve"> [ÇALIŞMA].</w:t>
-      </w:r>
-    </w:p>
-    <w:p>
-      <w:pPr>
-        <w:pStyle w:val="Heading3"/>
-        <w:keepNext w:val="0"/>
-        <w:keepLines w:val="0"/>
-        <w:spacing w:before="280" w:lineRule="auto"/>
-        <w:rPr>
-          <w:b w:val="1"/>
-          <w:bCs w:val="1"/>
-          <w:color w:val="000000"/>
-          <w:sz w:val="26"/>
-          <w:szCs w:val="26"/>
-        </w:rPr>
-      </w:pPr>
-      <w:bookmarkStart w:colFirst="0" w:colLast="0" w:name="_alyj133kov19" w:id="35"/>
-      <w:bookmarkEnd w:id="35"/>
-      <w:r>
-        <w:rPr>
-          <w:b w:val="1"/>
-          <w:bCs w:val="1"/>
-          <w:color w:val="000000"/>
-          <w:sz w:val="26"/>
-          <w:szCs w:val="26"/>
-          <w:rtl w:val="0"/>
-        </w:rPr>
-        <w:t xml:space="preserve">11.8 · Satış rolü huy filtresi (MÜHÜRLÜ — Ekip üretecine taşan hüküm)</w:t>
-      </w:r>
-    </w:p>
-    <w:p>
-      <w:pPr>
-        <w:spacing w:after="240" w:before="240" w:lineRule="auto"/>
-        <w:rPr/>
-      </w:pPr>
-      <w:r>
-        <w:rPr>
-          <w:b w:val="1"/>
-          <w:bCs w:val="1"/>
-          <w:rtl w:val="0"/>
-        </w:rPr>
-        <w:t xml:space="preserve">Tuzak-huy yasağı:</w:t>
-      </w:r>
-      <w:r>
-        <w:rPr>
-          <w:rtl w:val="0"/>
-        </w:rPr>
-        <w:t xml:space="preserve"> faydası o rolün işlerinde ateşlenemeyen huy, o rolün aday havuzuna girmez. Satışta VAR: SADIK · ÇABUK KAPAR · İŞKOLİK · GÖZÜ YÜKSEKTE · TAT KAÇIRAN · HAYIR DİYEMEZ (satış ucu: fiyat-kırma kartını daha sık düşürür [K]). YOK: GERÇEK LİDER (demo) · TİTİZ (saf tuzak).</w:t>
-      </w:r>
-    </w:p>
-    <w:p>
-      <w:pPr>
-        <w:pStyle w:val="Heading3"/>
-        <w:keepNext w:val="0"/>
-        <w:keepLines w:val="0"/>
-        <w:spacing w:before="280" w:lineRule="auto"/>
-        <w:rPr>
-          <w:b w:val="1"/>
-          <w:bCs w:val="1"/>
-          <w:color w:val="000000"/>
-          <w:sz w:val="26"/>
-          <w:szCs w:val="26"/>
-        </w:rPr>
-      </w:pPr>
-      <w:bookmarkStart w:colFirst="0" w:colLast="0" w:name="_x5qc1fonnoce" w:id="36"/>
-      <w:bookmarkEnd w:id="36"/>
-      <w:r>
-        <w:rPr>
-          <w:b w:val="1"/>
-          <w:bCs w:val="1"/>
-          <w:color w:val="000000"/>
-          <w:sz w:val="26"/>
-          <w:szCs w:val="26"/>
-          <w:rtl w:val="0"/>
-        </w:rPr>
-        <w:t xml:space="preserve">11.9 · ÜSLUP YASALARI (MÜHÜRLÜ — yazım turunun anayasası)</w:t>
-      </w:r>
-    </w:p>
-    <w:p>
-      <w:pPr>
-        <w:numPr>
-          <w:ilvl w:val="0"/>
-          <w:numId w:val="11"/>
-        </w:numPr>
-        <w:spacing w:after="0" w:afterAutospacing="0" w:before="240" w:lineRule="auto"/>
-        <w:ind w:left="720" w:hanging="360"/>
-      </w:pPr>
-      <w:r>
-        <w:rPr>
-          <w:b w:val="1"/>
-          <w:bCs w:val="1"/>
-          <w:rtl w:val="0"/>
-        </w:rPr>
-        <w:t xml:space="preserve">Her cümlenin var olma sebebi oyun durumudur.</w:t>
-      </w:r>
-      <w:r>
-        <w:rPr>
-          <w:rtl w:val="0"/>
-        </w:rPr>
-        <w:t xml:space="preserve"> Süs bilgisi (sahne mobilyası, meşguliyet dekoru) yasak. Test: "Bu cümleye gerek var mı; hangi state'i konuşuyor?"</w:t>
-      </w:r>
-    </w:p>
-    <w:p>
-      <w:pPr>
-        <w:numPr>
-          <w:ilvl w:val="0"/>
-          <w:numId w:val="11"/>
-        </w:numPr>
-        <w:spacing w:after="0" w:afterAutospacing="0" w:before="0" w:beforeAutospacing="0" w:lineRule="auto"/>
-        <w:ind w:left="720" w:hanging="360"/>
-      </w:pPr>
-      <w:r>
-        <w:rPr>
-          <w:b w:val="1"/>
-          <w:bCs w:val="1"/>
-          <w:rtl w:val="0"/>
-        </w:rPr>
-        <w:t xml:space="preserve">Cevaplar oyunun gerçek terimlerini konuşur:</w:t>
-      </w:r>
-      <w:r>
-        <w:rPr>
-          <w:rtl w:val="0"/>
-        </w:rPr>
-        <w:t xml:space="preserve"> sağlayıcı kademesi, kesinti kaydı, entegrasyon durumu, geçiş süreci. Muğlak vaat ve boş güvence yasak.</w:t>
-      </w:r>
-    </w:p>
-    <w:p>
-      <w:pPr>
-        <w:numPr>
-          <w:ilvl w:val="0"/>
-          <w:numId w:val="11"/>
-        </w:numPr>
-        <w:spacing w:after="0" w:afterAutospacing="0" w:before="0" w:beforeAutospacing="0" w:lineRule="auto"/>
-        <w:ind w:left="720" w:hanging="360"/>
-      </w:pPr>
-      <w:r>
-        <w:rPr>
-          <w:b w:val="1"/>
-          <w:bCs w:val="1"/>
-          <w:rtl w:val="0"/>
-        </w:rPr>
-        <w:t xml:space="preserve">Sorular bir alıcının gerçekten sorduğu cümlelerdir:</w:t>
-      </w:r>
-      <w:r>
-        <w:rPr>
-          <w:rtl w:val="0"/>
-        </w:rPr>
-        <w:t xml:space="preserve"> tek konulu, süssüz, kısa. Sorgu hâkimi tonu yok.</w:t>
-      </w:r>
-    </w:p>
-    <w:p>
-      <w:pPr>
-        <w:numPr>
-          <w:ilvl w:val="0"/>
-          <w:numId w:val="11"/>
-        </w:numPr>
-        <w:spacing w:after="0" w:afterAutospacing="0" w:before="0" w:beforeAutospacing="0" w:lineRule="auto"/>
-        <w:ind w:left="720" w:hanging="360"/>
-      </w:pPr>
-      <w:r>
-        <w:rPr>
-          <w:b w:val="1"/>
-          <w:bCs w:val="1"/>
-          <w:rtl w:val="0"/>
-        </w:rPr>
-        <w:t xml:space="preserve">Statü kabalıkla kurulmaz;</w:t>
-      </w:r>
-      <w:r>
-        <w:rPr>
-          <w:rtl w:val="0"/>
-        </w:rPr>
-        <w:t xml:space="preserve"> güçlü muhatap sükûnetiyle ve sorularının isabetiyle güçlüdür. Emir kipi, tepeden bakış, tehdit-dekor yasak.</w:t>
-      </w:r>
-    </w:p>
-    <w:p>
-      <w:pPr>
-        <w:numPr>
-          <w:ilvl w:val="0"/>
-          <w:numId w:val="11"/>
-        </w:numPr>
-        <w:spacing w:after="0" w:afterAutospacing="0" w:before="0" w:beforeAutospacing="0" w:lineRule="auto"/>
-        <w:ind w:left="720" w:hanging="360"/>
-      </w:pPr>
-      <w:r>
-        <w:rPr>
-          <w:b w:val="1"/>
-          <w:bCs w:val="1"/>
-          <w:rtl w:val="0"/>
-        </w:rPr>
-        <w:t xml:space="preserve">Kazanç anı oyuncuyu asla küçültmez.</w:t>
-      </w:r>
-    </w:p>
-    <w:p>
-      <w:pPr>
-        <w:numPr>
-          <w:ilvl w:val="0"/>
-          <w:numId w:val="11"/>
-        </w:numPr>
-        <w:spacing w:after="0" w:afterAutospacing="0" w:before="0" w:beforeAutospacing="0" w:lineRule="auto"/>
-        <w:ind w:left="720" w:hanging="360"/>
-      </w:pPr>
-      <w:r>
-        <w:rPr>
-          <w:b w:val="1"/>
-          <w:bCs w:val="1"/>
-          <w:rtl w:val="0"/>
-        </w:rPr>
-        <w:t xml:space="preserve">Aforizma NPC ağzında yasak;</w:t>
-      </w:r>
-      <w:r>
-        <w:rPr>
-          <w:rtl w:val="0"/>
-        </w:rPr>
-        <w:t xml:space="preserve"> iç ses bütçeli, gözlem somut ya da hiç (§5.1.1).</w:t>
-      </w:r>
-    </w:p>
-    <w:p>
-      <w:pPr>
-        <w:numPr>
-          <w:ilvl w:val="0"/>
-          <w:numId w:val="11"/>
-        </w:numPr>
-        <w:spacing w:after="0" w:afterAutospacing="0" w:before="0" w:beforeAutospacing="0" w:lineRule="auto"/>
-        <w:ind w:left="720" w:hanging="360"/>
-      </w:pPr>
-      <w:r>
-        <w:rPr>
-          <w:b w:val="1"/>
-          <w:bCs w:val="1"/>
-          <w:rtl w:val="0"/>
-        </w:rPr>
-        <w:t xml:space="preserve">siz varsayılan; sen yalnız kazanılmış anda</w:t>
-      </w:r>
-      <w:r>
-        <w:rPr>
-          <w:rtl w:val="0"/>
-        </w:rPr>
-        <w:t xml:space="preserve"> (içerik turunda arketip başına tanımlanır).</w:t>
-      </w:r>
-    </w:p>
-    <w:p>
-      <w:pPr>
-        <w:numPr>
-          <w:ilvl w:val="0"/>
-          <w:numId w:val="11"/>
-        </w:numPr>
-        <w:spacing w:after="0" w:afterAutospacing="0" w:before="0" w:beforeAutospacing="0" w:lineRule="auto"/>
-        <w:ind w:left="720" w:hanging="360"/>
-      </w:pPr>
-      <w:r>
-        <w:rPr>
-          <w:b w:val="1"/>
-          <w:bCs w:val="1"/>
-          <w:rtl w:val="0"/>
-        </w:rPr>
-        <w:t xml:space="preserve">Kilitli satırlar da bilgi cümlesidir:</w:t>
-      </w:r>
-      <w:r>
-        <w:rPr>
-          <w:rtl w:val="0"/>
-        </w:rPr>
-        <w:t xml:space="preserve"> kilit nedeni oyunun gerçek eksikliğini söyler ("Sağlayıcın kurumsal kademede değil.").</w:t>
-      </w:r>
-    </w:p>
-    <w:p>
-      <w:pPr>
-        <w:numPr>
-          <w:ilvl w:val="0"/>
-          <w:numId w:val="11"/>
-        </w:numPr>
-        <w:spacing w:after="0" w:afterAutospacing="0" w:before="0" w:beforeAutospacing="0" w:lineRule="auto"/>
-        <w:ind w:left="720" w:hanging="360"/>
-      </w:pPr>
-      <w:r>
-        <w:rPr>
-          <w:b w:val="1"/>
-          <w:bCs w:val="1"/>
-          <w:rtl w:val="0"/>
-        </w:rPr>
-        <w:t xml:space="preserve">TR kanonik önce yazılır; çeviri kokusu yasak</w:t>
-      </w:r>
-      <w:r>
-        <w:rPr>
-          <w:rtl w:val="0"/>
-        </w:rPr>
-        <w:t xml:space="preserve"> — İngilizce sözdizimiyle kurulmuş Türkçe cümle katalogdan geçmez.</w:t>
-      </w:r>
-    </w:p>
-    <w:p>
-      <w:pPr>
-        <w:numPr>
-          <w:ilvl w:val="0"/>
-          <w:numId w:val="11"/>
-        </w:numPr>
-        <w:spacing w:after="240" w:before="0" w:beforeAutospacing="0" w:lineRule="auto"/>
-        <w:ind w:left="720" w:hanging="360"/>
-      </w:pPr>
-      <w:r>
-        <w:rPr>
-          <w:b w:val="1"/>
-          <w:bCs w:val="1"/>
-          <w:rtl w:val="0"/>
-        </w:rPr>
-        <w:t xml:space="preserve">Pazarlıkta replik yoktur</w:t>
-      </w:r>
-      <w:r>
-        <w:rPr>
-          <w:rtl w:val="0"/>
-        </w:rPr>
-        <w:t xml:space="preserve"> (§5.3). Kesme replikleri (olumlu/olumsuz kapanış) Perde 1'in sonundadır ve gerekçelidir.</w:t>
-      </w:r>
-    </w:p>
-    <w:p>
-      <w:pPr>
-        <w:spacing w:after="240" w:before="240" w:lineRule="auto"/>
-        <w:rPr/>
-      </w:pPr>
-      <w:r>
-        <w:rPr>
-          <w:rtl w:val="0"/>
-        </w:rPr>
-        <w:t xml:space="preserve">Arketip ses kartları ve varyant havuzları içerik turunun işidir; §10 dil örneği o turun kalite çıtasıdır.</w:t>
-      </w:r>
-    </w:p>
-    <w:p>
-      <w:pPr>
-        <w:pStyle w:val="Heading2"/>
-        <w:keepNext w:val="0"/>
-        <w:keepLines w:val="0"/>
-        <w:spacing w:after="80" w:lineRule="auto"/>
-        <w:rPr>
-          <w:b w:val="1"/>
-          <w:bCs w:val="1"/>
-          <w:sz w:val="34"/>
-          <w:szCs w:val="34"/>
-        </w:rPr>
-      </w:pPr>
-      <w:bookmarkStart w:colFirst="0" w:colLast="0" w:name="_ukvqxynd5zvm" w:id="37"/>
+      <w:bookmarkStart w:colFirst="0" w:colLast="0" w:name="_t6ti6b8yl5tz" w:id="37"/>
       <w:bookmarkEnd w:id="37"/>
       <w:r>
         <w:rPr>
@@ -4822,6 +4904,7 @@
           </w:tcPr>
           <w:p>
             <w:pPr>
+              <w:spacing w:after="240" w:before="240" w:lineRule="auto"/>
               <w:jc w:val="center"/>
               <w:rPr/>
             </w:pPr>
@@ -4858,6 +4941,7 @@
           </w:tcPr>
           <w:p>
             <w:pPr>
+              <w:spacing w:after="240" w:before="240" w:lineRule="auto"/>
               <w:jc w:val="center"/>
               <w:rPr/>
             </w:pPr>
@@ -4901,6 +4985,7 @@
           </w:tcPr>
           <w:p>
             <w:pPr>
+              <w:spacing w:after="240" w:before="240" w:lineRule="auto"/>
               <w:rPr/>
             </w:pPr>
             <w:r>
@@ -4929,6 +5014,7 @@
           </w:tcPr>
           <w:p>
             <w:pPr>
+              <w:spacing w:after="240" w:before="240" w:lineRule="auto"/>
               <w:rPr/>
             </w:pPr>
             <w:r>
@@ -4964,6 +5050,7 @@
           </w:tcPr>
           <w:p>
             <w:pPr>
+              <w:spacing w:after="240" w:before="240" w:lineRule="auto"/>
               <w:rPr/>
             </w:pPr>
             <w:r>
@@ -4992,6 +5079,7 @@
           </w:tcPr>
           <w:p>
             <w:pPr>
+              <w:spacing w:after="240" w:before="240" w:lineRule="auto"/>
               <w:rPr/>
             </w:pPr>
             <w:r>
@@ -5027,6 +5115,7 @@
           </w:tcPr>
           <w:p>
             <w:pPr>
+              <w:spacing w:after="240" w:before="240" w:lineRule="auto"/>
               <w:rPr/>
             </w:pPr>
             <w:r>
@@ -5055,6 +5144,7 @@
           </w:tcPr>
           <w:p>
             <w:pPr>
+              <w:spacing w:after="240" w:before="240" w:lineRule="auto"/>
               <w:rPr/>
             </w:pPr>
             <w:r>
@@ -5090,6 +5180,7 @@
           </w:tcPr>
           <w:p>
             <w:pPr>
+              <w:spacing w:after="240" w:before="240" w:lineRule="auto"/>
               <w:rPr/>
             </w:pPr>
             <w:r>
@@ -5118,6 +5209,7 @@
           </w:tcPr>
           <w:p>
             <w:pPr>
+              <w:spacing w:after="240" w:before="240" w:lineRule="auto"/>
               <w:rPr/>
             </w:pPr>
             <w:r>
@@ -5153,6 +5245,7 @@
           </w:tcPr>
           <w:p>
             <w:pPr>
+              <w:spacing w:after="240" w:before="240" w:lineRule="auto"/>
               <w:rPr/>
             </w:pPr>
             <w:r>
@@ -5181,6 +5274,7 @@
           </w:tcPr>
           <w:p>
             <w:pPr>
+              <w:spacing w:after="240" w:before="240" w:lineRule="auto"/>
               <w:rPr/>
             </w:pPr>
             <w:r>
@@ -5216,6 +5310,7 @@
           </w:tcPr>
           <w:p>
             <w:pPr>
+              <w:spacing w:after="240" w:before="240" w:lineRule="auto"/>
               <w:rPr/>
             </w:pPr>
             <w:r>
@@ -5244,6 +5339,7 @@
           </w:tcPr>
           <w:p>
             <w:pPr>
+              <w:spacing w:after="240" w:before="240" w:lineRule="auto"/>
               <w:rPr/>
             </w:pPr>
             <w:r>
@@ -5279,6 +5375,7 @@
           </w:tcPr>
           <w:p>
             <w:pPr>
+              <w:spacing w:after="240" w:before="240" w:lineRule="auto"/>
               <w:rPr/>
             </w:pPr>
             <w:r>
@@ -5307,6 +5404,7 @@
           </w:tcPr>
           <w:p>
             <w:pPr>
+              <w:spacing w:after="240" w:before="240" w:lineRule="auto"/>
               <w:rPr/>
             </w:pPr>
             <w:r>
@@ -5342,6 +5440,7 @@
           </w:tcPr>
           <w:p>
             <w:pPr>
+              <w:spacing w:after="240" w:before="240" w:lineRule="auto"/>
               <w:rPr/>
             </w:pPr>
             <w:r>
@@ -5370,6 +5469,7 @@
           </w:tcPr>
           <w:p>
             <w:pPr>
+              <w:spacing w:after="240" w:before="240" w:lineRule="auto"/>
               <w:rPr/>
             </w:pPr>
             <w:r>
@@ -5405,6 +5505,7 @@
           </w:tcPr>
           <w:p>
             <w:pPr>
+              <w:spacing w:after="240" w:before="240" w:lineRule="auto"/>
               <w:rPr/>
             </w:pPr>
             <w:r>
@@ -5433,6 +5534,7 @@
           </w:tcPr>
           <w:p>
             <w:pPr>
+              <w:spacing w:after="240" w:before="240" w:lineRule="auto"/>
               <w:rPr/>
             </w:pPr>
             <w:r>
@@ -5468,6 +5570,7 @@
           </w:tcPr>
           <w:p>
             <w:pPr>
+              <w:spacing w:after="240" w:before="240" w:lineRule="auto"/>
               <w:rPr/>
             </w:pPr>
             <w:r>
@@ -5496,6 +5599,7 @@
           </w:tcPr>
           <w:p>
             <w:pPr>
+              <w:spacing w:after="240" w:before="240" w:lineRule="auto"/>
               <w:rPr/>
             </w:pPr>
             <w:r>
@@ -5531,6 +5635,7 @@
           </w:tcPr>
           <w:p>
             <w:pPr>
+              <w:spacing w:after="240" w:before="240" w:lineRule="auto"/>
               <w:rPr/>
             </w:pPr>
             <w:r>
@@ -5559,6 +5664,7 @@
           </w:tcPr>
           <w:p>
             <w:pPr>
+              <w:spacing w:after="240" w:before="240" w:lineRule="auto"/>
               <w:rPr/>
             </w:pPr>
             <w:r>
@@ -5594,6 +5700,7 @@
           </w:tcPr>
           <w:p>
             <w:pPr>
+              <w:spacing w:after="240" w:before="240" w:lineRule="auto"/>
               <w:rPr/>
             </w:pPr>
             <w:r>
@@ -5622,6 +5729,7 @@
           </w:tcPr>
           <w:p>
             <w:pPr>
+              <w:spacing w:after="240" w:before="240" w:lineRule="auto"/>
               <w:rPr/>
             </w:pPr>
             <w:r>
@@ -5657,6 +5765,7 @@
           </w:tcPr>
           <w:p>
             <w:pPr>
+              <w:spacing w:after="240" w:before="240" w:lineRule="auto"/>
               <w:rPr/>
             </w:pPr>
             <w:r>
@@ -5685,6 +5794,7 @@
           </w:tcPr>
           <w:p>
             <w:pPr>
+              <w:spacing w:after="240" w:before="240" w:lineRule="auto"/>
               <w:rPr/>
             </w:pPr>
             <w:r>
@@ -5720,6 +5830,7 @@
           </w:tcPr>
           <w:p>
             <w:pPr>
+              <w:spacing w:after="240" w:before="240" w:lineRule="auto"/>
               <w:rPr/>
             </w:pPr>
             <w:r>
@@ -5748,6 +5859,7 @@
           </w:tcPr>
           <w:p>
             <w:pPr>
+              <w:spacing w:after="240" w:before="240" w:lineRule="auto"/>
               <w:rPr/>
             </w:pPr>
             <w:r>
@@ -5783,6 +5895,7 @@
           </w:tcPr>
           <w:p>
             <w:pPr>
+              <w:spacing w:after="240" w:before="240" w:lineRule="auto"/>
               <w:rPr/>
             </w:pPr>
             <w:r>
@@ -5811,6 +5924,7 @@
           </w:tcPr>
           <w:p>
             <w:pPr>
+              <w:spacing w:after="240" w:before="240" w:lineRule="auto"/>
               <w:rPr/>
             </w:pPr>
             <w:r>
@@ -5846,6 +5960,7 @@
           </w:tcPr>
           <w:p>
             <w:pPr>
+              <w:spacing w:after="240" w:before="240" w:lineRule="auto"/>
               <w:rPr/>
             </w:pPr>
             <w:r>
@@ -5874,6 +5989,7 @@
           </w:tcPr>
           <w:p>
             <w:pPr>
+              <w:spacing w:after="240" w:before="240" w:lineRule="auto"/>
               <w:rPr/>
             </w:pPr>
             <w:r>
@@ -5909,6 +6025,7 @@
           </w:tcPr>
           <w:p>
             <w:pPr>
+              <w:spacing w:after="240" w:before="240" w:lineRule="auto"/>
               <w:rPr/>
             </w:pPr>
             <w:r>
@@ -5937,6 +6054,7 @@
           </w:tcPr>
           <w:p>
             <w:pPr>
+              <w:spacing w:after="240" w:before="240" w:lineRule="auto"/>
               <w:rPr/>
             </w:pPr>
             <w:r>
@@ -5972,6 +6090,7 @@
           </w:tcPr>
           <w:p>
             <w:pPr>
+              <w:spacing w:after="240" w:before="240" w:lineRule="auto"/>
               <w:rPr/>
             </w:pPr>
             <w:r>
@@ -6000,6 +6119,7 @@
           </w:tcPr>
           <w:p>
             <w:pPr>
+              <w:spacing w:after="240" w:before="240" w:lineRule="auto"/>
               <w:rPr/>
             </w:pPr>
             <w:r>
@@ -6035,6 +6155,7 @@
           </w:tcPr>
           <w:p>
             <w:pPr>
+              <w:spacing w:after="240" w:before="240" w:lineRule="auto"/>
               <w:rPr/>
             </w:pPr>
             <w:r>
@@ -6063,6 +6184,7 @@
           </w:tcPr>
           <w:p>
             <w:pPr>
+              <w:spacing w:after="240" w:before="240" w:lineRule="auto"/>
               <w:rPr/>
             </w:pPr>
             <w:r>
@@ -6098,6 +6220,7 @@
           </w:tcPr>
           <w:p>
             <w:pPr>
+              <w:spacing w:after="240" w:before="240" w:lineRule="auto"/>
               <w:rPr/>
             </w:pPr>
             <w:r>
@@ -6126,6 +6249,7 @@
           </w:tcPr>
           <w:p>
             <w:pPr>
+              <w:spacing w:after="240" w:before="240" w:lineRule="auto"/>
               <w:rPr/>
             </w:pPr>
             <w:r>
@@ -6161,6 +6285,7 @@
           </w:tcPr>
           <w:p>
             <w:pPr>
+              <w:spacing w:after="240" w:before="240" w:lineRule="auto"/>
               <w:rPr/>
             </w:pPr>
             <w:r>
@@ -6189,6 +6314,7 @@
           </w:tcPr>
           <w:p>
             <w:pPr>
+              <w:spacing w:after="240" w:before="240" w:lineRule="auto"/>
               <w:rPr/>
             </w:pPr>
             <w:r>
@@ -6224,6 +6350,7 @@
           </w:tcPr>
           <w:p>
             <w:pPr>
+              <w:spacing w:after="240" w:before="240" w:lineRule="auto"/>
               <w:rPr/>
             </w:pPr>
             <w:r>
@@ -6252,6 +6379,7 @@
           </w:tcPr>
           <w:p>
             <w:pPr>
+              <w:spacing w:after="240" w:before="240" w:lineRule="auto"/>
               <w:rPr/>
             </w:pPr>
             <w:r>
@@ -6287,6 +6415,7 @@
           </w:tcPr>
           <w:p>
             <w:pPr>
+              <w:spacing w:after="240" w:before="240" w:lineRule="auto"/>
               <w:rPr/>
             </w:pPr>
             <w:r>
@@ -6315,6 +6444,7 @@
           </w:tcPr>
           <w:p>
             <w:pPr>
+              <w:spacing w:after="240" w:before="240" w:lineRule="auto"/>
               <w:rPr/>
             </w:pPr>
             <w:r>
@@ -6350,6 +6480,7 @@
           </w:tcPr>
           <w:p>
             <w:pPr>
+              <w:spacing w:after="240" w:before="240" w:lineRule="auto"/>
               <w:rPr/>
             </w:pPr>
             <w:r>
@@ -6378,6 +6509,7 @@
           </w:tcPr>
           <w:p>
             <w:pPr>
+              <w:spacing w:after="240" w:before="240" w:lineRule="auto"/>
               <w:rPr/>
             </w:pPr>
             <w:r>
@@ -6413,6 +6545,7 @@
           </w:tcPr>
           <w:p>
             <w:pPr>
+              <w:spacing w:after="240" w:before="240" w:lineRule="auto"/>
               <w:rPr/>
             </w:pPr>
             <w:r>
@@ -6441,6 +6574,7 @@
           </w:tcPr>
           <w:p>
             <w:pPr>
+              <w:spacing w:after="240" w:before="240" w:lineRule="auto"/>
               <w:rPr/>
             </w:pPr>
             <w:r>
@@ -6476,6 +6610,7 @@
           </w:tcPr>
           <w:p>
             <w:pPr>
+              <w:spacing w:after="240" w:before="240" w:lineRule="auto"/>
               <w:rPr/>
             </w:pPr>
             <w:r>
@@ -6504,6 +6639,7 @@
           </w:tcPr>
           <w:p>
             <w:pPr>
+              <w:spacing w:after="240" w:before="240" w:lineRule="auto"/>
               <w:rPr/>
             </w:pPr>
             <w:r>
@@ -6539,6 +6675,7 @@
           </w:tcPr>
           <w:p>
             <w:pPr>
+              <w:spacing w:after="240" w:before="240" w:lineRule="auto"/>
               <w:rPr/>
             </w:pPr>
             <w:r>
@@ -6567,6 +6704,7 @@
           </w:tcPr>
           <w:p>
             <w:pPr>
+              <w:spacing w:after="240" w:before="240" w:lineRule="auto"/>
               <w:rPr/>
             </w:pPr>
             <w:r>
@@ -6602,6 +6740,7 @@
           </w:tcPr>
           <w:p>
             <w:pPr>
+              <w:spacing w:after="240" w:before="240" w:lineRule="auto"/>
               <w:rPr/>
             </w:pPr>
             <w:r>
@@ -6630,6 +6769,7 @@
           </w:tcPr>
           <w:p>
             <w:pPr>
+              <w:spacing w:after="240" w:before="240" w:lineRule="auto"/>
               <w:rPr/>
             </w:pPr>
             <w:r>
@@ -6655,7 +6795,7 @@
           <w:szCs w:val="34"/>
         </w:rPr>
       </w:pPr>
-      <w:bookmarkStart w:colFirst="0" w:colLast="0" w:name="_4fz9onwn8hdh" w:id="38"/>
+      <w:bookmarkStart w:colFirst="0" w:colLast="0" w:name="_nv5flo16gtv1" w:id="38"/>
       <w:bookmarkEnd w:id="38"/>
       <w:r>
         <w:rPr>
@@ -6707,7 +6847,7 @@
           <w:szCs w:val="34"/>
         </w:rPr>
       </w:pPr>
-      <w:bookmarkStart w:colFirst="0" w:colLast="0" w:name="_ndw01hssrqub" w:id="39"/>
+      <w:bookmarkStart w:colFirst="0" w:colLast="0" w:name="_gjfxqacabanz" w:id="39"/>
       <w:bookmarkEnd w:id="39"/>
       <w:r>
         <w:rPr>
@@ -6773,7 +6913,7 @@
           <w:szCs w:val="34"/>
         </w:rPr>
       </w:pPr>
-      <w:bookmarkStart w:colFirst="0" w:colLast="0" w:name="_6yioo596pw4x" w:id="40"/>
+      <w:bookmarkStart w:colFirst="0" w:colLast="0" w:name="_6x61dnw9e7a" w:id="40"/>
       <w:bookmarkEnd w:id="40"/>
       <w:r>
         <w:rPr>
@@ -6840,7 +6980,7 @@
           <w:szCs w:val="34"/>
         </w:rPr>
       </w:pPr>
-      <w:bookmarkStart w:colFirst="0" w:colLast="0" w:name="_6n8ot1mo83q" w:id="41"/>
+      <w:bookmarkStart w:colFirst="0" w:colLast="0" w:name="_scac3a8djw8t" w:id="41"/>
       <w:bookmarkEnd w:id="41"/>
       <w:r>
         <w:rPr>
@@ -6878,7 +7018,7 @@
           <w:szCs w:val="34"/>
         </w:rPr>
       </w:pPr>
-      <w:bookmarkStart w:colFirst="0" w:colLast="0" w:name="_pwab3d5hcamn" w:id="42"/>
+      <w:bookmarkStart w:colFirst="0" w:colLast="0" w:name="_933zi876nrra" w:id="42"/>
       <w:bookmarkEnd w:id="42"/>
       <w:r>
         <w:rPr>
@@ -6916,7 +7056,7 @@
           <w:szCs w:val="34"/>
         </w:rPr>
       </w:pPr>
-      <w:bookmarkStart w:colFirst="0" w:colLast="0" w:name="_w3d2rorvr4be" w:id="43"/>
+      <w:bookmarkStart w:colFirst="0" w:colLast="0" w:name="_jbp014orks4q" w:id="43"/>
       <w:bookmarkEnd w:id="43"/>
       <w:r>
         <w:rPr>
@@ -6979,6 +7119,7 @@
           </w:tcPr>
           <w:p>
             <w:pPr>
+              <w:spacing w:after="240" w:before="240" w:lineRule="auto"/>
               <w:jc w:val="center"/>
               <w:rPr/>
             </w:pPr>
@@ -7015,6 +7156,7 @@
           </w:tcPr>
           <w:p>
             <w:pPr>
+              <w:spacing w:after="240" w:before="240" w:lineRule="auto"/>
               <w:jc w:val="center"/>
               <w:rPr/>
             </w:pPr>
@@ -7058,6 +7200,7 @@
           </w:tcPr>
           <w:p>
             <w:pPr>
+              <w:spacing w:after="240" w:before="240" w:lineRule="auto"/>
               <w:rPr/>
             </w:pPr>
             <w:r>
@@ -7086,6 +7229,7 @@
           </w:tcPr>
           <w:p>
             <w:pPr>
+              <w:spacing w:after="240" w:before="240" w:lineRule="auto"/>
               <w:rPr/>
             </w:pPr>
             <w:r>
@@ -7121,6 +7265,7 @@
           </w:tcPr>
           <w:p>
             <w:pPr>
+              <w:spacing w:after="240" w:before="240" w:lineRule="auto"/>
               <w:rPr/>
             </w:pPr>
             <w:r>
@@ -7149,6 +7294,7 @@
           </w:tcPr>
           <w:p>
             <w:pPr>
+              <w:spacing w:after="240" w:before="240" w:lineRule="auto"/>
               <w:rPr/>
             </w:pPr>
             <w:r>
@@ -7184,6 +7330,7 @@
           </w:tcPr>
           <w:p>
             <w:pPr>
+              <w:spacing w:after="240" w:before="240" w:lineRule="auto"/>
               <w:rPr/>
             </w:pPr>
             <w:r>
@@ -7212,6 +7359,7 @@
           </w:tcPr>
           <w:p>
             <w:pPr>
+              <w:spacing w:after="240" w:before="240" w:lineRule="auto"/>
               <w:rPr/>
             </w:pPr>
             <w:r>
@@ -7247,6 +7395,7 @@
           </w:tcPr>
           <w:p>
             <w:pPr>
+              <w:spacing w:after="240" w:before="240" w:lineRule="auto"/>
               <w:rPr/>
             </w:pPr>
             <w:r>
@@ -7275,6 +7424,7 @@
           </w:tcPr>
           <w:p>
             <w:pPr>
+              <w:spacing w:after="240" w:before="240" w:lineRule="auto"/>
               <w:rPr/>
             </w:pPr>
             <w:r>
@@ -7310,6 +7460,7 @@
           </w:tcPr>
           <w:p>
             <w:pPr>
+              <w:spacing w:after="240" w:before="240" w:lineRule="auto"/>
               <w:rPr/>
             </w:pPr>
             <w:r>
@@ -7338,6 +7489,7 @@
           </w:tcPr>
           <w:p>
             <w:pPr>
+              <w:spacing w:after="240" w:before="240" w:lineRule="auto"/>
               <w:rPr/>
             </w:pPr>
             <w:r>
@@ -7373,6 +7525,7 @@
           </w:tcPr>
           <w:p>
             <w:pPr>
+              <w:spacing w:after="240" w:before="240" w:lineRule="auto"/>
               <w:rPr/>
             </w:pPr>
             <w:r>
@@ -7401,6 +7554,7 @@
           </w:tcPr>
           <w:p>
             <w:pPr>
+              <w:spacing w:after="240" w:before="240" w:lineRule="auto"/>
               <w:rPr/>
             </w:pPr>
             <w:r>
@@ -7436,6 +7590,7 @@
           </w:tcPr>
           <w:p>
             <w:pPr>
+              <w:spacing w:after="240" w:before="240" w:lineRule="auto"/>
               <w:rPr/>
             </w:pPr>
             <w:r>
@@ -7464,6 +7619,7 @@
           </w:tcPr>
           <w:p>
             <w:pPr>
+              <w:spacing w:after="240" w:before="240" w:lineRule="auto"/>
               <w:rPr/>
             </w:pPr>
             <w:r>
@@ -7496,7 +7652,7 @@
           <w:szCs w:val="34"/>
         </w:rPr>
       </w:pPr>
-      <w:bookmarkStart w:colFirst="0" w:colLast="0" w:name="_26rqvy6sskrr" w:id="44"/>
+      <w:bookmarkStart w:colFirst="0" w:colLast="0" w:name="_ppz6tipunchn" w:id="44"/>
       <w:bookmarkEnd w:id="44"/>
       <w:r>
         <w:rPr>
@@ -7590,6 +7746,17 @@
           <w:rtl w:val="0"/>
         </w:rPr>
         <w:t xml:space="preserve"> eski akışa dokunan smoke senaryoları yeniden noktalanır, silinmez · Prospect kaydı yeni alanlar kazanır · Customer kaydı koltuk fiyatı kazanır · kayıt şeması bir sürüm artar; eski davranış sessizce taklit edilmez.</w:t>
+      </w:r>
+    </w:p>
+    <w:p>
+      <w:pPr>
+        <w:spacing w:after="240" w:before="240" w:lineRule="auto"/>
+        <w:rPr/>
+      </w:pPr>
+      <w:r>
+        <w:rPr>
+          <w:rtl w:val="0"/>
+        </w:rPr>
       </w:r>
     </w:p>
     <w:p>
@@ -7726,8 +7893,8 @@
   <w:abstractNum w:abstractNumId="2">
     <w:lvl w:ilvl="0">
       <w:start w:val="1"/>
-      <w:numFmt w:val="bullet"/>
-      <w:lvlText w:val="●"/>
+      <w:numFmt w:val="decimal"/>
+      <w:lvlText w:val="%1."/>
       <w:lvlJc w:val="left"/>
       <w:pPr>
         <w:ind w:left="720" w:hanging="360"/>
@@ -7738,8 +7905,8 @@
     </w:lvl>
     <w:lvl w:ilvl="1">
       <w:start w:val="1"/>
-      <w:numFmt w:val="bullet"/>
-      <w:lvlText w:val="○"/>
+      <w:numFmt w:val="lowerLetter"/>
+      <w:lvlText w:val="%2."/>
       <w:lvlJc w:val="left"/>
       <w:pPr>
         <w:ind w:left="1440" w:hanging="360"/>
@@ -7750,8 +7917,8 @@
     </w:lvl>
     <w:lvl w:ilvl="2">
       <w:start w:val="1"/>
-      <w:numFmt w:val="bullet"/>
-      <w:lvlText w:val="■"/>
+      <w:numFmt w:val="lowerRoman"/>
+      <w:lvlText w:val="%3."/>
       <w:lvlJc w:val="left"/>
       <w:pPr>
         <w:ind w:left="2160" w:hanging="360"/>
@@ -7762,8 +7929,8 @@
     </w:lvl>
     <w:lvl w:ilvl="3">
       <w:start w:val="1"/>
-      <w:numFmt w:val="bullet"/>
-      <w:lvlText w:val="●"/>
+      <w:numFmt w:val="decimal"/>
+      <w:lvlText w:val="%4."/>
       <w:lvlJc w:val="left"/>
       <w:pPr>
         <w:ind w:left="2880" w:hanging="360"/>
@@ -7774,8 +7941,8 @@
     </w:lvl>
     <w:lvl w:ilvl="4">
       <w:start w:val="1"/>
-      <w:numFmt w:val="bullet"/>
-      <w:lvlText w:val="○"/>
+      <w:numFmt w:val="lowerLetter"/>
+      <w:lvlText w:val="%5."/>
       <w:lvlJc w:val="left"/>
       <w:pPr>
         <w:ind w:left="3600" w:hanging="360"/>
@@ -7786,8 +7953,8 @@
     </w:lvl>
     <w:lvl w:ilvl="5">
       <w:start w:val="1"/>
-      <w:numFmt w:val="bullet"/>
-      <w:lvlText w:val="■"/>
+      <w:numFmt w:val="lowerRoman"/>
+      <w:lvlText w:val="%6."/>
       <w:lvlJc w:val="left"/>
       <w:pPr>
         <w:ind w:left="4320" w:hanging="360"/>
@@ -7798,8 +7965,8 @@
     </w:lvl>
     <w:lvl w:ilvl="6">
       <w:start w:val="1"/>
-      <w:numFmt w:val="bullet"/>
-      <w:lvlText w:val="●"/>
+      <w:numFmt w:val="decimal"/>
+      <w:lvlText w:val="%7."/>
       <w:lvlJc w:val="left"/>
       <w:pPr>
         <w:ind w:left="5040" w:hanging="360"/>
@@ -7810,8 +7977,8 @@
     </w:lvl>
     <w:lvl w:ilvl="7">
       <w:start w:val="1"/>
-      <w:numFmt w:val="bullet"/>
-      <w:lvlText w:val="○"/>
+      <w:numFmt w:val="lowerLetter"/>
+      <w:lvlText w:val="%8."/>
       <w:lvlJc w:val="left"/>
       <w:pPr>
         <w:ind w:left="5760" w:hanging="360"/>
@@ -7822,8 +7989,8 @@
     </w:lvl>
     <w:lvl w:ilvl="8">
       <w:start w:val="1"/>
-      <w:numFmt w:val="bullet"/>
-      <w:lvlText w:val="■"/>
+      <w:numFmt w:val="lowerRoman"/>
+      <w:lvlText w:val="%9."/>
       <w:lvlJc w:val="left"/>
       <w:pPr>
         <w:ind w:left="6480" w:hanging="360"/>
@@ -7836,8 +8003,8 @@
   <w:abstractNum w:abstractNumId="3">
     <w:lvl w:ilvl="0">
       <w:start w:val="1"/>
-      <w:numFmt w:val="decimal"/>
-      <w:lvlText w:val="%1."/>
+      <w:numFmt w:val="bullet"/>
+      <w:lvlText w:val="●"/>
       <w:lvlJc w:val="left"/>
       <w:pPr>
         <w:ind w:left="720" w:hanging="360"/>
@@ -7848,8 +8015,8 @@
     </w:lvl>
     <w:lvl w:ilvl="1">
       <w:start w:val="1"/>
-      <w:numFmt w:val="lowerLetter"/>
-      <w:lvlText w:val="%2."/>
+      <w:numFmt w:val="bullet"/>
+      <w:lvlText w:val="○"/>
       <w:lvlJc w:val="left"/>
       <w:pPr>
         <w:ind w:left="1440" w:hanging="360"/>
@@ -7860,8 +8027,8 @@
     </w:lvl>
     <w:lvl w:ilvl="2">
       <w:start w:val="1"/>
-      <w:numFmt w:val="lowerRoman"/>
-      <w:lvlText w:val="%3."/>
+      <w:numFmt w:val="bullet"/>
+      <w:lvlText w:val="■"/>
       <w:lvlJc w:val="left"/>
       <w:pPr>
         <w:ind w:left="2160" w:hanging="360"/>
@@ -7872,8 +8039,8 @@
     </w:lvl>
     <w:lvl w:ilvl="3">
       <w:start w:val="1"/>
-      <w:numFmt w:val="decimal"/>
-      <w:lvlText w:val="%4."/>
+      <w:numFmt w:val="bullet"/>
+      <w:lvlText w:val="●"/>
       <w:lvlJc w:val="left"/>
       <w:pPr>
         <w:ind w:left="2880" w:hanging="360"/>
@@ -7884,8 +8051,8 @@
     </w:lvl>
     <w:lvl w:ilvl="4">
       <w:start w:val="1"/>
-      <w:numFmt w:val="lowerLetter"/>
-      <w:lvlText w:val="%5."/>
+      <w:numFmt w:val="bullet"/>
+      <w:lvlText w:val="○"/>
       <w:lvlJc w:val="left"/>
       <w:pPr>
         <w:ind w:left="3600" w:hanging="360"/>
@@ -7896,8 +8063,8 @@
     </w:lvl>
     <w:lvl w:ilvl="5">
       <w:start w:val="1"/>
-      <w:numFmt w:val="lowerRoman"/>
-      <w:lvlText w:val="%6."/>
+      <w:numFmt w:val="bullet"/>
+      <w:lvlText w:val="■"/>
       <w:lvlJc w:val="left"/>
       <w:pPr>
         <w:ind w:left="4320" w:hanging="360"/>
@@ -7908,8 +8075,8 @@
     </w:lvl>
     <w:lvl w:ilvl="6">
       <w:start w:val="1"/>
-      <w:numFmt w:val="decimal"/>
-      <w:lvlText w:val="%7."/>
+      <w:numFmt w:val="bullet"/>
+      <w:lvlText w:val="●"/>
       <w:lvlJc w:val="left"/>
       <w:pPr>
         <w:ind w:left="5040" w:hanging="360"/>
@@ -7920,8 +8087,8 @@
     </w:lvl>
     <w:lvl w:ilvl="7">
       <w:start w:val="1"/>
-      <w:numFmt w:val="lowerLetter"/>
-      <w:lvlText w:val="%8."/>
+      <w:numFmt w:val="bullet"/>
+      <w:lvlText w:val="○"/>
       <w:lvlJc w:val="left"/>
       <w:pPr>
         <w:ind w:left="5760" w:hanging="360"/>
@@ -7932,8 +8099,8 @@
     </w:lvl>
     <w:lvl w:ilvl="8">
       <w:start w:val="1"/>
-      <w:numFmt w:val="lowerRoman"/>
-      <w:lvlText w:val="%9."/>
+      <w:numFmt w:val="bullet"/>
+      <w:lvlText w:val="■"/>
       <w:lvlJc w:val="left"/>
       <w:pPr>
         <w:ind w:left="6480" w:hanging="360"/>
@@ -8716,8 +8883,8 @@
   <w:abstractNum w:abstractNumId="11">
     <w:lvl w:ilvl="0">
       <w:start w:val="1"/>
-      <w:numFmt w:val="decimal"/>
-      <w:lvlText w:val="%1."/>
+      <w:numFmt w:val="bullet"/>
+      <w:lvlText w:val="●"/>
       <w:lvlJc w:val="left"/>
       <w:pPr>
         <w:ind w:left="720" w:hanging="360"/>
@@ -8728,8 +8895,8 @@
     </w:lvl>
     <w:lvl w:ilvl="1">
       <w:start w:val="1"/>
-      <w:numFmt w:val="lowerLetter"/>
-      <w:lvlText w:val="%2."/>
+      <w:numFmt w:val="bullet"/>
+      <w:lvlText w:val="○"/>
       <w:lvlJc w:val="left"/>
       <w:pPr>
         <w:ind w:left="1440" w:hanging="360"/>
@@ -8740,8 +8907,8 @@
     </w:lvl>
     <w:lvl w:ilvl="2">
       <w:start w:val="1"/>
-      <w:numFmt w:val="lowerRoman"/>
-      <w:lvlText w:val="%3."/>
+      <w:numFmt w:val="bullet"/>
+      <w:lvlText w:val="■"/>
       <w:lvlJc w:val="left"/>
       <w:pPr>
         <w:ind w:left="2160" w:hanging="360"/>
@@ -8752,8 +8919,8 @@
     </w:lvl>
     <w:lvl w:ilvl="3">
       <w:start w:val="1"/>
-      <w:numFmt w:val="decimal"/>
-      <w:lvlText w:val="%4."/>
+      <w:numFmt w:val="bullet"/>
+      <w:lvlText w:val="●"/>
       <w:lvlJc w:val="left"/>
       <w:pPr>
         <w:ind w:left="2880" w:hanging="360"/>
@@ -8764,8 +8931,8 @@
     </w:lvl>
     <w:lvl w:ilvl="4">
       <w:start w:val="1"/>
-      <w:numFmt w:val="lowerLetter"/>
-      <w:lvlText w:val="%5."/>
+      <w:numFmt w:val="bullet"/>
+      <w:lvlText w:val="○"/>
       <w:lvlJc w:val="left"/>
       <w:pPr>
         <w:ind w:left="3600" w:hanging="360"/>
@@ -8776,8 +8943,8 @@
     </w:lvl>
     <w:lvl w:ilvl="5">
       <w:start w:val="1"/>
-      <w:numFmt w:val="lowerRoman"/>
-      <w:lvlText w:val="%6."/>
+      <w:numFmt w:val="bullet"/>
+      <w:lvlText w:val="■"/>
       <w:lvlJc w:val="left"/>
       <w:pPr>
         <w:ind w:left="4320" w:hanging="360"/>
@@ -8788,8 +8955,8 @@
     </w:lvl>
     <w:lvl w:ilvl="6">
       <w:start w:val="1"/>
-      <w:numFmt w:val="decimal"/>
-      <w:lvlText w:val="%7."/>
+      <w:numFmt w:val="bullet"/>
+      <w:lvlText w:val="●"/>
       <w:lvlJc w:val="left"/>
       <w:pPr>
         <w:ind w:left="5040" w:hanging="360"/>
@@ -8800,8 +8967,8 @@
     </w:lvl>
     <w:lvl w:ilvl="7">
       <w:start w:val="1"/>
-      <w:numFmt w:val="lowerLetter"/>
-      <w:lvlText w:val="%8."/>
+      <w:numFmt w:val="bullet"/>
+      <w:lvlText w:val="○"/>
       <w:lvlJc w:val="left"/>
       <w:pPr>
         <w:ind w:left="5760" w:hanging="360"/>
@@ -8812,8 +8979,8 @@
     </w:lvl>
     <w:lvl w:ilvl="8">
       <w:start w:val="1"/>
-      <w:numFmt w:val="lowerRoman"/>
-      <w:lvlText w:val="%9."/>
+      <w:numFmt w:val="bullet"/>
+      <w:lvlText w:val="■"/>
       <w:lvlJc w:val="left"/>
       <w:pPr>
         <w:ind w:left="6480" w:hanging="360"/>
@@ -8936,8 +9103,8 @@
   <w:abstractNum w:abstractNumId="13">
     <w:lvl w:ilvl="0">
       <w:start w:val="1"/>
-      <w:numFmt w:val="bullet"/>
-      <w:lvlText w:val="●"/>
+      <w:numFmt w:val="decimal"/>
+      <w:lvlText w:val="%1."/>
       <w:lvlJc w:val="left"/>
       <w:pPr>
         <w:ind w:left="720" w:hanging="360"/>
@@ -8948,8 +9115,8 @@
     </w:lvl>
     <w:lvl w:ilvl="1">
       <w:start w:val="1"/>
-      <w:numFmt w:val="bullet"/>
-      <w:lvlText w:val="○"/>
+      <w:numFmt w:val="lowerLetter"/>
+      <w:lvlText w:val="%2."/>
       <w:lvlJc w:val="left"/>
       <w:pPr>
         <w:ind w:left="1440" w:hanging="360"/>
@@ -8960,8 +9127,8 @@
     </w:lvl>
     <w:lvl w:ilvl="2">
       <w:start w:val="1"/>
-      <w:numFmt w:val="bullet"/>
-      <w:lvlText w:val="■"/>
+      <w:numFmt w:val="lowerRoman"/>
+      <w:lvlText w:val="%3."/>
       <w:lvlJc w:val="left"/>
       <w:pPr>
         <w:ind w:left="2160" w:hanging="360"/>
@@ -8972,8 +9139,8 @@
     </w:lvl>
     <w:lvl w:ilvl="3">
       <w:start w:val="1"/>
-      <w:numFmt w:val="bullet"/>
-      <w:lvlText w:val="●"/>
+      <w:numFmt w:val="decimal"/>
+      <w:lvlText w:val="%4."/>
       <w:lvlJc w:val="left"/>
       <w:pPr>
         <w:ind w:left="2880" w:hanging="360"/>
@@ -8984,8 +9151,8 @@
     </w:lvl>
     <w:lvl w:ilvl="4">
       <w:start w:val="1"/>
-      <w:numFmt w:val="bullet"/>
-      <w:lvlText w:val="○"/>
+      <w:numFmt w:val="lowerLetter"/>
+      <w:lvlText w:val="%5."/>
       <w:lvlJc w:val="left"/>
       <w:pPr>
         <w:ind w:left="3600" w:hanging="360"/>
@@ -8996,8 +9163,8 @@
     </w:lvl>
     <w:lvl w:ilvl="5">
       <w:start w:val="1"/>
-      <w:numFmt w:val="bullet"/>
-      <w:lvlText w:val="■"/>
+      <w:numFmt w:val="lowerRoman"/>
+      <w:lvlText w:val="%6."/>
       <w:lvlJc w:val="left"/>
       <w:pPr>
         <w:ind w:left="4320" w:hanging="360"/>
@@ -9008,8 +9175,8 @@
     </w:lvl>
     <w:lvl w:ilvl="6">
       <w:start w:val="1"/>
-      <w:numFmt w:val="bullet"/>
-      <w:lvlText w:val="●"/>
+      <w:numFmt w:val="decimal"/>
+      <w:lvlText w:val="%7."/>
       <w:lvlJc w:val="left"/>
       <w:pPr>
         <w:ind w:left="5040" w:hanging="360"/>
@@ -9020,8 +9187,8 @@
     </w:lvl>
     <w:lvl w:ilvl="7">
       <w:start w:val="1"/>
-      <w:numFmt w:val="bullet"/>
-      <w:lvlText w:val="○"/>
+      <w:numFmt w:val="lowerLetter"/>
+      <w:lvlText w:val="%8."/>
       <w:lvlJc w:val="left"/>
       <w:pPr>
         <w:ind w:left="5760" w:hanging="360"/>
@@ -9032,8 +9199,8 @@
     </w:lvl>
     <w:lvl w:ilvl="8">
       <w:start w:val="1"/>
-      <w:numFmt w:val="bullet"/>
-      <w:lvlText w:val="■"/>
+      <w:numFmt w:val="lowerRoman"/>
+      <w:lvlText w:val="%9."/>
       <w:lvlJc w:val="left"/>
       <w:pPr>
         <w:ind w:left="6480" w:hanging="360"/>

--- a/project-unicorn/GDDs/GDD — SATIŞ MODÜLÜ (rev 6 · İNŞA SÜRÜMÜ).docx
+++ b/project-unicorn/GDDs/GDD — SATIŞ MODÜLÜ (rev 6 · İNŞA SÜRÜMÜ).docx
@@ -6817,7 +6817,7 @@
         <w:rPr>
           <w:rtl w:val="0"/>
         </w:rPr>
-        <w:t xml:space="preserve">Boru hattı (lead: kimlik, yıldız, arketip, geliş günü, kalan süre, yönlendirme) · temsilci işleme (kim, lead, gün, başladığı kadran) · band tavanı (temsilci başına) · günlük toplantı hakkı · kadran konumu · bekleyen fiyat-kırma kartı · açık pitch sözü · hesap hafızası (kayıp nedenleri + kütük, kırılan sözler, hakaret, imza indirimi izleri, dönüş kilitleri) · hesap başına koltuk fiyatı · haftalık özet sayaçları · kullanılan isimler · içerik tekrar hafızası · iç ses bütçesi sayacı. </w:t>
+        <w:t xml:space="preserve">Boru hattı (lead: kimlik, yıldız, arketip, geliş günü, kalan süre, yönlendirme) · temsilci işleme (kim, lead, gün, başladığı kadran) · band tavanı (temsilci başına) · günlük toplantı hakkı · kadran konumu · bekleyen fiyat-kırma kartı · açık pitch sözü · hesap hafızası (kayıp nedenleri + kütük, kırılan sözler, hakaret, imza indirimi izleri, dönüş kilitleri) · hesap başına koltuk fiyatı · haftalık özet sayaçları · kullanılan isimler · içerik tekrar hafızası · iç ses bütçesi sayacı · koşunun ilk 3★ hesabı (§7.3 haber değeri; churn onu defterden siler, koşudan silmez). </w:t>
       </w:r>
       <w:r>
         <w:rPr>

--- a/project-unicorn/GDDs/GDD — SATIŞ MODÜLÜ (rev 6 · İNŞA SÜRÜMÜ).docx
+++ b/project-unicorn/GDDs/GDD — SATIŞ MODÜLÜ (rev 6 · İNŞA SÜRÜMÜ).docx
@@ -6817,7 +6817,7 @@
         <w:rPr>
           <w:rtl w:val="0"/>
         </w:rPr>
-        <w:t xml:space="preserve">Boru hattı (lead: kimlik, yıldız, arketip, geliş günü, kalan süre, yönlendirme) · temsilci işleme (kim, lead, gün, başladığı kadran) · band tavanı (temsilci başına) · günlük toplantı hakkı · kadran konumu · bekleyen fiyat-kırma kartı · açık pitch sözü · hesap hafızası (kayıp nedenleri + kütük, kırılan sözler, hakaret, imza indirimi izleri, dönüş kilitleri) · hesap başına koltuk fiyatı · haftalık özet sayaçları · kullanılan isimler · içerik tekrar hafızası · iç ses bütçesi sayacı · koşunun ilk 3★ hesabı (§7.3 haber değeri; churn onu defterden siler, koşudan silmez). </w:t>
+        <w:t xml:space="preserve">Boru hattı (lead: kimlik, yıldız, arketip, geliş günü, kalan süre, yönlendirme) · temsilci işleme (kim, lead, gün, başladığı kadran) · band tavanı (temsilci başına) · günlük toplantı hakkı · kadran konumu · bekleyen fiyat-kırma kartı · açık pitch sözü · hesap hafızası (kayıp nedenleri + kütük, kırılan sözler, hakaret, imza indirimi izleri, dönüş kilitleri) · hesap başına koltuk fiyatı · haftalık özet sayaçları · kullanılan isimler · içerik tekrar hafızası · iç ses bütçesi sayacı. </w:t>
       </w:r>
       <w:r>
         <w:rPr>
